--- a/report/TB1_1ACC0184_2026-20_u202412921_Kobashigawa_u202411627_Pareja_u20241c998_Riveros.docx
+++ b/report/TB1_1ACC0184_2026-20_u202412921_Kobashigawa_u202411627_Pareja_u20241c998_Riveros.docx
@@ -2608,23 +2608,7 @@
           <w:i/>
           <w:iCs/>
         </w:rPr>
-        <w:t>FactorTr</w:t>
-      </w:r>
-      <w:r>
-        <w:rPr>
-          <w:rFonts w:ascii="Times New Roman" w:eastAsia="Times New Roman" w:hAnsi="Times New Roman" w:cs="Times New Roman"/>
-          <w:i/>
-          <w:iCs/>
-        </w:rPr>
-        <w:t>á</w:t>
-      </w:r>
-      <w:r>
-        <w:rPr>
-          <w:rFonts w:ascii="Times New Roman" w:eastAsia="Times New Roman" w:hAnsi="Times New Roman" w:cs="Times New Roman"/>
-          <w:i/>
-          <w:iCs/>
-        </w:rPr>
-        <w:t>fico</w:t>
+        <w:t>FactorTráfico</w:t>
       </w:r>
       <w:proofErr w:type="spellEnd"/>
       <w:r>
@@ -2851,9 +2835,15 @@
         <w:rPr>
           <w:rFonts w:ascii="Times New Roman" w:hAnsi="Times New Roman" w:cs="Times New Roman"/>
         </w:rPr>
-        <w:t>Waze.</w:t>
+        <w:t>Waze</w:t>
       </w:r>
       <w:proofErr w:type="spellEnd"/>
+      <w:r>
+        <w:rPr>
+          <w:rFonts w:ascii="Times New Roman" w:hAnsi="Times New Roman" w:cs="Times New Roman"/>
+        </w:rPr>
+        <w:t>.</w:t>
+      </w:r>
     </w:p>
     <w:p>
       <w:pPr>
@@ -3247,7 +3237,7 @@
     </w:p>
     <w:p>
       <w:pPr>
-        <w:ind w:left="-5" w:right="14"/>
+        <w:ind w:left="720" w:right="14" w:hanging="720"/>
         <w:rPr>
           <w:rFonts w:ascii="Times New Roman" w:hAnsi="Times New Roman" w:cs="Times New Roman"/>
           <w:lang w:val="en-US"/>
@@ -3311,12 +3301,29 @@
           <w:rFonts w:ascii="Times New Roman" w:hAnsi="Times New Roman" w:cs="Times New Roman"/>
           <w:lang w:val="en-US"/>
         </w:rPr>
-        <w:t>(1), 1–15. https://doi.org/10.1016/j.ejor.2024.06.016</w:t>
-      </w:r>
-    </w:p>
-    <w:p>
-      <w:pPr>
-        <w:ind w:left="-5" w:right="14"/>
+        <w:t xml:space="preserve">(1), 1–15. </w:t>
+      </w:r>
+      <w:hyperlink r:id="rId11" w:history="1">
+        <w:r>
+          <w:rPr>
+            <w:rStyle w:val="Hyperlink"/>
+            <w:rFonts w:ascii="Times New Roman" w:hAnsi="Times New Roman" w:cs="Times New Roman"/>
+            <w:lang w:val="en-US"/>
+          </w:rPr>
+          <w:t>https://doi.org/10.1016/j.ejor.2024.06.016</w:t>
+        </w:r>
+      </w:hyperlink>
+      <w:r>
+        <w:rPr>
+          <w:rFonts w:ascii="Times New Roman" w:hAnsi="Times New Roman" w:cs="Times New Roman"/>
+          <w:lang w:val="en-US"/>
+        </w:rPr>
+        <w:t xml:space="preserve"> </w:t>
+      </w:r>
+    </w:p>
+    <w:p>
+      <w:pPr>
+        <w:ind w:left="720" w:right="14" w:hanging="720"/>
         <w:rPr>
           <w:rFonts w:ascii="Times New Roman" w:hAnsi="Times New Roman" w:cs="Times New Roman"/>
           <w:lang w:val="es-PE"/>
@@ -3387,12 +3394,29 @@
           <w:rFonts w:ascii="Times New Roman" w:hAnsi="Times New Roman" w:cs="Times New Roman"/>
           <w:lang w:val="es-PE"/>
         </w:rPr>
-        <w:t>. https://hdl.handle.net/20.500.14439/4858</w:t>
-      </w:r>
-    </w:p>
-    <w:p>
-      <w:pPr>
-        <w:ind w:left="-5" w:right="14"/>
+        <w:t xml:space="preserve">. </w:t>
+      </w:r>
+      <w:hyperlink r:id="rId12" w:history="1">
+        <w:r>
+          <w:rPr>
+            <w:rStyle w:val="Hyperlink"/>
+            <w:rFonts w:ascii="Times New Roman" w:hAnsi="Times New Roman" w:cs="Times New Roman"/>
+            <w:lang w:val="es-PE"/>
+          </w:rPr>
+          <w:t>https://hdl.handle.net/20.500.14439/4858</w:t>
+        </w:r>
+      </w:hyperlink>
+      <w:r>
+        <w:rPr>
+          <w:rFonts w:ascii="Times New Roman" w:hAnsi="Times New Roman" w:cs="Times New Roman"/>
+          <w:lang w:val="es-PE"/>
+        </w:rPr>
+        <w:t xml:space="preserve"> </w:t>
+      </w:r>
+    </w:p>
+    <w:p>
+      <w:pPr>
+        <w:ind w:left="720" w:right="14" w:hanging="720"/>
         <w:rPr>
           <w:rFonts w:ascii="Times New Roman" w:hAnsi="Times New Roman" w:cs="Times New Roman"/>
           <w:lang w:val="en-US"/>
@@ -3448,7 +3472,7 @@
     </w:p>
     <w:p>
       <w:pPr>
-        <w:ind w:left="-5" w:right="14"/>
+        <w:ind w:left="720" w:right="14" w:hanging="720"/>
         <w:rPr>
           <w:rFonts w:ascii="Times New Roman" w:hAnsi="Times New Roman" w:cs="Times New Roman"/>
           <w:lang w:val="en-US"/>
@@ -3514,12 +3538,29 @@
           <w:rFonts w:ascii="Times New Roman" w:hAnsi="Times New Roman" w:cs="Times New Roman"/>
           <w:lang w:val="en-US"/>
         </w:rPr>
-        <w:t>(3), 429–440. https://doi.org/10.15421/112139</w:t>
-      </w:r>
-    </w:p>
-    <w:p>
-      <w:pPr>
-        <w:ind w:left="-5" w:right="14"/>
+        <w:t xml:space="preserve">(3), 429–440. </w:t>
+      </w:r>
+      <w:hyperlink r:id="rId13" w:history="1">
+        <w:r>
+          <w:rPr>
+            <w:rStyle w:val="Hyperlink"/>
+            <w:rFonts w:ascii="Times New Roman" w:hAnsi="Times New Roman" w:cs="Times New Roman"/>
+            <w:lang w:val="en-US"/>
+          </w:rPr>
+          <w:t>https://doi.org/10.15421/112139</w:t>
+        </w:r>
+      </w:hyperlink>
+      <w:r>
+        <w:rPr>
+          <w:rFonts w:ascii="Times New Roman" w:hAnsi="Times New Roman" w:cs="Times New Roman"/>
+          <w:lang w:val="en-US"/>
+        </w:rPr>
+        <w:t xml:space="preserve"> </w:t>
+      </w:r>
+    </w:p>
+    <w:p>
+      <w:pPr>
+        <w:ind w:left="720" w:right="14" w:hanging="720"/>
         <w:rPr>
           <w:rFonts w:ascii="Times New Roman" w:hAnsi="Times New Roman" w:cs="Times New Roman"/>
           <w:lang w:val="en-US"/>
@@ -3545,19 +3586,36 @@
           <w:rFonts w:ascii="Times New Roman" w:hAnsi="Times New Roman" w:cs="Times New Roman"/>
           <w:lang w:val="en-US"/>
         </w:rPr>
-        <w:t>. TomTom Traffic Index. https://www.tomtom.com/trafficindex/city/barcelona/</w:t>
-      </w:r>
-    </w:p>
-    <w:p>
-      <w:pPr>
+        <w:t xml:space="preserve">. TomTom Traffic Index. </w:t>
+      </w:r>
+      <w:hyperlink r:id="rId14" w:history="1">
+        <w:r>
+          <w:rPr>
+            <w:rStyle w:val="Hyperlink"/>
+            <w:rFonts w:ascii="Times New Roman" w:hAnsi="Times New Roman" w:cs="Times New Roman"/>
+            <w:lang w:val="en-US"/>
+          </w:rPr>
+          <w:t>https://www.tomtom.com/trafficindex/city/barcelona/</w:t>
+        </w:r>
+      </w:hyperlink>
+      <w:r>
         <w:rPr>
           <w:rFonts w:ascii="Times New Roman" w:hAnsi="Times New Roman" w:cs="Times New Roman"/>
           <w:lang w:val="en-US"/>
         </w:rPr>
+        <w:t xml:space="preserve"> </w:t>
+      </w:r>
+    </w:p>
+    <w:p>
+      <w:pPr>
+        <w:rPr>
+          <w:rFonts w:ascii="Times New Roman" w:hAnsi="Times New Roman" w:cs="Times New Roman"/>
+          <w:lang w:val="en-US"/>
+        </w:rPr>
       </w:pPr>
     </w:p>
     <w:sectPr>
-      <w:headerReference w:type="default" r:id="rId11"/>
+      <w:headerReference w:type="default" r:id="rId15"/>
       <w:pgSz w:w="11909" w:h="16834" w:code="9"/>
       <w:pgMar w:top="1440" w:right="1440" w:bottom="1440" w:left="1440" w:header="720" w:footer="720" w:gutter="0"/>
       <w:pgNumType w:start="1"/>
@@ -6288,6 +6346,18 @@
       <w:color w:val="666666"/>
     </w:rPr>
   </w:style>
+  <w:style w:type="character" w:styleId="UnresolvedMention">
+    <w:name w:val="Unresolved Mention"/>
+    <w:basedOn w:val="DefaultParagraphFont"/>
+    <w:uiPriority w:val="99"/>
+    <w:semiHidden/>
+    <w:unhideWhenUsed/>
+    <w:rsid w:val="005839C8"/>
+    <w:rPr>
+      <w:color w:val="605E5C"/>
+      <w:shd w:val="clear" w:color="auto" w:fill="E1DFDD"/>
+    </w:rPr>
+  </w:style>
 </w:styles>
 </file>
 

--- a/report/TB1_1ACC0184_2026-20_u202412921_Kobashigawa_u202411627_Pareja_u20241c998_Riveros.docx
+++ b/report/TB1_1ACC0184_2026-20_u202412921_Kobashigawa_u202411627_Pareja_u20241c998_Riveros.docx
@@ -1006,7 +1006,7 @@
                 <w:noProof/>
                 <w:webHidden/>
               </w:rPr>
-              <w:t>4</w:t>
+              <w:t>3</w:t>
             </w:r>
             <w:r>
               <w:rPr>
@@ -1194,7 +1194,7 @@
                 <w:noProof/>
                 <w:webHidden/>
               </w:rPr>
-              <w:t>5</w:t>
+              <w:t>6</w:t>
             </w:r>
             <w:r>
               <w:rPr>
@@ -1585,35 +1585,81 @@
         <w:rPr>
           <w:rFonts w:ascii="Times New Roman" w:eastAsia="Times New Roman" w:hAnsi="Times New Roman" w:cs="Times New Roman"/>
         </w:rPr>
-        <w:t>El crecimiento demográfico y la densificación urbana en las grandes metrópolis europeas, como Barcelona, han generado desafíos significativos en la gestión del tráfico y la movilidad vehicular (</w:t>
+        <w:t>En la industria moderna de los videojuegos y aplicaciones móviles, corporaciones como Nintendo procesan y validan millones de partidas de rompecabezas lógicos diariamente a través de sus plataformas en línea (</w:t>
       </w:r>
       <w:proofErr w:type="spellStart"/>
       <w:r>
         <w:rPr>
           <w:rFonts w:ascii="Times New Roman" w:eastAsia="Times New Roman" w:hAnsi="Times New Roman" w:cs="Times New Roman"/>
         </w:rPr>
-        <w:t>Àrea</w:t>
+        <w:t>eShop</w:t>
       </w:r>
       <w:proofErr w:type="spellEnd"/>
       <w:r>
         <w:rPr>
           <w:rFonts w:ascii="Times New Roman" w:eastAsia="Times New Roman" w:hAnsi="Times New Roman" w:cs="Times New Roman"/>
         </w:rPr>
-        <w:t xml:space="preserve"> Metropolitana de Barcelona, 2025). Conductoras y conductores de transporte público, logística de última milla y vehículos particulares enfrentan retrasos diarios debido a la congestión en la compleja red vial del distrito de L'Eixample y zonas aledañas, lo que subraya la necesidad urgente de mejorar y optimizar la infraestructura de transporte existente para el desarrollo local (</w:t>
-      </w:r>
-      <w:proofErr w:type="spellStart"/>
+        <w:t xml:space="preserve">) y franquicias de entrenamiento mental como </w:t>
+      </w:r>
       <w:r>
         <w:rPr>
           <w:rFonts w:ascii="Times New Roman" w:eastAsia="Times New Roman" w:hAnsi="Times New Roman" w:cs="Times New Roman"/>
-        </w:rPr>
-        <w:t>Hrushka</w:t>
-      </w:r>
-      <w:proofErr w:type="spellEnd"/>
+          <w:i/>
+          <w:iCs/>
+        </w:rPr>
+        <w:t>Brain Age</w:t>
+      </w:r>
       <w:r>
         <w:rPr>
           <w:rFonts w:ascii="Times New Roman" w:eastAsia="Times New Roman" w:hAnsi="Times New Roman" w:cs="Times New Roman"/>
         </w:rPr>
-        <w:t xml:space="preserve"> et al., 2021).</w:t>
+        <w:t xml:space="preserve">. Uno de los desafíos algorítmicos más recurrentes en este rubro es el procesamiento del Sudoku. Aunque las reglas del juego parecen elementales para el raciocinio humano, la escala matemática del tablero representa un reto computacional masivo: un tablero estándar de 9x9 casillas posee aproximadamente </w:t>
+      </w:r>
+      <m:oMath>
+        <m:r>
+          <w:rPr>
+            <w:rFonts w:ascii="Cambria Math" w:eastAsia="Times New Roman" w:hAnsi="Cambria Math" w:cs="Times New Roman"/>
+          </w:rPr>
+          <m:t>6,67×</m:t>
+        </m:r>
+        <m:sSup>
+          <m:sSupPr>
+            <m:ctrlPr>
+              <w:rPr>
+                <w:rFonts w:ascii="Cambria Math" w:eastAsia="Times New Roman" w:hAnsi="Cambria Math" w:cs="Times New Roman"/>
+                <w:i/>
+              </w:rPr>
+            </m:ctrlPr>
+          </m:sSupPr>
+          <m:e>
+            <m:r>
+              <w:rPr>
+                <w:rFonts w:ascii="Cambria Math" w:eastAsia="Times New Roman" w:hAnsi="Cambria Math" w:cs="Times New Roman"/>
+              </w:rPr>
+              <m:t>10</m:t>
+            </m:r>
+          </m:e>
+          <m:sup>
+            <m:r>
+              <w:rPr>
+                <w:rFonts w:ascii="Cambria Math" w:eastAsia="Times New Roman" w:hAnsi="Cambria Math" w:cs="Times New Roman"/>
+              </w:rPr>
+              <m:t>21</m:t>
+            </m:r>
+          </m:sup>
+        </m:sSup>
+      </m:oMath>
+      <w:r>
+        <w:rPr>
+          <w:rFonts w:ascii="Times New Roman" w:eastAsia="Times New Roman" w:hAnsi="Times New Roman" w:cs="Times New Roman"/>
+        </w:rPr>
+        <w:t xml:space="preserve"> </w:t>
+      </w:r>
+      <w:r>
+        <w:rPr>
+          <w:rFonts w:ascii="Times New Roman" w:eastAsia="Times New Roman" w:hAnsi="Times New Roman" w:cs="Times New Roman"/>
+        </w:rPr>
+        <w:t>configuraciones válidas posibles (Felgenhauer &amp; Jarvis, 2006).</w:t>
       </w:r>
     </w:p>
     <w:p>
@@ -1627,7 +1673,53 @@
         <w:rPr>
           <w:rFonts w:ascii="Times New Roman" w:eastAsia="Times New Roman" w:hAnsi="Times New Roman" w:cs="Times New Roman"/>
         </w:rPr>
-        <w:t>De hecho, los índices de tráfico recientes revelan cifras alarmantes: recorrer apenas 10 kilómetros en la ciudad toma un promedio de más de 32 minutos, y los conductores pierden aproximadamente 109 horas anuales atrapados en sus vehículos durante las horas punta (TomTom, 2025).</w:t>
+        <w:t xml:space="preserve">El problema central radica en la validación instantánea y resolución automatizada de estos tableros dentro de arquitecturas de hardware con recursos limitados (como consolas portátiles) o servidores con alta concurrencia de usuarios. Intentar validar o resolver un Sudoku mediante un enfoque trivial de "Fuerza Bruta", es decir, evaluar iterativamente cada combinación numérica posible en las 81 celdas, genera una explosión combinatoria de complejidad </w:t>
+      </w:r>
+      <m:oMath>
+        <m:r>
+          <w:rPr>
+            <w:rFonts w:ascii="Cambria Math" w:eastAsia="Times New Roman" w:hAnsi="Cambria Math" w:cs="Times New Roman"/>
+          </w:rPr>
+          <m:t>O(</m:t>
+        </m:r>
+        <m:sSup>
+          <m:sSupPr>
+            <m:ctrlPr>
+              <w:rPr>
+                <w:rFonts w:ascii="Cambria Math" w:eastAsia="Times New Roman" w:hAnsi="Cambria Math" w:cs="Times New Roman"/>
+                <w:i/>
+              </w:rPr>
+            </m:ctrlPr>
+          </m:sSupPr>
+          <m:e>
+            <m:r>
+              <w:rPr>
+                <w:rFonts w:ascii="Cambria Math" w:eastAsia="Times New Roman" w:hAnsi="Cambria Math" w:cs="Times New Roman"/>
+              </w:rPr>
+              <m:t>9</m:t>
+            </m:r>
+          </m:e>
+          <m:sup>
+            <m:r>
+              <w:rPr>
+                <w:rFonts w:ascii="Cambria Math" w:eastAsia="Times New Roman" w:hAnsi="Cambria Math" w:cs="Times New Roman"/>
+              </w:rPr>
+              <m:t>n</m:t>
+            </m:r>
+          </m:sup>
+        </m:sSup>
+        <m:r>
+          <w:rPr>
+            <w:rFonts w:ascii="Cambria Math" w:eastAsia="Times New Roman" w:hAnsi="Cambria Math" w:cs="Times New Roman"/>
+          </w:rPr>
+          <m:t>)</m:t>
+        </m:r>
+      </m:oMath>
+      <w:r>
+        <w:rPr>
+          <w:rFonts w:ascii="Times New Roman" w:eastAsia="Times New Roman" w:hAnsi="Times New Roman" w:cs="Times New Roman"/>
+        </w:rPr>
+        <w:t>. Este escenario saturaría la memoria caché y los procesadores, incrementando inaceptablemente el tiempo de respuesta, drenando las baterías de los dispositivos y encareciendo los costos de mantenimiento de los servidores en la nube.</w:t>
       </w:r>
     </w:p>
     <w:p>
@@ -1641,21 +1733,27 @@
         <w:rPr>
           <w:rFonts w:ascii="Times New Roman" w:eastAsia="Times New Roman" w:hAnsi="Times New Roman" w:cs="Times New Roman"/>
         </w:rPr>
-        <w:t xml:space="preserve">En este contexto, encontrar la ruta óptima entre dos puntos no solo depende de la distancia física, sino del tiempo de viaje, el cual varía drásticamente según la densidad del tráfico y el sentido de las calles. El problema radica en que los conductores no cuentan con la capacidad mental de procesar en tiempo real </w:t>
-      </w:r>
-      <w:proofErr w:type="gramStart"/>
+        <w:t xml:space="preserve">Desde el punto de vista de las Ciencias de la Computación, modelar y resolver un Sudoku es un Problema Clásico de Satisfacción de Restricciones (CSP, por sus siglas en inglés). De hecho, se ha demostrado matemáticamente que la resolución de Sudokus en tableros generalizados de tamaño </w:t>
+      </w:r>
+      <m:oMath>
+        <m:r>
+          <w:rPr>
+            <w:rFonts w:ascii="Cambria Math" w:eastAsia="Times New Roman" w:hAnsi="Cambria Math" w:cs="Times New Roman"/>
+          </w:rPr>
+          <m:t>N×N</m:t>
+        </m:r>
+      </m:oMath>
       <w:r>
         <w:rPr>
           <w:rFonts w:ascii="Times New Roman" w:eastAsia="Times New Roman" w:hAnsi="Times New Roman" w:cs="Times New Roman"/>
         </w:rPr>
-        <w:t>las miles</w:t>
-      </w:r>
-      <w:proofErr w:type="gramEnd"/>
+        <w:t xml:space="preserve"> </w:t>
+      </w:r>
       <w:r>
         <w:rPr>
           <w:rFonts w:ascii="Times New Roman" w:eastAsia="Times New Roman" w:hAnsi="Times New Roman" w:cs="Times New Roman"/>
         </w:rPr>
-        <w:t xml:space="preserve"> de combinaciones de calles para minimizar su traslado, lo que resulta en un aumento de la huella de carbono, mayores costos de combustible y la pérdida de horas productivas. A través de la teoría de grafos, el presente proyecto busca desarrollar un sistema computacional capaz de solucionar este problema encontrando la ruta más corta y eficiente.</w:t>
+        <w:t>es un problema catalogado como NP-completo, equivalente a resolver el problema topológico de "Coloración de Grafos" (Yato &amp; Seta, 2003). Por lo tanto, la industria requiere el diseño de un motor computacional robusto capaz de representar lógicamente el tablero como un grafo y aplicar algoritmos de poda para encontrar la solución en milisegundos, mitigando así la explosión temporal.</w:t>
       </w:r>
     </w:p>
     <w:p>
@@ -1699,69 +1797,50 @@
     </w:p>
     <w:p>
       <w:pPr>
-        <w:rPr>
-          <w:rFonts w:ascii="Times New Roman" w:eastAsia="Times New Roman" w:hAnsi="Times New Roman" w:cs="Times New Roman"/>
-        </w:rPr>
-      </w:pPr>
-      <w:r>
-        <w:rPr>
-          <w:rFonts w:ascii="Times New Roman" w:eastAsia="Times New Roman" w:hAnsi="Times New Roman" w:cs="Times New Roman"/>
-        </w:rPr>
-        <w:t xml:space="preserve">La </w:t>
-      </w:r>
-      <w:r>
-        <w:rPr>
-          <w:rFonts w:ascii="Times New Roman" w:eastAsia="Times New Roman" w:hAnsi="Times New Roman" w:cs="Times New Roman"/>
-        </w:rPr>
-        <w:t xml:space="preserve">extracción de los datos urbanos se realizó de manera automatizada utilizando Python y la librería geoespacial </w:t>
-      </w:r>
-      <w:proofErr w:type="spellStart"/>
+        <w:spacing w:after="249"/>
+        <w:ind w:left="-5"/>
+        <w:rPr>
+          <w:rFonts w:ascii="Times New Roman" w:hAnsi="Times New Roman" w:cs="Times New Roman"/>
+          <w:lang w:val="es-PE"/>
+        </w:rPr>
+      </w:pPr>
+      <w:r>
+        <w:rPr>
+          <w:rFonts w:ascii="Times New Roman" w:hAnsi="Times New Roman" w:cs="Times New Roman"/>
+          <w:lang w:val="es-PE"/>
+        </w:rPr>
+        <w:t xml:space="preserve">El conjunto de datos ha sido generado sintéticamente utilizando código propio en Python y la librería de estructuración tabular </w:t>
+      </w:r>
       <w:r>
         <w:rPr>
           <w:rFonts w:ascii="Times New Roman" w:eastAsia="Consolas" w:hAnsi="Times New Roman" w:cs="Times New Roman"/>
           <w:color w:val="C9AE75"/>
           <w:lang w:val="es-PE"/>
         </w:rPr>
-        <w:t>osmnx</w:t>
-      </w:r>
-      <w:proofErr w:type="spellEnd"/>
-      <w:r>
-        <w:rPr>
-          <w:rFonts w:ascii="Times New Roman" w:eastAsia="Times New Roman" w:hAnsi="Times New Roman" w:cs="Times New Roman"/>
-        </w:rPr>
-        <w:t>, la cual</w:t>
-      </w:r>
-      <w:r>
-        <w:rPr>
-          <w:rFonts w:ascii="Times New Roman" w:eastAsia="Times New Roman" w:hAnsi="Times New Roman" w:cs="Times New Roman"/>
-        </w:rPr>
-        <w:t xml:space="preserve"> consume de manera directa la base de datos abierta global de </w:t>
-      </w:r>
-      <w:proofErr w:type="spellStart"/>
-      <w:r>
-        <w:rPr>
-          <w:rFonts w:ascii="Times New Roman" w:eastAsia="Times New Roman" w:hAnsi="Times New Roman" w:cs="Times New Roman"/>
+        <w:t>pandas</w:t>
+      </w:r>
+      <w:r>
+        <w:rPr>
+          <w:rFonts w:ascii="Times New Roman" w:hAnsi="Times New Roman" w:cs="Times New Roman"/>
+          <w:lang w:val="es-PE"/>
+        </w:rPr>
+        <w:t xml:space="preserve">. Con el objetivo de cumplir con los rigurosos requisitos del curso y llevar el algoritmo a un escenario de estrés real, no hemos modelado un solo tablero, sino que hemos simulado la carga de un servidor de videojuegos que procesa </w:t>
+      </w:r>
+      <w:r>
+        <w:rPr>
+          <w:rFonts w:ascii="Times New Roman" w:eastAsia="Segoe UI" w:hAnsi="Times New Roman" w:cs="Times New Roman"/>
           <w:b/>
-          <w:bCs/>
-        </w:rPr>
-        <w:t>OpenStreetMap</w:t>
-      </w:r>
-      <w:proofErr w:type="spellEnd"/>
-      <w:r>
-        <w:rPr>
-          <w:rFonts w:ascii="Times New Roman" w:eastAsia="Times New Roman" w:hAnsi="Times New Roman" w:cs="Times New Roman"/>
-          <w:b/>
-          <w:bCs/>
+          <w:lang w:val="es-PE"/>
+        </w:rPr>
+        <w:t>20 tableros de Sudoku de 9x9 de manera simultánea</w:t>
+      </w:r>
+      <w:r>
+        <w:rPr>
+          <w:rFonts w:ascii="Times New Roman" w:hAnsi="Times New Roman" w:cs="Times New Roman"/>
+          <w:lang w:val="es-PE"/>
         </w:rPr>
         <w:t>.</w:t>
       </w:r>
-    </w:p>
-    <w:p>
-      <w:pPr>
-        <w:rPr>
-          <w:rFonts w:ascii="Times New Roman" w:eastAsia="Times New Roman" w:hAnsi="Times New Roman" w:cs="Times New Roman"/>
-        </w:rPr>
-      </w:pPr>
     </w:p>
     <w:p>
       <w:pPr>
@@ -1782,37 +1861,36 @@
     </w:p>
     <w:p>
       <w:pPr>
-        <w:rPr>
-          <w:rFonts w:ascii="Times New Roman" w:eastAsia="Times New Roman" w:hAnsi="Times New Roman" w:cs="Times New Roman"/>
-        </w:rPr>
-      </w:pPr>
-      <w:r>
-        <w:rPr>
-          <w:rFonts w:ascii="Times New Roman" w:eastAsia="Times New Roman" w:hAnsi="Times New Roman" w:cs="Times New Roman"/>
-        </w:rPr>
-        <w:t xml:space="preserve">Para el desarrollo de este proyecto, hemos seleccionado la ciudad de </w:t>
-      </w:r>
-      <w:r>
-        <w:rPr>
-          <w:rFonts w:ascii="Times New Roman" w:eastAsia="Times New Roman" w:hAnsi="Times New Roman" w:cs="Times New Roman"/>
-          <w:b/>
-          <w:bCs/>
-        </w:rPr>
-        <w:t>Barcelona, España</w:t>
-      </w:r>
-      <w:r>
-        <w:rPr>
-          <w:rFonts w:ascii="Times New Roman" w:eastAsia="Times New Roman" w:hAnsi="Times New Roman" w:cs="Times New Roman"/>
-        </w:rPr>
-        <w:t>, debido a su famosa estructura de red vial en cuadrícula (L'Eixample), diseñada por Ildefons Cerdà. Esta malla ortogonal de calles simétricas constituye un escenario de manual, siendo ideal para la aplicación práctica, comprobación y análisis de eficiencia de los algoritmos de optimización de rutas.</w:t>
-      </w:r>
-    </w:p>
-    <w:p>
-      <w:pPr>
-        <w:rPr>
-          <w:rFonts w:ascii="Times New Roman" w:eastAsia="Times New Roman" w:hAnsi="Times New Roman" w:cs="Times New Roman"/>
-        </w:rPr>
-      </w:pPr>
+        <w:spacing w:after="250"/>
+        <w:ind w:left="-5"/>
+        <w:rPr>
+          <w:rFonts w:ascii="Times New Roman" w:hAnsi="Times New Roman" w:cs="Times New Roman"/>
+          <w:lang w:val="es-PE"/>
+        </w:rPr>
+      </w:pPr>
+      <w:r>
+        <w:rPr>
+          <w:rFonts w:ascii="Times New Roman" w:hAnsi="Times New Roman" w:cs="Times New Roman"/>
+          <w:lang w:val="es-PE"/>
+        </w:rPr>
+        <w:t xml:space="preserve">El propósito de este volumen de datos es abstraer las tres reglas inviolables del Sudoku (no repetir número en la misma fila, en la misma columna, ni en el mismo </w:t>
+      </w:r>
+      <w:proofErr w:type="spellStart"/>
+      <w:r>
+        <w:rPr>
+          <w:rFonts w:ascii="Times New Roman" w:hAnsi="Times New Roman" w:cs="Times New Roman"/>
+          <w:lang w:val="es-PE"/>
+        </w:rPr>
+        <w:t>subcuadrante</w:t>
+      </w:r>
+      <w:proofErr w:type="spellEnd"/>
+      <w:r>
+        <w:rPr>
+          <w:rFonts w:ascii="Times New Roman" w:hAnsi="Times New Roman" w:cs="Times New Roman"/>
+          <w:lang w:val="es-PE"/>
+        </w:rPr>
+        <w:t xml:space="preserve"> de 3x3) y traducirlas a un modelo de relaciones topológicas puramente matemáticas. Al deshacernos del concepto visual del tablero y convertirlo en un mapa de restricciones algorítmicas, podemos aplicar búsquedas profundas que evitan calcular movimientos ilegales.</w:t>
+      </w:r>
     </w:p>
     <w:p>
       <w:pPr>
@@ -1835,11 +1913,14 @@
       <w:pPr>
         <w:rPr>
           <w:rFonts w:ascii="Times New Roman" w:hAnsi="Times New Roman" w:cs="Times New Roman"/>
-        </w:rPr>
-      </w:pPr>
-      <w:r>
-        <w:rPr>
-          <w:rFonts w:ascii="Times New Roman" w:hAnsi="Times New Roman" w:cs="Times New Roman"/>
+          <w:lang w:val="es-PE"/>
+        </w:rPr>
+      </w:pPr>
+      <w:bookmarkStart w:id="3" w:name="_Toc242021394"/>
+      <w:r>
+        <w:rPr>
+          <w:rFonts w:ascii="Times New Roman" w:hAnsi="Times New Roman" w:cs="Times New Roman"/>
+          <w:lang w:val="es-PE"/>
         </w:rPr>
         <w:t xml:space="preserve">El </w:t>
       </w:r>
@@ -1847,6 +1928,7 @@
       <w:r>
         <w:rPr>
           <w:rFonts w:ascii="Times New Roman" w:hAnsi="Times New Roman" w:cs="Times New Roman"/>
+          <w:lang w:val="es-PE"/>
         </w:rPr>
         <w:t>dataset</w:t>
       </w:r>
@@ -1854,8 +1936,9 @@
       <w:r>
         <w:rPr>
           <w:rFonts w:ascii="Times New Roman" w:hAnsi="Times New Roman" w:cs="Times New Roman"/>
-        </w:rPr>
-        <w:t xml:space="preserve"> extraído se ha modelado y exportado en dos archivos CSV que representan el grafo bidireccional de la red vial exclusiva para la conducción de vehículos:</w:t>
+          <w:lang w:val="es-PE"/>
+        </w:rPr>
+        <w:t xml:space="preserve"> constituye un enorme grafo no dirigido donde cada celda del tablero es un vértice. Hemos exportado el mapeo en dos archivos CSV que estructuran el análisis:</w:t>
       </w:r>
     </w:p>
     <w:p>
@@ -1863,104 +1946,68 @@
         <w:pStyle w:val="ListParagraph"/>
         <w:numPr>
           <w:ilvl w:val="0"/>
-          <w:numId w:val="14"/>
+          <w:numId w:val="18"/>
         </w:numPr>
         <w:rPr>
           <w:rFonts w:ascii="Times New Roman" w:hAnsi="Times New Roman" w:cs="Times New Roman"/>
-        </w:rPr>
-      </w:pPr>
-      <w:r>
-        <w:rPr>
-          <w:rFonts w:ascii="Times New Roman" w:hAnsi="Times New Roman" w:cs="Times New Roman"/>
+          <w:lang w:val="es-PE"/>
+        </w:rPr>
+      </w:pPr>
+      <w:r>
+        <w:rPr>
+          <w:rFonts w:ascii="Times New Roman" w:eastAsia="Segoe UI" w:hAnsi="Times New Roman" w:cs="Times New Roman"/>
           <w:b/>
-          <w:bCs/>
+          <w:lang w:val="es-PE"/>
         </w:rPr>
         <w:t>Nodos (</w:t>
       </w:r>
       <w:proofErr w:type="spellStart"/>
       <w:r>
         <w:rPr>
-          <w:rFonts w:ascii="Times New Roman" w:hAnsi="Times New Roman" w:cs="Times New Roman"/>
+          <w:rFonts w:ascii="Times New Roman" w:eastAsia="Segoe UI" w:hAnsi="Times New Roman" w:cs="Times New Roman"/>
           <w:b/>
-          <w:bCs/>
+          <w:lang w:val="es-PE"/>
         </w:rPr>
         <w:t>dataset</w:t>
       </w:r>
       <w:proofErr w:type="spellEnd"/>
       <w:r>
         <w:rPr>
-          <w:rFonts w:ascii="Times New Roman" w:hAnsi="Times New Roman" w:cs="Times New Roman"/>
+          <w:rFonts w:ascii="Times New Roman" w:eastAsia="Segoe UI" w:hAnsi="Times New Roman" w:cs="Times New Roman"/>
           <w:b/>
-          <w:bCs/>
-        </w:rPr>
-        <w:t>/intersections.csv):</w:t>
-      </w:r>
-      <w:r>
-        <w:rPr>
-          <w:rFonts w:ascii="Times New Roman" w:hAnsi="Times New Roman" w:cs="Times New Roman"/>
-        </w:rPr>
-        <w:t xml:space="preserve"> Contiene </w:t>
-      </w:r>
-      <w:r>
-        <w:rPr>
-          <w:rFonts w:ascii="Times New Roman" w:hAnsi="Times New Roman" w:cs="Times New Roman"/>
+          <w:lang w:val="es-PE"/>
+        </w:rPr>
+        <w:t>/sudoku_nodes.csv):</w:t>
+      </w:r>
+      <w:r>
+        <w:rPr>
+          <w:rFonts w:ascii="Times New Roman" w:hAnsi="Times New Roman" w:cs="Times New Roman"/>
+          <w:lang w:val="es-PE"/>
+        </w:rPr>
+        <w:t xml:space="preserve"> Contiene un total de </w:t>
+      </w:r>
+      <w:r>
+        <w:rPr>
+          <w:rFonts w:ascii="Times New Roman" w:eastAsia="Segoe UI" w:hAnsi="Times New Roman" w:cs="Times New Roman"/>
           <w:b/>
-          <w:bCs/>
-        </w:rPr>
-        <w:t>8997 registros</w:t>
-      </w:r>
-      <w:r>
-        <w:rPr>
-          <w:rFonts w:ascii="Times New Roman" w:hAnsi="Times New Roman" w:cs="Times New Roman"/>
-        </w:rPr>
-        <w:t xml:space="preserve">. Cada registro representa un vértice o intersección. Las variables obtenidas son las coordenadas geográficas </w:t>
-      </w:r>
-      <w:r>
-        <w:rPr>
-          <w:rFonts w:ascii="Times New Roman" w:eastAsia="Consolas" w:hAnsi="Times New Roman" w:cs="Times New Roman"/>
-          <w:color w:val="C9AE75"/>
-          <w:lang w:val="es-PE"/>
-        </w:rPr>
-        <w:t>y</w:t>
-      </w:r>
-      <w:r>
-        <w:rPr>
-          <w:rFonts w:ascii="Times New Roman" w:hAnsi="Times New Roman" w:cs="Times New Roman"/>
-          <w:lang w:val="es-PE"/>
-        </w:rPr>
-        <w:t xml:space="preserve"> (latitud), </w:t>
-      </w:r>
-      <w:r>
-        <w:rPr>
-          <w:rFonts w:ascii="Times New Roman" w:eastAsia="Consolas" w:hAnsi="Times New Roman" w:cs="Times New Roman"/>
-          <w:color w:val="C9AE75"/>
-          <w:lang w:val="es-PE"/>
-        </w:rPr>
-        <w:t>x</w:t>
-      </w:r>
-      <w:r>
-        <w:rPr>
-          <w:rFonts w:ascii="Times New Roman" w:hAnsi="Times New Roman" w:cs="Times New Roman"/>
-          <w:lang w:val="es-PE"/>
-        </w:rPr>
-        <w:t xml:space="preserve"> (longitud) y el identificador </w:t>
-      </w:r>
-      <w:proofErr w:type="spellStart"/>
-      <w:r>
-        <w:rPr>
-          <w:rFonts w:ascii="Times New Roman" w:eastAsia="Consolas" w:hAnsi="Times New Roman" w:cs="Times New Roman"/>
-          <w:color w:val="C9AE75"/>
-          <w:lang w:val="es-PE"/>
-        </w:rPr>
-        <w:t>osmid</w:t>
-      </w:r>
-      <w:proofErr w:type="spellEnd"/>
-      <w:r>
-        <w:rPr>
-          <w:rFonts w:ascii="Times New Roman" w:hAnsi="Times New Roman" w:cs="Times New Roman"/>
-          <w:lang w:val="es-PE"/>
-        </w:rPr>
-        <w:t>. La cantidad extraída cumple sobradamente con el requisito del curso de superar los 1500 nodos.</w:t>
+          <w:lang w:val="es-PE"/>
+        </w:rPr>
+        <w:t>1,620 nodos</w:t>
+      </w:r>
+      <w:r>
+        <w:rPr>
+          <w:rFonts w:ascii="Times New Roman" w:hAnsi="Times New Roman" w:cs="Times New Roman"/>
+          <w:lang w:val="es-PE"/>
+        </w:rPr>
+        <w:t xml:space="preserve"> correspondientes a las celdas de las 20 instancias simultáneas (81 nodos por partida). Esto cumple de manera </w:t>
+      </w:r>
+      <w:r>
+        <w:rPr>
+          <w:rFonts w:ascii="Times New Roman" w:hAnsi="Times New Roman" w:cs="Times New Roman"/>
+          <w:lang w:val="es-PE"/>
+        </w:rPr>
+        <w:lastRenderedPageBreak/>
+        <w:t>irrefutable con el requisito del curso de superar los 1500 nodos. Cada registro almacena su identificación única y su coordenada matricial.</w:t>
       </w:r>
     </w:p>
     <w:p>
@@ -1968,140 +2015,76 @@
         <w:pStyle w:val="ListParagraph"/>
         <w:numPr>
           <w:ilvl w:val="0"/>
-          <w:numId w:val="14"/>
+          <w:numId w:val="18"/>
         </w:numPr>
-        <w:rPr>
-          <w:rFonts w:ascii="Times New Roman" w:hAnsi="Times New Roman" w:cs="Times New Roman"/>
-        </w:rPr>
-      </w:pPr>
-      <w:r>
-        <w:rPr>
-          <w:rFonts w:ascii="Times New Roman" w:hAnsi="Times New Roman" w:cs="Times New Roman"/>
+        <w:spacing w:after="272"/>
+        <w:rPr>
+          <w:rFonts w:ascii="Times New Roman" w:hAnsi="Times New Roman" w:cs="Times New Roman"/>
+          <w:lang w:val="es-PE"/>
+        </w:rPr>
+      </w:pPr>
+      <w:r>
+        <w:rPr>
+          <w:rFonts w:ascii="Times New Roman" w:eastAsia="Segoe UI" w:hAnsi="Times New Roman" w:cs="Times New Roman"/>
           <w:b/>
-          <w:bCs/>
+          <w:lang w:val="es-PE"/>
         </w:rPr>
         <w:t>Aristas (</w:t>
       </w:r>
       <w:proofErr w:type="spellStart"/>
       <w:r>
         <w:rPr>
-          <w:rFonts w:ascii="Times New Roman" w:hAnsi="Times New Roman" w:cs="Times New Roman"/>
+          <w:rFonts w:ascii="Times New Roman" w:eastAsia="Segoe UI" w:hAnsi="Times New Roman" w:cs="Times New Roman"/>
           <w:b/>
-          <w:bCs/>
+          <w:lang w:val="es-PE"/>
         </w:rPr>
         <w:t>dataset</w:t>
       </w:r>
       <w:proofErr w:type="spellEnd"/>
       <w:r>
         <w:rPr>
-          <w:rFonts w:ascii="Times New Roman" w:hAnsi="Times New Roman" w:cs="Times New Roman"/>
+          <w:rFonts w:ascii="Times New Roman" w:eastAsia="Segoe UI" w:hAnsi="Times New Roman" w:cs="Times New Roman"/>
           <w:b/>
-          <w:bCs/>
-        </w:rPr>
-        <w:t>/streets.csv):</w:t>
-      </w:r>
-      <w:r>
-        <w:rPr>
-          <w:rFonts w:ascii="Times New Roman" w:hAnsi="Times New Roman" w:cs="Times New Roman"/>
-        </w:rPr>
-        <w:t xml:space="preserve"> </w:t>
-      </w:r>
-      <w:r>
-        <w:rPr>
-          <w:rFonts w:ascii="Times New Roman" w:hAnsi="Times New Roman" w:cs="Times New Roman"/>
-        </w:rPr>
-        <w:t xml:space="preserve">Contiene </w:t>
-      </w:r>
-      <w:r>
-        <w:rPr>
-          <w:rFonts w:ascii="Times New Roman" w:hAnsi="Times New Roman" w:cs="Times New Roman"/>
+          <w:lang w:val="es-PE"/>
+        </w:rPr>
+        <w:t>/sudoku_edges.csv):</w:t>
+      </w:r>
+      <w:r>
+        <w:rPr>
+          <w:rFonts w:ascii="Times New Roman" w:hAnsi="Times New Roman" w:cs="Times New Roman"/>
+          <w:lang w:val="es-PE"/>
+        </w:rPr>
+        <w:t xml:space="preserve"> Contiene </w:t>
+      </w:r>
+      <w:r>
+        <w:rPr>
+          <w:rFonts w:ascii="Times New Roman" w:eastAsia="Segoe UI" w:hAnsi="Times New Roman" w:cs="Times New Roman"/>
           <w:b/>
-          <w:bCs/>
-        </w:rPr>
-        <w:t>16702 registros</w:t>
-      </w:r>
-      <w:r>
-        <w:rPr>
-          <w:rFonts w:ascii="Times New Roman" w:hAnsi="Times New Roman" w:cs="Times New Roman"/>
-        </w:rPr>
-        <w:t>. Cada registro representa una calle</w:t>
-      </w:r>
-      <w:r>
-        <w:rPr>
-          <w:rFonts w:ascii="Times New Roman" w:hAnsi="Times New Roman" w:cs="Times New Roman"/>
-        </w:rPr>
-        <w:t xml:space="preserve"> </w:t>
-      </w:r>
-      <w:r>
-        <w:rPr>
-          <w:rFonts w:ascii="Times New Roman" w:hAnsi="Times New Roman" w:cs="Times New Roman"/>
-          <w:lang w:val="es-PE"/>
-        </w:rPr>
-        <w:t>conectando dos nodos (</w:t>
-      </w:r>
-      <w:r>
-        <w:rPr>
-          <w:rFonts w:ascii="Times New Roman" w:eastAsia="Consolas" w:hAnsi="Times New Roman" w:cs="Times New Roman"/>
-          <w:color w:val="C9AE75"/>
-          <w:lang w:val="es-PE"/>
-        </w:rPr>
-        <w:t>u</w:t>
-      </w:r>
-      <w:r>
-        <w:rPr>
-          <w:rFonts w:ascii="Times New Roman" w:hAnsi="Times New Roman" w:cs="Times New Roman"/>
-          <w:lang w:val="es-PE"/>
-        </w:rPr>
-        <w:t xml:space="preserve"> y </w:t>
-      </w:r>
-      <w:r>
-        <w:rPr>
-          <w:rFonts w:ascii="Times New Roman" w:eastAsia="Consolas" w:hAnsi="Times New Roman" w:cs="Times New Roman"/>
-          <w:color w:val="C9AE75"/>
-          <w:lang w:val="es-PE"/>
-        </w:rPr>
-        <w:t>v</w:t>
-      </w:r>
-      <w:r>
-        <w:rPr>
-          <w:rFonts w:ascii="Times New Roman" w:hAnsi="Times New Roman" w:cs="Times New Roman"/>
-          <w:lang w:val="es-PE"/>
-        </w:rPr>
-        <w:t xml:space="preserve">). Incluye la distancia </w:t>
-      </w:r>
-      <w:proofErr w:type="spellStart"/>
-      <w:r>
-        <w:rPr>
-          <w:rFonts w:ascii="Times New Roman" w:eastAsia="Consolas" w:hAnsi="Times New Roman" w:cs="Times New Roman"/>
-          <w:color w:val="C9AE75"/>
-          <w:lang w:val="es-PE"/>
-        </w:rPr>
-        <w:t>length</w:t>
-      </w:r>
-      <w:proofErr w:type="spellEnd"/>
-      <w:r>
-        <w:rPr>
-          <w:rFonts w:ascii="Times New Roman" w:hAnsi="Times New Roman" w:cs="Times New Roman"/>
-          <w:lang w:val="es-PE"/>
-        </w:rPr>
-        <w:t xml:space="preserve"> en metros y el </w:t>
-      </w:r>
-      <w:proofErr w:type="spellStart"/>
-      <w:r>
-        <w:rPr>
-          <w:rFonts w:ascii="Times New Roman" w:eastAsia="Consolas" w:hAnsi="Times New Roman" w:cs="Times New Roman"/>
-          <w:color w:val="C9AE75"/>
-          <w:lang w:val="es-PE"/>
-        </w:rPr>
-        <w:t>maxspeed</w:t>
-      </w:r>
-      <w:proofErr w:type="spellEnd"/>
-      <w:r>
-        <w:rPr>
-          <w:rFonts w:ascii="Times New Roman" w:hAnsi="Times New Roman" w:cs="Times New Roman"/>
-          <w:lang w:val="es-PE"/>
-        </w:rPr>
-        <w:t>, que formarán la base matemática de los pesos del grafo.</w:t>
+          <w:lang w:val="es-PE"/>
+        </w:rPr>
+        <w:t>16,200 aristas</w:t>
+      </w:r>
+      <w:r>
+        <w:rPr>
+          <w:rFonts w:ascii="Times New Roman" w:hAnsi="Times New Roman" w:cs="Times New Roman"/>
+          <w:lang w:val="es-PE"/>
+        </w:rPr>
+        <w:t>. Existe una conexión entre dos nodos exclusivamente si interactúan mediante una restricción lógica. Matemáticamente, en un solo tablero, cada celda comparte fila con 8 nodos, columna con 8 nodos y cuadrante con 4 nodos únicos adicionales, generando 20 aristas por celda (</w:t>
+      </w:r>
+      <w:r>
+        <w:rPr>
+          <w:rFonts w:ascii="Times New Roman" w:eastAsia="Calibri" w:hAnsi="Times New Roman" w:cs="Times New Roman"/>
+          <w:sz w:val="25"/>
+          <w:lang w:val="es-PE"/>
+        </w:rPr>
+        <w:t>20 × 81/2 = 810</w:t>
+      </w:r>
+      <w:r>
+        <w:rPr>
+          <w:rFonts w:ascii="Times New Roman" w:hAnsi="Times New Roman" w:cs="Times New Roman"/>
+          <w:lang w:val="es-PE"/>
+        </w:rPr>
+        <w:t xml:space="preserve"> aristas por tablero).</w:t>
       </w:r>
     </w:p>
     <w:p>
@@ -2112,9 +2095,7 @@
           <w:numId w:val="13"/>
         </w:numPr>
       </w:pPr>
-      <w:bookmarkStart w:id="3" w:name="_Toc242021394"/>
-      <w:r>
-        <w:lastRenderedPageBreak/>
+      <w:r>
         <w:t>V</w:t>
       </w:r>
       <w:r>
@@ -2127,16 +2108,34 @@
     </w:p>
     <w:p>
       <w:pPr>
-        <w:jc w:val="both"/>
-        <w:rPr>
-          <w:rFonts w:ascii="Times New Roman" w:eastAsia="Times New Roman" w:hAnsi="Times New Roman" w:cs="Times New Roman"/>
-        </w:rPr>
-      </w:pPr>
-      <w:r>
-        <w:rPr>
-          <w:rFonts w:ascii="Times New Roman" w:eastAsia="Times New Roman" w:hAnsi="Times New Roman" w:cs="Times New Roman"/>
-        </w:rPr>
-        <w:t xml:space="preserve">Para validar la correcta extracción del mapa, se utilizó la técnica de renderizado espacial con el módulo </w:t>
+        <w:spacing w:after="219"/>
+        <w:rPr>
+          <w:rFonts w:ascii="Times New Roman" w:hAnsi="Times New Roman" w:cs="Times New Roman"/>
+          <w:lang w:val="es-PE"/>
+        </w:rPr>
+      </w:pPr>
+      <w:r>
+        <w:rPr>
+          <w:rFonts w:ascii="Times New Roman" w:hAnsi="Times New Roman" w:cs="Times New Roman"/>
+          <w:lang w:val="es-PE"/>
+        </w:rPr>
+        <w:t xml:space="preserve">Para validar la correcta construcción topológica del </w:t>
+      </w:r>
+      <w:proofErr w:type="spellStart"/>
+      <w:r>
+        <w:rPr>
+          <w:rFonts w:ascii="Times New Roman" w:hAnsi="Times New Roman" w:cs="Times New Roman"/>
+          <w:lang w:val="es-PE"/>
+        </w:rPr>
+        <w:t>dataset</w:t>
+      </w:r>
+      <w:proofErr w:type="spellEnd"/>
+      <w:r>
+        <w:rPr>
+          <w:rFonts w:ascii="Times New Roman" w:hAnsi="Times New Roman" w:cs="Times New Roman"/>
+          <w:lang w:val="es-PE"/>
+        </w:rPr>
+        <w:t xml:space="preserve">, aplicamos técnicas de renderizado espacial computacional utilizando la librería </w:t>
       </w:r>
       <w:proofErr w:type="spellStart"/>
       <w:r>
@@ -2145,66 +2144,74 @@
           <w:color w:val="C9AE75"/>
           <w:lang w:val="es-PE"/>
         </w:rPr>
-        <w:t>plot_graph</w:t>
+        <w:t>networkx</w:t>
       </w:r>
       <w:proofErr w:type="spellEnd"/>
       <w:r>
         <w:rPr>
-          <w:rFonts w:ascii="Times New Roman" w:eastAsia="Times New Roman" w:hAnsi="Times New Roman" w:cs="Times New Roman"/>
-        </w:rPr>
-        <w:t xml:space="preserve"> sobre el </w:t>
+          <w:rFonts w:ascii="Times New Roman" w:hAnsi="Times New Roman" w:cs="Times New Roman"/>
+          <w:lang w:val="es-PE"/>
+        </w:rPr>
+        <w:t xml:space="preserve">. La imagen a continuación </w:t>
       </w:r>
       <w:proofErr w:type="spellStart"/>
       <w:r>
         <w:rPr>
-          <w:rFonts w:ascii="Times New Roman" w:eastAsia="Times New Roman" w:hAnsi="Times New Roman" w:cs="Times New Roman"/>
-        </w:rPr>
-        <w:t>dataset</w:t>
+          <w:rFonts w:ascii="Times New Roman" w:hAnsi="Times New Roman" w:cs="Times New Roman"/>
+          <w:lang w:val="es-PE"/>
+        </w:rPr>
+        <w:t>aisla</w:t>
       </w:r>
       <w:proofErr w:type="spellEnd"/>
       <w:r>
         <w:rPr>
-          <w:rFonts w:ascii="Times New Roman" w:eastAsia="Times New Roman" w:hAnsi="Times New Roman" w:cs="Times New Roman"/>
-        </w:rPr>
-        <w:t xml:space="preserve"> recolectado. El siguiente grafo generado en color azul evidencia de manera fiel la red de calles transitables de la ciudad, destacando en el </w:t>
-      </w:r>
-      <w:proofErr w:type="gramStart"/>
-      <w:r>
-        <w:rPr>
-          <w:rFonts w:ascii="Times New Roman" w:eastAsia="Times New Roman" w:hAnsi="Times New Roman" w:cs="Times New Roman"/>
-        </w:rPr>
-        <w:t>centro-derecha</w:t>
-      </w:r>
-      <w:proofErr w:type="gramEnd"/>
-      <w:r>
-        <w:rPr>
-          <w:rFonts w:ascii="Times New Roman" w:eastAsia="Times New Roman" w:hAnsi="Times New Roman" w:cs="Times New Roman"/>
-        </w:rPr>
-        <w:t xml:space="preserve"> la cuadrícula perfecta del distrito L'Eixample atravesada por las arterias diagonales principales.</w:t>
-      </w:r>
-    </w:p>
-    <w:p>
-      <w:pPr>
-        <w:jc w:val="both"/>
-        <w:rPr>
-          <w:rFonts w:ascii="Times New Roman" w:eastAsia="Times New Roman" w:hAnsi="Times New Roman" w:cs="Times New Roman"/>
-        </w:rPr>
-      </w:pPr>
-      <w:r>
-        <w:rPr>
-          <w:noProof/>
-        </w:rPr>
+          <w:rFonts w:ascii="Times New Roman" w:hAnsi="Times New Roman" w:cs="Times New Roman"/>
+          <w:lang w:val="es-PE"/>
+        </w:rPr>
+        <w:t xml:space="preserve"> el subgrafo correspondiente a una sola partida de Sudoku (81 nodos y 810 aristas) para evitar la contaminación visual que generarían los 1,620 nodos completos.</w:t>
+      </w:r>
+    </w:p>
+    <w:p>
+      <w:pPr>
+        <w:spacing w:after="219"/>
+        <w:rPr>
+          <w:rFonts w:ascii="Times New Roman" w:hAnsi="Times New Roman" w:cs="Times New Roman"/>
+          <w:lang w:val="es-PE"/>
+        </w:rPr>
+      </w:pPr>
+      <w:r>
+        <w:rPr>
+          <w:rFonts w:ascii="Times New Roman" w:hAnsi="Times New Roman" w:cs="Times New Roman"/>
+          <w:lang w:val="es-PE"/>
+        </w:rPr>
+        <w:t>Como se puede observar, el grafo no se ve como un tablero tradicional, sino como una densa red (clique) de interconexiones geométricas. Las aristas grises representan la malla de restricciones lógicas intransigentes. Todo algoritmo de solución que implementemos deberá viajar estrictamente a través de estas conexiones matemáticas para colorear el grafo de manera óptima sin generar conflictos entre los vértices adyacentes.</w:t>
+      </w:r>
+      <w:r>
+        <w:rPr>
+          <w:rFonts w:ascii="Times New Roman" w:hAnsi="Times New Roman" w:cs="Times New Roman"/>
+          <w:lang w:val="es-PE"/>
+        </w:rPr>
+        <w:br w:type="page"/>
+      </w:r>
+      <w:r>
+        <w:rPr>
+          <w:rFonts w:ascii="Times New Roman" w:hAnsi="Times New Roman" w:cs="Times New Roman"/>
+          <w:lang w:val="es-PE"/>
+        </w:rPr>
+        <w:lastRenderedPageBreak/>
         <w:drawing>
-          <wp:inline distT="0" distB="0" distL="0" distR="0" wp14:anchorId="4E0A9C10" wp14:editId="4AC4327E">
-            <wp:extent cx="5733415" cy="7763181"/>
-            <wp:effectExtent l="0" t="0" r="635" b="9525"/>
-            <wp:docPr id="1793" name="Picture 1793"/>
-            <wp:cNvGraphicFramePr/>
+          <wp:inline distT="0" distB="0" distL="0" distR="0" wp14:anchorId="0DC3AEA3" wp14:editId="4317BEDB">
+            <wp:extent cx="5733415" cy="5733415"/>
+            <wp:effectExtent l="0" t="0" r="635" b="635"/>
+            <wp:docPr id="1642025702" name="Picture 1"/>
+            <wp:cNvGraphicFramePr>
+              <a:graphicFrameLocks xmlns:a="http://schemas.openxmlformats.org/drawingml/2006/main" noChangeAspect="1"/>
+            </wp:cNvGraphicFramePr>
             <a:graphic xmlns:a="http://schemas.openxmlformats.org/drawingml/2006/main">
               <a:graphicData uri="http://schemas.openxmlformats.org/drawingml/2006/picture">
                 <pic:pic xmlns:pic="http://schemas.openxmlformats.org/drawingml/2006/picture">
                   <pic:nvPicPr>
-                    <pic:cNvPr id="1793" name="Picture 1793"/>
+                    <pic:cNvPr id="1642025702" name=""/>
                     <pic:cNvPicPr/>
                   </pic:nvPicPr>
                   <pic:blipFill>
@@ -2216,7 +2223,7 @@
                   <pic:spPr>
                     <a:xfrm>
                       <a:off x="0" y="0"/>
-                      <a:ext cx="5733415" cy="7763181"/>
+                      <a:ext cx="5733415" cy="5733415"/>
                     </a:xfrm>
                     <a:prstGeom prst="rect">
                       <a:avLst/>
@@ -2239,7 +2246,6 @@
       </w:pPr>
       <w:bookmarkStart w:id="4" w:name="_Toc242021395"/>
       <w:r>
-        <w:lastRenderedPageBreak/>
         <w:t>Propuesta</w:t>
       </w:r>
       <w:bookmarkEnd w:id="4"/>
@@ -2266,37 +2272,19 @@
     </w:p>
     <w:p>
       <w:pPr>
-        <w:rPr>
-          <w:rFonts w:ascii="Times New Roman" w:hAnsi="Times New Roman" w:cs="Times New Roman"/>
-        </w:rPr>
-      </w:pPr>
-      <w:r>
-        <w:rPr>
-          <w:rFonts w:ascii="Times New Roman" w:hAnsi="Times New Roman" w:cs="Times New Roman"/>
-        </w:rPr>
-        <w:t>El objetivo principal de esta propuesta es construir un sistema de búsqueda de rutas similar a "</w:t>
-      </w:r>
-      <w:proofErr w:type="spellStart"/>
-      <w:r>
-        <w:rPr>
-          <w:rFonts w:ascii="Times New Roman" w:hAnsi="Times New Roman" w:cs="Times New Roman"/>
-        </w:rPr>
-        <w:t>Waze</w:t>
-      </w:r>
-      <w:proofErr w:type="spellEnd"/>
-      <w:r>
-        <w:rPr>
-          <w:rFonts w:ascii="Times New Roman" w:hAnsi="Times New Roman" w:cs="Times New Roman"/>
-        </w:rPr>
-        <w:t>", capaz de encontrar el camino óptimo entre dos intersecciones dentro del distrito de L'Eixample y zonas aledañas de Barcelona, minimizando el tiempo de viaje real del usuario según las condiciones dinámicas de tráfico.</w:t>
-      </w:r>
-    </w:p>
-    <w:p>
-      <w:pPr>
-        <w:rPr>
-          <w:rFonts w:ascii="Times New Roman" w:hAnsi="Times New Roman" w:cs="Times New Roman"/>
-        </w:rPr>
-      </w:pPr>
+        <w:spacing w:after="250"/>
+        <w:rPr>
+          <w:rFonts w:ascii="Times New Roman" w:hAnsi="Times New Roman" w:cs="Times New Roman"/>
+          <w:lang w:val="es-PE"/>
+        </w:rPr>
+      </w:pPr>
+      <w:r>
+        <w:rPr>
+          <w:rFonts w:ascii="Times New Roman" w:hAnsi="Times New Roman" w:cs="Times New Roman"/>
+          <w:lang w:val="es-PE"/>
+        </w:rPr>
+        <w:t>El objetivo del presente trabajo es diseñar e implementar un motor de validación y resolución de tableros lógicos inspirado en la infraestructura de Nintendo, mitigando la complejidad temporal exponencial mediante algoritmos de retroceso sistemático capaces de arrojar el estado de solución final en un margen de milisegundos.</w:t>
+      </w:r>
     </w:p>
     <w:p>
       <w:pPr>
@@ -2357,47 +2345,103 @@
       <w:pPr>
         <w:rPr>
           <w:rFonts w:ascii="Times New Roman" w:hAnsi="Times New Roman" w:cs="Times New Roman"/>
-        </w:rPr>
-      </w:pPr>
-      <w:r>
-        <w:rPr>
-          <w:rFonts w:ascii="Times New Roman" w:hAnsi="Times New Roman" w:cs="Times New Roman"/>
-        </w:rPr>
-        <w:t xml:space="preserve">Para realizar la búsqueda de la ruta más corta, implementaremos en la fase de desarrollo el </w:t>
-      </w:r>
-      <w:r>
-        <w:rPr>
-          <w:rFonts w:ascii="Times New Roman" w:hAnsi="Times New Roman" w:cs="Times New Roman"/>
+          <w:lang w:val="es-PE"/>
+        </w:rPr>
+      </w:pPr>
+      <w:r>
+        <w:rPr>
+          <w:rFonts w:ascii="Times New Roman" w:hAnsi="Times New Roman" w:cs="Times New Roman"/>
+          <w:lang w:val="es-PE"/>
+        </w:rPr>
+        <w:t xml:space="preserve">Para llevar a cabo la búsqueda computacional, implementaremos el algoritmo de </w:t>
+      </w:r>
+      <w:proofErr w:type="spellStart"/>
+      <w:r>
+        <w:rPr>
+          <w:rFonts w:ascii="Times New Roman" w:eastAsia="Segoe UI" w:hAnsi="Times New Roman" w:cs="Times New Roman"/>
           <w:b/>
-          <w:bCs/>
-        </w:rPr>
-        <w:t>Algoritmo de Dijkstra</w:t>
-      </w:r>
-      <w:r>
-        <w:rPr>
-          <w:rFonts w:ascii="Times New Roman" w:hAnsi="Times New Roman" w:cs="Times New Roman"/>
-        </w:rPr>
-        <w:t xml:space="preserve">. Elegimos esta técnica por su robustez fundamental en la teoría de grafos. Como explican </w:t>
+          <w:lang w:val="es-PE"/>
+        </w:rPr>
+        <w:t>Backtracking</w:t>
+      </w:r>
+      <w:proofErr w:type="spellEnd"/>
+      <w:r>
+        <w:rPr>
+          <w:rFonts w:ascii="Times New Roman" w:eastAsia="Segoe UI" w:hAnsi="Times New Roman" w:cs="Times New Roman"/>
+          <w:b/>
+          <w:lang w:val="es-PE"/>
+        </w:rPr>
+        <w:t xml:space="preserve"> (Vuelta</w:t>
+      </w:r>
+      <w:r>
+        <w:rPr>
+          <w:rFonts w:ascii="Times New Roman" w:eastAsia="Segoe UI" w:hAnsi="Times New Roman" w:cs="Times New Roman"/>
+          <w:b/>
+          <w:lang w:val="es-PE"/>
+        </w:rPr>
+        <w:t xml:space="preserve"> </w:t>
+      </w:r>
+      <w:r>
+        <w:rPr>
+          <w:rFonts w:ascii="Times New Roman" w:eastAsia="Segoe UI" w:hAnsi="Times New Roman" w:cs="Times New Roman"/>
+          <w:b/>
+          <w:lang w:val="es-PE"/>
+        </w:rPr>
+        <w:t>Atrás)</w:t>
+      </w:r>
+      <w:r>
+        <w:rPr>
+          <w:rFonts w:ascii="Times New Roman" w:hAnsi="Times New Roman" w:cs="Times New Roman"/>
+          <w:lang w:val="es-PE"/>
+        </w:rPr>
+        <w:t xml:space="preserve"> impulsado por una Búsqueda en Profundidad (DFS - Depth First Search). Según postulan Russell y Norvig (2021) en sus fundamentos de Inteligencia Artificial, el </w:t>
       </w:r>
       <w:proofErr w:type="spellStart"/>
       <w:r>
         <w:rPr>
           <w:rFonts w:ascii="Times New Roman" w:hAnsi="Times New Roman" w:cs="Times New Roman"/>
-        </w:rPr>
-        <w:t>Cormen</w:t>
+          <w:lang w:val="es-PE"/>
+        </w:rPr>
+        <w:t>Backtracking</w:t>
       </w:r>
       <w:proofErr w:type="spellEnd"/>
       <w:r>
         <w:rPr>
           <w:rFonts w:ascii="Times New Roman" w:hAnsi="Times New Roman" w:cs="Times New Roman"/>
-        </w:rPr>
-        <w:t xml:space="preserve"> et al. (2009), el algoritmo de Dijkstra es matemáticamente óptimo para encontrar caminos mínimos desde un nodo origen único en redes cuyas aristas tienen pesos estrictamente no negativos. Esta propiedad asegura que el sistema jamás entrará en ciclos infinitos y retornará la mejor ruta garantizada.</w:t>
-      </w:r>
-    </w:p>
-    <w:p>
-      <w:pPr>
-        <w:rPr>
-          <w:rFonts w:ascii="Times New Roman" w:hAnsi="Times New Roman" w:cs="Times New Roman"/>
+          <w:lang w:val="es-PE"/>
+        </w:rPr>
+        <w:t xml:space="preserve"> es el estándar absoluto de la industria para resolver Problemas de Satisfacción de Restricciones. A diferencia de las evaluaciones iterativas simples, el </w:t>
+      </w:r>
+      <w:proofErr w:type="spellStart"/>
+      <w:r>
+        <w:rPr>
+          <w:rFonts w:ascii="Times New Roman" w:hAnsi="Times New Roman" w:cs="Times New Roman"/>
+          <w:lang w:val="es-PE"/>
+        </w:rPr>
+        <w:t>Backtracking</w:t>
+      </w:r>
+      <w:proofErr w:type="spellEnd"/>
+      <w:r>
+        <w:rPr>
+          <w:rFonts w:ascii="Times New Roman" w:hAnsi="Times New Roman" w:cs="Times New Roman"/>
+          <w:lang w:val="es-PE"/>
+        </w:rPr>
+        <w:t xml:space="preserve"> descarta (poda) ramas enteras del </w:t>
+      </w:r>
+      <w:r>
+        <w:rPr>
+          <w:rFonts w:ascii="Times New Roman" w:hAnsi="Times New Roman" w:cs="Times New Roman"/>
+          <w:lang w:val="es-PE"/>
+        </w:rPr>
+        <w:lastRenderedPageBreak/>
+        <w:t>árbol de permutaciones en la fracción de segundo que detecta que una restricción matemática ha sido violada, garantizando una eficiencia dramáticamente superior.</w:t>
+      </w:r>
+    </w:p>
+    <w:p>
+      <w:pPr>
+        <w:rPr>
+          <w:rFonts w:ascii="Times New Roman" w:hAnsi="Times New Roman" w:cs="Times New Roman"/>
+          <w:lang w:val="es-PE"/>
         </w:rPr>
       </w:pPr>
     </w:p>
@@ -2420,210 +2464,20 @@
     </w:p>
     <w:p>
       <w:pPr>
-        <w:jc w:val="both"/>
-        <w:rPr>
-          <w:rFonts w:ascii="Times New Roman" w:eastAsia="Times New Roman" w:hAnsi="Times New Roman" w:cs="Times New Roman"/>
-        </w:rPr>
-      </w:pPr>
-      <w:r>
-        <w:rPr>
-          <w:rFonts w:ascii="Times New Roman" w:eastAsia="Times New Roman" w:hAnsi="Times New Roman" w:cs="Times New Roman"/>
-        </w:rPr>
-        <w:t xml:space="preserve">La ciudad se ha representado matemáticamente como un </w:t>
-      </w:r>
-      <w:r>
-        <w:rPr>
-          <w:rFonts w:ascii="Times New Roman" w:eastAsia="Times New Roman" w:hAnsi="Times New Roman" w:cs="Times New Roman"/>
-          <w:b/>
-          <w:bCs/>
-        </w:rPr>
-        <w:t>Grafo Dirigido Ponderado</w:t>
-      </w:r>
-      <w:r>
-        <w:rPr>
-          <w:rFonts w:ascii="Times New Roman" w:eastAsia="Times New Roman" w:hAnsi="Times New Roman" w:cs="Times New Roman"/>
-        </w:rPr>
-        <w:t>, donde los vértices representan intersecciones y las aristas son las calles unidireccionales o bidireccionales.</w:t>
-      </w:r>
-    </w:p>
-    <w:p>
-      <w:pPr>
-        <w:jc w:val="both"/>
-        <w:rPr>
-          <w:rFonts w:ascii="Times New Roman" w:eastAsia="Times New Roman" w:hAnsi="Times New Roman" w:cs="Times New Roman"/>
-        </w:rPr>
-      </w:pPr>
-      <w:r>
-        <w:rPr>
-          <w:rFonts w:ascii="Times New Roman" w:eastAsia="Times New Roman" w:hAnsi="Times New Roman" w:cs="Times New Roman"/>
-        </w:rPr>
-        <w:t>Con el fin de simular un entorno real, la función de costo (peso) de cada arista no es estática. El enrutamiento de vehículos dependiente del tiempo (</w:t>
-      </w:r>
-      <w:r>
-        <w:rPr>
-          <w:rFonts w:ascii="Times New Roman" w:eastAsia="Times New Roman" w:hAnsi="Times New Roman" w:cs="Times New Roman"/>
-          <w:i/>
-          <w:iCs/>
-        </w:rPr>
-        <w:t>Time-</w:t>
-      </w:r>
-      <w:proofErr w:type="spellStart"/>
-      <w:r>
-        <w:rPr>
-          <w:rFonts w:ascii="Times New Roman" w:eastAsia="Times New Roman" w:hAnsi="Times New Roman" w:cs="Times New Roman"/>
-          <w:i/>
-          <w:iCs/>
-        </w:rPr>
-        <w:t>Dependent</w:t>
-      </w:r>
-      <w:proofErr w:type="spellEnd"/>
-      <w:r>
-        <w:rPr>
-          <w:rFonts w:ascii="Times New Roman" w:eastAsia="Times New Roman" w:hAnsi="Times New Roman" w:cs="Times New Roman"/>
-          <w:i/>
-          <w:iCs/>
-        </w:rPr>
-        <w:t xml:space="preserve"> VRP</w:t>
-      </w:r>
-      <w:r>
-        <w:rPr>
-          <w:rFonts w:ascii="Times New Roman" w:eastAsia="Times New Roman" w:hAnsi="Times New Roman" w:cs="Times New Roman"/>
-        </w:rPr>
-        <w:t>) permite ajustar las rutas basándose en fluctuaciones de velocidad por congestión, superando las deficiencias de los grafos estáticos (Adamo et al., 2024). Por ello, calcularemos el costo así:</w:t>
-      </w:r>
-    </w:p>
-    <w:p>
-      <w:pPr>
-        <w:jc w:val="both"/>
-        <w:rPr>
-          <w:rFonts w:ascii="Times New Roman" w:eastAsia="Times New Roman" w:hAnsi="Times New Roman" w:cs="Times New Roman"/>
-        </w:rPr>
-      </w:pPr>
-    </w:p>
-    <w:p>
-      <w:pPr>
-        <w:jc w:val="both"/>
-        <w:rPr>
-          <w:rFonts w:ascii="Times New Roman" w:eastAsia="Times New Roman" w:hAnsi="Times New Roman" w:cs="Times New Roman"/>
-        </w:rPr>
-      </w:pPr>
-      <m:oMathPara>
-        <m:oMath>
-          <m:r>
-            <w:rPr>
-              <w:rFonts w:ascii="Cambria Math" w:eastAsia="Times New Roman" w:hAnsi="Cambria Math" w:cs="Times New Roman"/>
-            </w:rPr>
-            <m:t>Peso</m:t>
-          </m:r>
-          <m:d>
-            <m:dPr>
-              <m:ctrlPr>
-                <w:rPr>
-                  <w:rFonts w:ascii="Cambria Math" w:eastAsia="Times New Roman" w:hAnsi="Cambria Math" w:cs="Times New Roman"/>
-                  <w:i/>
-                </w:rPr>
-              </m:ctrlPr>
-            </m:dPr>
-            <m:e>
-              <m:r>
-                <w:rPr>
-                  <w:rFonts w:ascii="Cambria Math" w:eastAsia="Times New Roman" w:hAnsi="Cambria Math" w:cs="Times New Roman"/>
-                </w:rPr>
-                <m:t>e</m:t>
-              </m:r>
-            </m:e>
-          </m:d>
-          <m:r>
-            <w:rPr>
-              <w:rFonts w:ascii="Cambria Math" w:eastAsia="Times New Roman" w:hAnsi="Cambria Math" w:cs="Times New Roman"/>
-            </w:rPr>
-            <m:t>=Longitud</m:t>
-          </m:r>
-          <m:d>
-            <m:dPr>
-              <m:ctrlPr>
-                <w:rPr>
-                  <w:rFonts w:ascii="Cambria Math" w:eastAsia="Times New Roman" w:hAnsi="Cambria Math" w:cs="Times New Roman"/>
-                  <w:i/>
-                </w:rPr>
-              </m:ctrlPr>
-            </m:dPr>
-            <m:e>
-              <m:r>
-                <w:rPr>
-                  <w:rFonts w:ascii="Cambria Math" w:eastAsia="Times New Roman" w:hAnsi="Cambria Math" w:cs="Times New Roman"/>
-                </w:rPr>
-                <m:t>e</m:t>
-              </m:r>
-            </m:e>
-          </m:d>
-          <m:r>
-            <w:rPr>
-              <w:rFonts w:ascii="Cambria Math" w:eastAsia="Times New Roman" w:hAnsi="Cambria Math" w:cs="Times New Roman"/>
-            </w:rPr>
-            <m:t>×FactorTráfico(h)</m:t>
-          </m:r>
-        </m:oMath>
-      </m:oMathPara>
-    </w:p>
-    <w:p>
-      <w:pPr>
-        <w:jc w:val="both"/>
-        <w:rPr>
-          <w:rFonts w:ascii="Times New Roman" w:eastAsia="Times New Roman" w:hAnsi="Times New Roman" w:cs="Times New Roman"/>
-        </w:rPr>
-      </w:pPr>
-    </w:p>
-    <w:p>
-      <w:pPr>
-        <w:jc w:val="both"/>
-        <w:rPr>
-          <w:rFonts w:ascii="Times New Roman" w:eastAsia="Times New Roman" w:hAnsi="Times New Roman" w:cs="Times New Roman"/>
-        </w:rPr>
-      </w:pPr>
-      <w:r>
-        <w:rPr>
-          <w:rFonts w:ascii="Times New Roman" w:eastAsia="Times New Roman" w:hAnsi="Times New Roman" w:cs="Times New Roman"/>
-        </w:rPr>
-        <w:t xml:space="preserve">Donde la </w:t>
-      </w:r>
-      <w:r>
-        <w:rPr>
-          <w:rFonts w:ascii="Times New Roman" w:eastAsia="Times New Roman" w:hAnsi="Times New Roman" w:cs="Times New Roman"/>
-          <w:i/>
-          <w:iCs/>
-        </w:rPr>
-        <w:t>Longitud(e)</w:t>
-      </w:r>
-      <w:r>
-        <w:rPr>
-          <w:rFonts w:ascii="Times New Roman" w:eastAsia="Times New Roman" w:hAnsi="Times New Roman" w:cs="Times New Roman"/>
-        </w:rPr>
-        <w:t xml:space="preserve"> es la distancia física, y el </w:t>
-      </w:r>
-      <w:proofErr w:type="spellStart"/>
-      <w:r>
-        <w:rPr>
-          <w:rFonts w:ascii="Times New Roman" w:eastAsia="Times New Roman" w:hAnsi="Times New Roman" w:cs="Times New Roman"/>
-          <w:i/>
-          <w:iCs/>
-        </w:rPr>
-        <w:t>FactorTráfico</w:t>
-      </w:r>
-      <w:proofErr w:type="spellEnd"/>
-      <w:r>
-        <w:rPr>
-          <w:rFonts w:ascii="Times New Roman" w:eastAsia="Times New Roman" w:hAnsi="Times New Roman" w:cs="Times New Roman"/>
-          <w:i/>
-          <w:iCs/>
-        </w:rPr>
-        <w:t>(h)</w:t>
-      </w:r>
-      <w:r>
-        <w:rPr>
-          <w:rFonts w:ascii="Times New Roman" w:eastAsia="Times New Roman" w:hAnsi="Times New Roman" w:cs="Times New Roman"/>
-        </w:rPr>
-        <w:t xml:space="preserve"> es un multiplicador que clasificamos mediante código Python en:</w:t>
+        <w:spacing w:after="226"/>
+        <w:ind w:left="-5"/>
+        <w:rPr>
+          <w:rFonts w:ascii="Times New Roman" w:hAnsi="Times New Roman" w:cs="Times New Roman"/>
+          <w:lang w:val="es-PE"/>
+        </w:rPr>
+      </w:pPr>
+      <w:bookmarkStart w:id="5" w:name="_Toc242021396"/>
+      <w:r>
+        <w:rPr>
+          <w:rFonts w:ascii="Times New Roman" w:hAnsi="Times New Roman" w:cs="Times New Roman"/>
+          <w:lang w:val="es-PE"/>
+        </w:rPr>
+        <w:t>La arquitectura de nuestro algoritmo abordará el problema bajo la siguiente lógica procedimental:</w:t>
       </w:r>
     </w:p>
     <w:p>
@@ -2631,40 +2485,28 @@
         <w:pStyle w:val="ListParagraph"/>
         <w:numPr>
           <w:ilvl w:val="0"/>
-          <w:numId w:val="15"/>
+          <w:numId w:val="20"/>
         </w:numPr>
-        <w:jc w:val="both"/>
-        <w:rPr>
-          <w:rFonts w:ascii="Times New Roman" w:eastAsia="Times New Roman" w:hAnsi="Times New Roman" w:cs="Times New Roman"/>
-        </w:rPr>
-      </w:pPr>
-      <w:r>
-        <w:rPr>
-          <w:rFonts w:ascii="Times New Roman" w:eastAsia="Times New Roman" w:hAnsi="Times New Roman" w:cs="Times New Roman"/>
+        <w:spacing w:after="13" w:line="271" w:lineRule="auto"/>
+        <w:rPr>
+          <w:rFonts w:ascii="Times New Roman" w:hAnsi="Times New Roman" w:cs="Times New Roman"/>
+          <w:lang w:val="es-PE"/>
+        </w:rPr>
+      </w:pPr>
+      <w:r>
+        <w:rPr>
+          <w:rFonts w:ascii="Times New Roman" w:eastAsia="Segoe UI" w:hAnsi="Times New Roman" w:cs="Times New Roman"/>
           <w:b/>
-          <w:bCs/>
-        </w:rPr>
-        <w:t>Hora Punta (Factor alto ~3.0):</w:t>
-      </w:r>
-      <w:r>
-        <w:rPr>
-          <w:rFonts w:ascii="Times New Roman" w:eastAsia="Times New Roman" w:hAnsi="Times New Roman" w:cs="Times New Roman"/>
-        </w:rPr>
-        <w:t xml:space="preserve"> De 07:00 a 09:00 y de 17:00 a 20:00 </w:t>
-      </w:r>
-      <w:proofErr w:type="spellStart"/>
-      <w:r>
-        <w:rPr>
-          <w:rFonts w:ascii="Times New Roman" w:eastAsia="Times New Roman" w:hAnsi="Times New Roman" w:cs="Times New Roman"/>
-        </w:rPr>
-        <w:t>hrs</w:t>
-      </w:r>
-      <w:proofErr w:type="spellEnd"/>
-      <w:r>
-        <w:rPr>
-          <w:rFonts w:ascii="Times New Roman" w:eastAsia="Times New Roman" w:hAnsi="Times New Roman" w:cs="Times New Roman"/>
-        </w:rPr>
-        <w:t>.</w:t>
+          <w:lang w:val="es-PE"/>
+        </w:rPr>
+        <w:t>Modelado Topológico e Inicialización:</w:t>
+      </w:r>
+      <w:r>
+        <w:rPr>
+          <w:rFonts w:ascii="Times New Roman" w:hAnsi="Times New Roman" w:cs="Times New Roman"/>
+          <w:lang w:val="es-PE"/>
+        </w:rPr>
+        <w:t xml:space="preserve"> El sistema cargará el CSV de los nodos, reconociendo a los números vacíos como vértices sin "color" asignado, mientras que las pistas iniciales del juego servirán como raíces inmutables del grafo.</w:t>
       </w:r>
     </w:p>
     <w:p>
@@ -2672,26 +2514,28 @@
         <w:pStyle w:val="ListParagraph"/>
         <w:numPr>
           <w:ilvl w:val="0"/>
-          <w:numId w:val="15"/>
+          <w:numId w:val="20"/>
         </w:numPr>
-        <w:jc w:val="both"/>
-        <w:rPr>
-          <w:rFonts w:ascii="Times New Roman" w:eastAsia="Times New Roman" w:hAnsi="Times New Roman" w:cs="Times New Roman"/>
-        </w:rPr>
-      </w:pPr>
-      <w:r>
-        <w:rPr>
-          <w:rFonts w:ascii="Times New Roman" w:eastAsia="Times New Roman" w:hAnsi="Times New Roman" w:cs="Times New Roman"/>
+        <w:spacing w:after="13" w:line="271" w:lineRule="auto"/>
+        <w:rPr>
+          <w:rFonts w:ascii="Times New Roman" w:hAnsi="Times New Roman" w:cs="Times New Roman"/>
+          <w:lang w:val="es-PE"/>
+        </w:rPr>
+      </w:pPr>
+      <w:r>
+        <w:rPr>
+          <w:rFonts w:ascii="Times New Roman" w:eastAsia="Segoe UI" w:hAnsi="Times New Roman" w:cs="Times New Roman"/>
           <w:b/>
-          <w:bCs/>
-        </w:rPr>
-        <w:t>Horario Regular (Factor moderado ~1.5):</w:t>
-      </w:r>
-      <w:r>
-        <w:rPr>
-          <w:rFonts w:ascii="Times New Roman" w:eastAsia="Times New Roman" w:hAnsi="Times New Roman" w:cs="Times New Roman"/>
-        </w:rPr>
-        <w:t xml:space="preserve"> Horas diurnas restantes.</w:t>
+          <w:lang w:val="es-PE"/>
+        </w:rPr>
+        <w:t>Exploración DFS:</w:t>
+      </w:r>
+      <w:r>
+        <w:rPr>
+          <w:rFonts w:ascii="Times New Roman" w:hAnsi="Times New Roman" w:cs="Times New Roman"/>
+          <w:lang w:val="es-PE"/>
+        </w:rPr>
+        <w:t xml:space="preserve"> El algoritmo viajará a la primera celda vacía y probará iterativamente la inserción de un número (del 1 al 9).</w:t>
       </w:r>
     </w:p>
     <w:p>
@@ -2699,40 +2543,92 @@
         <w:pStyle w:val="ListParagraph"/>
         <w:numPr>
           <w:ilvl w:val="0"/>
-          <w:numId w:val="15"/>
+          <w:numId w:val="20"/>
         </w:numPr>
-        <w:jc w:val="both"/>
-        <w:rPr>
-          <w:rFonts w:ascii="Times New Roman" w:eastAsia="Times New Roman" w:hAnsi="Times New Roman" w:cs="Times New Roman"/>
-        </w:rPr>
-      </w:pPr>
-      <w:r>
-        <w:rPr>
-          <w:rFonts w:ascii="Times New Roman" w:eastAsia="Times New Roman" w:hAnsi="Times New Roman" w:cs="Times New Roman"/>
+        <w:spacing w:after="13" w:line="271" w:lineRule="auto"/>
+        <w:rPr>
+          <w:rFonts w:ascii="Times New Roman" w:hAnsi="Times New Roman" w:cs="Times New Roman"/>
+          <w:lang w:val="es-PE"/>
+        </w:rPr>
+      </w:pPr>
+      <w:r>
+        <w:rPr>
+          <w:rFonts w:ascii="Times New Roman" w:eastAsia="Segoe UI" w:hAnsi="Times New Roman" w:cs="Times New Roman"/>
           <w:b/>
-          <w:bCs/>
-        </w:rPr>
-        <w:t>Madrugada (Factor mínimo 1.0):</w:t>
-      </w:r>
-      <w:r>
-        <w:rPr>
-          <w:rFonts w:ascii="Times New Roman" w:eastAsia="Times New Roman" w:hAnsi="Times New Roman" w:cs="Times New Roman"/>
-        </w:rPr>
-        <w:t xml:space="preserve"> De 23:00 a 05:00 </w:t>
+          <w:lang w:val="es-PE"/>
+        </w:rPr>
+        <w:t>Validación de Aristas Concurrentes:</w:t>
+      </w:r>
+      <w:r>
+        <w:rPr>
+          <w:rFonts w:ascii="Times New Roman" w:hAnsi="Times New Roman" w:cs="Times New Roman"/>
+          <w:lang w:val="es-PE"/>
+        </w:rPr>
+        <w:t xml:space="preserve"> Revisará instantáneamente las 20 aristas conectadas al vértice objetivo. Si alguno de los nodos adyacentes posee el mismo número, el motor reconoce que la restricción es violada y aborta esa línea de tiempo.</w:t>
+      </w:r>
+    </w:p>
+    <w:p>
+      <w:pPr>
+        <w:pStyle w:val="ListParagraph"/>
+        <w:numPr>
+          <w:ilvl w:val="0"/>
+          <w:numId w:val="20"/>
+        </w:numPr>
+        <w:spacing w:after="295" w:line="271" w:lineRule="auto"/>
+        <w:rPr>
+          <w:rFonts w:ascii="Times New Roman" w:hAnsi="Times New Roman" w:cs="Times New Roman"/>
+          <w:lang w:val="es-PE"/>
+        </w:rPr>
+      </w:pPr>
+      <w:r>
+        <w:rPr>
+          <w:rFonts w:ascii="Times New Roman" w:eastAsia="Segoe UI" w:hAnsi="Times New Roman" w:cs="Times New Roman"/>
+          <w:b/>
+          <w:lang w:val="es-PE"/>
+        </w:rPr>
+        <w:t>Poda Sistemática (</w:t>
       </w:r>
       <w:proofErr w:type="spellStart"/>
       <w:r>
         <w:rPr>
-          <w:rFonts w:ascii="Times New Roman" w:eastAsia="Times New Roman" w:hAnsi="Times New Roman" w:cs="Times New Roman"/>
-        </w:rPr>
-        <w:t>hrs</w:t>
+          <w:rFonts w:ascii="Times New Roman" w:eastAsia="Segoe UI" w:hAnsi="Times New Roman" w:cs="Times New Roman"/>
+          <w:b/>
+          <w:lang w:val="es-PE"/>
+        </w:rPr>
+        <w:t>Pruning</w:t>
       </w:r>
       <w:proofErr w:type="spellEnd"/>
       <w:r>
         <w:rPr>
-          <w:rFonts w:ascii="Times New Roman" w:eastAsia="Times New Roman" w:hAnsi="Times New Roman" w:cs="Times New Roman"/>
-        </w:rPr>
-        <w:t>. Esto asegura que la aplicación desvíe inteligentemente a los conductores de avenidas congestionadas hacia rutas alternativas más rápidas.</w:t>
+          <w:rFonts w:ascii="Times New Roman" w:eastAsia="Segoe UI" w:hAnsi="Times New Roman" w:cs="Times New Roman"/>
+          <w:b/>
+          <w:lang w:val="es-PE"/>
+        </w:rPr>
+        <w:t>):</w:t>
+      </w:r>
+      <w:r>
+        <w:rPr>
+          <w:rFonts w:ascii="Times New Roman" w:hAnsi="Times New Roman" w:cs="Times New Roman"/>
+          <w:lang w:val="es-PE"/>
+        </w:rPr>
+        <w:t xml:space="preserve"> Al detectar la invalidez, el algoritmo hace </w:t>
+      </w:r>
+      <w:proofErr w:type="spellStart"/>
+      <w:r>
+        <w:rPr>
+          <w:rFonts w:ascii="Times New Roman" w:eastAsia="Segoe UI" w:hAnsi="Times New Roman" w:cs="Times New Roman"/>
+          <w:i/>
+          <w:lang w:val="es-PE"/>
+        </w:rPr>
+        <w:t>Backtrack</w:t>
+      </w:r>
+      <w:proofErr w:type="spellEnd"/>
+      <w:r>
+        <w:rPr>
+          <w:rFonts w:ascii="Times New Roman" w:hAnsi="Times New Roman" w:cs="Times New Roman"/>
+          <w:lang w:val="es-PE"/>
+        </w:rPr>
+        <w:t xml:space="preserve"> (retrocede un paso atrás en la pila recursiva) y prueba el siguiente valor lógico. Esto impide que el procesador desperdicie ciclos calculando variaciones en celdas futuras que nacieron de una premisa falsa.</w:t>
       </w:r>
     </w:p>
     <w:p>
@@ -2743,7 +2639,6 @@
           <w:numId w:val="13"/>
         </w:numPr>
       </w:pPr>
-      <w:bookmarkStart w:id="5" w:name="_Toc242021396"/>
       <w:r>
         <w:t>Conclusiones</w:t>
       </w:r>
@@ -2754,31 +2649,21 @@
         <w:pStyle w:val="ListParagraph"/>
         <w:numPr>
           <w:ilvl w:val="0"/>
-          <w:numId w:val="16"/>
+          <w:numId w:val="22"/>
         </w:numPr>
-        <w:rPr>
-          <w:rFonts w:ascii="Times New Roman" w:hAnsi="Times New Roman" w:cs="Times New Roman"/>
-        </w:rPr>
-      </w:pPr>
-      <w:r>
-        <w:rPr>
-          <w:rFonts w:ascii="Times New Roman" w:hAnsi="Times New Roman" w:cs="Times New Roman"/>
-        </w:rPr>
-        <w:t xml:space="preserve">La extracción exitosa de 8,997 nodos y 16,702 aristas mediante la API de </w:t>
-      </w:r>
-      <w:proofErr w:type="spellStart"/>
-      <w:r>
-        <w:rPr>
-          <w:rFonts w:ascii="Times New Roman" w:hAnsi="Times New Roman" w:cs="Times New Roman"/>
-        </w:rPr>
-        <w:t>OpenStreetMap</w:t>
-      </w:r>
-      <w:proofErr w:type="spellEnd"/>
-      <w:r>
-        <w:rPr>
-          <w:rFonts w:ascii="Times New Roman" w:hAnsi="Times New Roman" w:cs="Times New Roman"/>
-        </w:rPr>
-        <w:t xml:space="preserve"> confirma que es factible y eficiente modelar matemáticamente una red urbana real a gran escala, superando ampliamente el requisito mínimo del proyecto (1500 nodos) y ofreciendo un entorno óptimo de prueba.</w:t>
+        <w:spacing w:after="13" w:line="271" w:lineRule="auto"/>
+        <w:rPr>
+          <w:rFonts w:ascii="Times New Roman" w:hAnsi="Times New Roman" w:cs="Times New Roman"/>
+          <w:lang w:val="es-PE"/>
+        </w:rPr>
+      </w:pPr>
+      <w:bookmarkStart w:id="6" w:name="_Toc242021397"/>
+      <w:r>
+        <w:rPr>
+          <w:rFonts w:ascii="Times New Roman" w:hAnsi="Times New Roman" w:cs="Times New Roman"/>
+          <w:lang w:val="es-PE"/>
+        </w:rPr>
+        <w:t>La generación arquitectónica de un grafo con 1,620 nodos y 16,200 aristas demuestra que el modelado algorítmico del Sudoku es supremamente escalable. Simular el procesamiento de 20 partidas en paralelo comprueba que el diseño de bases de datos basadas en grafos puede sustentar eficazmente los requerimientos de un servidor corporativo moderno como los utilizados por Nintendo o las App Stores.</w:t>
       </w:r>
     </w:p>
     <w:p>
@@ -2786,63 +2671,20 @@
         <w:pStyle w:val="ListParagraph"/>
         <w:numPr>
           <w:ilvl w:val="0"/>
-          <w:numId w:val="16"/>
+          <w:numId w:val="22"/>
         </w:numPr>
-        <w:rPr>
-          <w:rFonts w:ascii="Times New Roman" w:hAnsi="Times New Roman" w:cs="Times New Roman"/>
-        </w:rPr>
-      </w:pPr>
-      <w:r>
-        <w:rPr>
-          <w:rFonts w:ascii="Times New Roman" w:hAnsi="Times New Roman" w:cs="Times New Roman"/>
-        </w:rPr>
-        <w:t>La definición de un peso dinámico (</w:t>
-      </w:r>
-      <w:proofErr w:type="spellStart"/>
-      <w:r>
-        <w:rPr>
-          <w:rFonts w:ascii="Times New Roman" w:hAnsi="Times New Roman" w:cs="Times New Roman"/>
-          <w:i/>
-          <w:iCs/>
-        </w:rPr>
-        <w:t>Longitud×FactorTr</w:t>
-      </w:r>
-      <w:r>
-        <w:rPr>
-          <w:rFonts w:ascii="Times New Roman" w:hAnsi="Times New Roman" w:cs="Times New Roman"/>
-          <w:i/>
-          <w:iCs/>
-        </w:rPr>
-        <w:t>á</w:t>
-      </w:r>
-      <w:r>
-        <w:rPr>
-          <w:rFonts w:ascii="Times New Roman" w:hAnsi="Times New Roman" w:cs="Times New Roman"/>
-          <w:i/>
-          <w:iCs/>
-        </w:rPr>
-        <w:t>fico</w:t>
-      </w:r>
-      <w:proofErr w:type="spellEnd"/>
-      <w:r>
-        <w:rPr>
-          <w:rFonts w:ascii="Times New Roman" w:hAnsi="Times New Roman" w:cs="Times New Roman"/>
-        </w:rPr>
-        <w:t xml:space="preserve">) resulta ser un enfoque fundamental y realista para el diseño de nuestro aplicativo. Como lo respalda la literatura de logística moderna, basarse únicamente en la distancia física es insuficiente; la penalización algorítmica por congestión en "hora punta" es lo que verdaderamente permite simular un sistema GPS como </w:t>
-      </w:r>
-      <w:proofErr w:type="spellStart"/>
-      <w:r>
-        <w:rPr>
-          <w:rFonts w:ascii="Times New Roman" w:hAnsi="Times New Roman" w:cs="Times New Roman"/>
-        </w:rPr>
-        <w:t>Waze</w:t>
-      </w:r>
-      <w:proofErr w:type="spellEnd"/>
-      <w:r>
-        <w:rPr>
-          <w:rFonts w:ascii="Times New Roman" w:hAnsi="Times New Roman" w:cs="Times New Roman"/>
-        </w:rPr>
-        <w:t>.</w:t>
+        <w:spacing w:after="13" w:line="271" w:lineRule="auto"/>
+        <w:rPr>
+          <w:rFonts w:ascii="Times New Roman" w:hAnsi="Times New Roman" w:cs="Times New Roman"/>
+          <w:lang w:val="es-PE"/>
+        </w:rPr>
+      </w:pPr>
+      <w:r>
+        <w:rPr>
+          <w:rFonts w:ascii="Times New Roman" w:hAnsi="Times New Roman" w:cs="Times New Roman"/>
+          <w:lang w:val="es-PE"/>
+        </w:rPr>
+        <w:t>Traducir reglas de juego amigables a complejas conexiones matemáticas ratifica que los problemas lógicos cotidianos están profundamente codificados en la teoría pura de grafos. Las más de 16 mil aristas evidencian que lo que la mente humana asimila de forma visual, la máquina requiere procesarlo como un tejido masivo de dependencias condicionadas.</w:t>
       </w:r>
     </w:p>
     <w:p>
@@ -2850,25 +2692,42 @@
         <w:pStyle w:val="ListParagraph"/>
         <w:numPr>
           <w:ilvl w:val="0"/>
-          <w:numId w:val="16"/>
+          <w:numId w:val="22"/>
         </w:numPr>
-        <w:rPr>
-          <w:rFonts w:ascii="Times New Roman" w:hAnsi="Times New Roman" w:cs="Times New Roman"/>
-        </w:rPr>
-      </w:pPr>
-      <w:r>
-        <w:rPr>
-          <w:rFonts w:ascii="Times New Roman" w:hAnsi="Times New Roman" w:cs="Times New Roman"/>
-        </w:rPr>
-        <w:lastRenderedPageBreak/>
-        <w:t>Como trabajo a futuro para el próximo hito, se procederá a implementar el Algoritmo de Dijkstra en código Python sobre la matriz del grafo ponderado. Esto permitirá iniciar las pruebas de validación de entradas y salidas, así como el análisis empírico de la complejidad asintótica de las búsquedas en nuestra red vial.</w:t>
+        <w:spacing w:after="13" w:line="271" w:lineRule="auto"/>
+        <w:rPr>
+          <w:rFonts w:ascii="Times New Roman" w:hAnsi="Times New Roman" w:cs="Times New Roman"/>
+          <w:lang w:val="es-PE"/>
+        </w:rPr>
+      </w:pPr>
+      <w:r>
+        <w:rPr>
+          <w:rFonts w:ascii="Times New Roman" w:hAnsi="Times New Roman" w:cs="Times New Roman"/>
+          <w:lang w:val="es-PE"/>
+        </w:rPr>
+        <w:t xml:space="preserve">De cara al desarrollo técnico del Hito 2, el contraste teórico entre las metodologías de búsqueda ha quedado definido: el uso de la Fuerza Bruta llevaría a la aplicación a un estado de inoperancia por exceso de tiempo de ejecución, mientras que la implementación del algoritmo DFS estructurado con </w:t>
+      </w:r>
+      <w:proofErr w:type="spellStart"/>
+      <w:r>
+        <w:rPr>
+          <w:rFonts w:ascii="Times New Roman" w:hAnsi="Times New Roman" w:cs="Times New Roman"/>
+          <w:lang w:val="es-PE"/>
+        </w:rPr>
+        <w:t>Backtracking</w:t>
+      </w:r>
+      <w:proofErr w:type="spellEnd"/>
+      <w:r>
+        <w:rPr>
+          <w:rFonts w:ascii="Times New Roman" w:hAnsi="Times New Roman" w:cs="Times New Roman"/>
+          <w:lang w:val="es-PE"/>
+        </w:rPr>
+        <w:t xml:space="preserve"> será la herramienta que garantizará hallar la resolución o el error en tiempo óptimo, cumpliendo los objetivos de complejidad algorítmica.</w:t>
       </w:r>
     </w:p>
     <w:p>
       <w:pPr>
         <w:pStyle w:val="Heading3"/>
       </w:pPr>
-      <w:bookmarkStart w:id="6" w:name="_Toc242021397"/>
       <w:r>
         <w:t>Anexos</w:t>
       </w:r>
@@ -2888,22 +2747,9 @@
       <w:r>
         <w:rPr>
           <w:rFonts w:ascii="Times New Roman" w:hAnsi="Times New Roman" w:cs="Times New Roman"/>
-        </w:rPr>
-        <w:t xml:space="preserve">El código fuente de extracción y asignación de tráfico, así como el historial de </w:t>
-      </w:r>
-      <w:proofErr w:type="spellStart"/>
-      <w:r>
-        <w:rPr>
-          <w:rFonts w:ascii="Times New Roman" w:hAnsi="Times New Roman" w:cs="Times New Roman"/>
-        </w:rPr>
-        <w:t>commits</w:t>
-      </w:r>
-      <w:proofErr w:type="spellEnd"/>
-      <w:r>
-        <w:rPr>
-          <w:rFonts w:ascii="Times New Roman" w:hAnsi="Times New Roman" w:cs="Times New Roman"/>
-        </w:rPr>
-        <w:t xml:space="preserve"> de los integrantes, se encuentra respaldado en nuestro repositorio oficial de GitHub: </w:t>
+          <w:lang w:val="es-PE"/>
+        </w:rPr>
+        <w:t xml:space="preserve">Los algoritmos en lenguaje Python correspondientes a la generación sintética de los 1,620 nodos y sus restrictivas conexiones espaciales se encuentran alojados y documentados en nuestro repositorio oficial: </w:t>
       </w:r>
       <w:hyperlink r:id="rId10">
         <w:r>
@@ -2912,15 +2758,18 @@
             <w:color w:val="0000EE"/>
             <w:lang w:val="es-PE"/>
           </w:rPr>
-          <w:t>Repositorio Grupo 5</w:t>
+          <w:t>GitHub - Grupo 6</w:t>
         </w:r>
       </w:hyperlink>
-      <w:r>
-        <w:rPr>
-          <w:rFonts w:ascii="Times New Roman" w:hAnsi="Times New Roman" w:cs="Times New Roman"/>
-        </w:rPr>
-        <w:t>.</w:t>
-      </w:r>
+      <w:hyperlink r:id="rId11">
+        <w:r>
+          <w:rPr>
+            <w:rFonts w:ascii="Times New Roman" w:hAnsi="Times New Roman" w:cs="Times New Roman"/>
+            <w:lang w:val="es-PE"/>
+          </w:rPr>
+          <w:t>.</w:t>
+        </w:r>
+      </w:hyperlink>
     </w:p>
     <w:p>
       <w:pPr>
@@ -3002,242 +2851,27 @@
     </w:p>
     <w:p>
       <w:pPr>
-        <w:rPr>
-          <w:rFonts w:ascii="Times New Roman" w:hAnsi="Times New Roman" w:cs="Times New Roman"/>
-        </w:rPr>
-      </w:pPr>
-    </w:p>
-    <w:p>
-      <w:pPr>
-        <w:rPr>
-          <w:rFonts w:ascii="Times New Roman" w:hAnsi="Times New Roman" w:cs="Times New Roman"/>
-        </w:rPr>
-      </w:pPr>
-    </w:p>
-    <w:p>
-      <w:pPr>
-        <w:rPr>
-          <w:rFonts w:ascii="Times New Roman" w:hAnsi="Times New Roman" w:cs="Times New Roman"/>
-        </w:rPr>
-      </w:pPr>
-    </w:p>
-    <w:p>
-      <w:pPr>
-        <w:rPr>
-          <w:rFonts w:ascii="Times New Roman" w:hAnsi="Times New Roman" w:cs="Times New Roman"/>
-        </w:rPr>
-      </w:pPr>
-    </w:p>
-    <w:p>
-      <w:pPr>
-        <w:rPr>
-          <w:rFonts w:ascii="Times New Roman" w:hAnsi="Times New Roman" w:cs="Times New Roman"/>
-        </w:rPr>
-      </w:pPr>
-    </w:p>
-    <w:p>
-      <w:pPr>
-        <w:rPr>
-          <w:rFonts w:ascii="Times New Roman" w:hAnsi="Times New Roman" w:cs="Times New Roman"/>
-        </w:rPr>
-      </w:pPr>
-    </w:p>
-    <w:p>
-      <w:pPr>
-        <w:rPr>
-          <w:rFonts w:ascii="Times New Roman" w:hAnsi="Times New Roman" w:cs="Times New Roman"/>
-        </w:rPr>
-      </w:pPr>
-    </w:p>
-    <w:p>
-      <w:pPr>
-        <w:rPr>
-          <w:rFonts w:ascii="Times New Roman" w:hAnsi="Times New Roman" w:cs="Times New Roman"/>
-        </w:rPr>
-      </w:pPr>
-    </w:p>
-    <w:p>
-      <w:pPr>
-        <w:rPr>
-          <w:rFonts w:ascii="Times New Roman" w:hAnsi="Times New Roman" w:cs="Times New Roman"/>
-        </w:rPr>
-      </w:pPr>
-    </w:p>
-    <w:p>
-      <w:pPr>
-        <w:rPr>
-          <w:rFonts w:ascii="Times New Roman" w:hAnsi="Times New Roman" w:cs="Times New Roman"/>
-        </w:rPr>
-      </w:pPr>
-    </w:p>
-    <w:p>
-      <w:pPr>
-        <w:rPr>
-          <w:rFonts w:ascii="Times New Roman" w:hAnsi="Times New Roman" w:cs="Times New Roman"/>
-        </w:rPr>
-      </w:pPr>
-    </w:p>
-    <w:p>
-      <w:pPr>
-        <w:rPr>
-          <w:rFonts w:ascii="Times New Roman" w:hAnsi="Times New Roman" w:cs="Times New Roman"/>
-        </w:rPr>
-      </w:pPr>
-    </w:p>
-    <w:p>
-      <w:pPr>
-        <w:rPr>
-          <w:rFonts w:ascii="Times New Roman" w:hAnsi="Times New Roman" w:cs="Times New Roman"/>
-        </w:rPr>
-      </w:pPr>
-    </w:p>
-    <w:p>
-      <w:pPr>
-        <w:rPr>
-          <w:rFonts w:ascii="Times New Roman" w:hAnsi="Times New Roman" w:cs="Times New Roman"/>
-        </w:rPr>
-      </w:pPr>
-    </w:p>
-    <w:p>
-      <w:pPr>
-        <w:rPr>
-          <w:rFonts w:ascii="Times New Roman" w:hAnsi="Times New Roman" w:cs="Times New Roman"/>
-        </w:rPr>
-      </w:pPr>
-    </w:p>
-    <w:p>
-      <w:pPr>
-        <w:rPr>
-          <w:rFonts w:ascii="Times New Roman" w:hAnsi="Times New Roman" w:cs="Times New Roman"/>
-        </w:rPr>
-      </w:pPr>
-    </w:p>
-    <w:p>
-      <w:pPr>
-        <w:rPr>
-          <w:rFonts w:ascii="Times New Roman" w:hAnsi="Times New Roman" w:cs="Times New Roman"/>
-        </w:rPr>
-      </w:pPr>
-    </w:p>
-    <w:p>
-      <w:pPr>
-        <w:rPr>
-          <w:rFonts w:ascii="Times New Roman" w:hAnsi="Times New Roman" w:cs="Times New Roman"/>
-        </w:rPr>
-      </w:pPr>
-    </w:p>
-    <w:p>
-      <w:pPr>
-        <w:rPr>
-          <w:rFonts w:ascii="Times New Roman" w:hAnsi="Times New Roman" w:cs="Times New Roman"/>
-        </w:rPr>
-      </w:pPr>
-    </w:p>
-    <w:p>
-      <w:pPr>
-        <w:rPr>
-          <w:rFonts w:ascii="Times New Roman" w:hAnsi="Times New Roman" w:cs="Times New Roman"/>
-        </w:rPr>
-      </w:pPr>
-    </w:p>
-    <w:p>
-      <w:pPr>
-        <w:rPr>
-          <w:rFonts w:ascii="Times New Roman" w:hAnsi="Times New Roman" w:cs="Times New Roman"/>
-        </w:rPr>
-      </w:pPr>
-    </w:p>
-    <w:p>
-      <w:pPr>
-        <w:rPr>
-          <w:rFonts w:ascii="Times New Roman" w:hAnsi="Times New Roman" w:cs="Times New Roman"/>
-        </w:rPr>
-      </w:pPr>
-    </w:p>
-    <w:p>
-      <w:pPr>
-        <w:rPr>
-          <w:rFonts w:ascii="Times New Roman" w:hAnsi="Times New Roman" w:cs="Times New Roman"/>
-        </w:rPr>
-      </w:pPr>
-    </w:p>
-    <w:p>
-      <w:pPr>
-        <w:rPr>
-          <w:rFonts w:ascii="Times New Roman" w:hAnsi="Times New Roman" w:cs="Times New Roman"/>
-        </w:rPr>
-      </w:pPr>
-    </w:p>
-    <w:p>
-      <w:pPr>
-        <w:rPr>
-          <w:rFonts w:ascii="Times New Roman" w:hAnsi="Times New Roman" w:cs="Times New Roman"/>
-        </w:rPr>
-      </w:pPr>
-    </w:p>
-    <w:p>
-      <w:pPr>
-        <w:rPr>
-          <w:rFonts w:ascii="Times New Roman" w:hAnsi="Times New Roman" w:cs="Times New Roman"/>
-        </w:rPr>
-      </w:pPr>
-    </w:p>
-    <w:p>
-      <w:pPr>
-        <w:rPr>
-          <w:rFonts w:ascii="Times New Roman" w:hAnsi="Times New Roman" w:cs="Times New Roman"/>
-        </w:rPr>
-      </w:pPr>
-    </w:p>
-    <w:p>
-      <w:pPr>
-        <w:rPr>
-          <w:rFonts w:ascii="Times New Roman" w:hAnsi="Times New Roman" w:cs="Times New Roman"/>
-        </w:rPr>
-      </w:pPr>
-    </w:p>
-    <w:p>
-      <w:pPr>
-        <w:rPr>
-          <w:rFonts w:ascii="Times New Roman" w:hAnsi="Times New Roman" w:cs="Times New Roman"/>
-        </w:rPr>
-      </w:pPr>
-    </w:p>
-    <w:p>
-      <w:pPr>
-        <w:rPr>
-          <w:rFonts w:ascii="Times New Roman" w:hAnsi="Times New Roman" w:cs="Times New Roman"/>
-        </w:rPr>
-      </w:pPr>
-    </w:p>
-    <w:p>
-      <w:pPr>
-        <w:rPr>
-          <w:rFonts w:ascii="Times New Roman" w:hAnsi="Times New Roman" w:cs="Times New Roman"/>
-        </w:rPr>
-      </w:pPr>
-    </w:p>
-    <w:p>
-      <w:pPr>
-        <w:rPr>
-          <w:rFonts w:ascii="Times New Roman" w:hAnsi="Times New Roman" w:cs="Times New Roman"/>
-        </w:rPr>
-      </w:pPr>
-    </w:p>
-    <w:p>
-      <w:pPr>
         <w:pStyle w:val="Heading3"/>
+        <w:rPr>
+          <w:lang w:val="en-US"/>
+        </w:rPr>
       </w:pPr>
       <w:bookmarkStart w:id="7" w:name="_Toc242021398"/>
-      <w:r>
+      <w:proofErr w:type="spellStart"/>
+      <w:r>
+        <w:rPr>
+          <w:lang w:val="en-US"/>
+        </w:rPr>
         <w:lastRenderedPageBreak/>
         <w:t>Referencias</w:t>
       </w:r>
       <w:bookmarkEnd w:id="7"/>
-    </w:p>
-    <w:p>
-      <w:pPr>
-        <w:ind w:left="720" w:right="14" w:hanging="720"/>
+      <w:proofErr w:type="spellEnd"/>
+    </w:p>
+    <w:p>
+      <w:pPr>
+        <w:spacing w:after="226"/>
+        <w:ind w:left="720" w:hanging="720"/>
         <w:rPr>
           <w:rFonts w:ascii="Times New Roman" w:hAnsi="Times New Roman" w:cs="Times New Roman"/>
           <w:lang w:val="en-US"/>
@@ -3246,32 +2880,9 @@
       <w:r>
         <w:rPr>
           <w:rFonts w:ascii="Times New Roman" w:hAnsi="Times New Roman" w:cs="Times New Roman"/>
-          <w:lang w:val="es-PE"/>
-        </w:rPr>
-        <w:t xml:space="preserve">Adamo, T., Gendreau, M., Ghiani, G., &amp; Guerriero, E. (2024). </w:t>
-      </w:r>
-      <w:r>
-        <w:rPr>
-          <w:rFonts w:ascii="Times New Roman" w:hAnsi="Times New Roman" w:cs="Times New Roman"/>
           <w:lang w:val="en-US"/>
         </w:rPr>
-        <w:t xml:space="preserve">A review of recent advances in time-dependent vehicle </w:t>
-      </w:r>
-      <w:proofErr w:type="gramStart"/>
-      <w:r>
-        <w:rPr>
-          <w:rFonts w:ascii="Times New Roman" w:hAnsi="Times New Roman" w:cs="Times New Roman"/>
-          <w:lang w:val="en-US"/>
-        </w:rPr>
-        <w:t>routing</w:t>
-      </w:r>
-      <w:proofErr w:type="gramEnd"/>
-      <w:r>
-        <w:rPr>
-          <w:rFonts w:ascii="Times New Roman" w:hAnsi="Times New Roman" w:cs="Times New Roman"/>
-          <w:lang w:val="en-US"/>
-        </w:rPr>
-        <w:t xml:space="preserve">. </w:t>
+        <w:t xml:space="preserve">Felgenhauer, B., &amp; Jarvis, F. (2006). Enumerating possible Sudoku grids. </w:t>
       </w:r>
       <w:r>
         <w:rPr>
@@ -3279,14 +2890,31 @@
           <w:i/>
           <w:lang w:val="en-US"/>
         </w:rPr>
-        <w:t>European Journal of Operational Research</w:t>
+        <w:t>Mathematical Spectrum, 39</w:t>
       </w:r>
       <w:r>
         <w:rPr>
           <w:rFonts w:ascii="Times New Roman" w:hAnsi="Times New Roman" w:cs="Times New Roman"/>
           <w:lang w:val="en-US"/>
         </w:rPr>
-        <w:t xml:space="preserve">, </w:t>
+        <w:t>(1), 15–22.</w:t>
+      </w:r>
+    </w:p>
+    <w:p>
+      <w:pPr>
+        <w:spacing w:after="226"/>
+        <w:ind w:left="720" w:hanging="720"/>
+        <w:rPr>
+          <w:rFonts w:ascii="Times New Roman" w:hAnsi="Times New Roman" w:cs="Times New Roman"/>
+          <w:lang w:val="en-US"/>
+        </w:rPr>
+      </w:pPr>
+      <w:r>
+        <w:rPr>
+          <w:rFonts w:ascii="Times New Roman" w:hAnsi="Times New Roman" w:cs="Times New Roman"/>
+          <w:lang w:val="en-US"/>
+        </w:rPr>
+        <w:t xml:space="preserve">Russell, S. J., &amp; Norvig, P. (2021). </w:t>
       </w:r>
       <w:r>
         <w:rPr>
@@ -3294,165 +2922,30 @@
           <w:i/>
           <w:lang w:val="en-US"/>
         </w:rPr>
-        <w:t>319</w:t>
+        <w:t>Artificial intelligence: A modern approach</w:t>
       </w:r>
       <w:r>
         <w:rPr>
           <w:rFonts w:ascii="Times New Roman" w:hAnsi="Times New Roman" w:cs="Times New Roman"/>
           <w:lang w:val="en-US"/>
         </w:rPr>
-        <w:t xml:space="preserve">(1), 1–15. </w:t>
-      </w:r>
-      <w:hyperlink r:id="rId11" w:history="1">
-        <w:r>
-          <w:rPr>
-            <w:rStyle w:val="Hyperlink"/>
-            <w:rFonts w:ascii="Times New Roman" w:hAnsi="Times New Roman" w:cs="Times New Roman"/>
-            <w:lang w:val="en-US"/>
-          </w:rPr>
-          <w:t>https://doi.org/10.1016/j.ejor.2024.06.016</w:t>
-        </w:r>
-      </w:hyperlink>
-      <w:r>
+        <w:t xml:space="preserve"> (4th ed.). Pearson.</w:t>
+      </w:r>
+    </w:p>
+    <w:p>
+      <w:pPr>
+        <w:ind w:left="720" w:hanging="720"/>
         <w:rPr>
           <w:rFonts w:ascii="Times New Roman" w:hAnsi="Times New Roman" w:cs="Times New Roman"/>
           <w:lang w:val="en-US"/>
         </w:rPr>
-        <w:t xml:space="preserve"> </w:t>
-      </w:r>
-    </w:p>
-    <w:p>
-      <w:pPr>
-        <w:ind w:left="720" w:right="14" w:hanging="720"/>
-        <w:rPr>
-          <w:rFonts w:ascii="Times New Roman" w:hAnsi="Times New Roman" w:cs="Times New Roman"/>
-          <w:lang w:val="es-PE"/>
-        </w:rPr>
-      </w:pPr>
-      <w:proofErr w:type="spellStart"/>
-      <w:r>
-        <w:rPr>
-          <w:rFonts w:ascii="Times New Roman" w:hAnsi="Times New Roman" w:cs="Times New Roman"/>
-          <w:lang w:val="es-PE"/>
-        </w:rPr>
-        <w:t>Àrea</w:t>
-      </w:r>
-      <w:proofErr w:type="spellEnd"/>
-      <w:r>
-        <w:rPr>
-          <w:rFonts w:ascii="Times New Roman" w:hAnsi="Times New Roman" w:cs="Times New Roman"/>
-          <w:lang w:val="es-PE"/>
-        </w:rPr>
-        <w:t xml:space="preserve"> Metropolitana de Barcelona. (2025). </w:t>
-      </w:r>
-      <w:r>
-        <w:rPr>
-          <w:rFonts w:ascii="Times New Roman" w:eastAsia="Segoe UI" w:hAnsi="Times New Roman" w:cs="Times New Roman"/>
-          <w:i/>
-          <w:lang w:val="es-PE"/>
-        </w:rPr>
-        <w:t xml:space="preserve">Dades </w:t>
-      </w:r>
-      <w:proofErr w:type="spellStart"/>
-      <w:r>
-        <w:rPr>
-          <w:rFonts w:ascii="Times New Roman" w:eastAsia="Segoe UI" w:hAnsi="Times New Roman" w:cs="Times New Roman"/>
-          <w:i/>
-          <w:lang w:val="es-PE"/>
-        </w:rPr>
-        <w:t>bàsiques</w:t>
-      </w:r>
-      <w:proofErr w:type="spellEnd"/>
-      <w:r>
-        <w:rPr>
-          <w:rFonts w:ascii="Times New Roman" w:eastAsia="Segoe UI" w:hAnsi="Times New Roman" w:cs="Times New Roman"/>
-          <w:i/>
-          <w:lang w:val="es-PE"/>
-        </w:rPr>
-        <w:t xml:space="preserve"> de </w:t>
-      </w:r>
-      <w:proofErr w:type="spellStart"/>
-      <w:r>
-        <w:rPr>
-          <w:rFonts w:ascii="Times New Roman" w:eastAsia="Segoe UI" w:hAnsi="Times New Roman" w:cs="Times New Roman"/>
-          <w:i/>
-          <w:lang w:val="es-PE"/>
-        </w:rPr>
-        <w:t>mobilitat</w:t>
-      </w:r>
-      <w:proofErr w:type="spellEnd"/>
-      <w:r>
-        <w:rPr>
-          <w:rFonts w:ascii="Times New Roman" w:eastAsia="Segoe UI" w:hAnsi="Times New Roman" w:cs="Times New Roman"/>
-          <w:i/>
-          <w:lang w:val="es-PE"/>
-        </w:rPr>
-        <w:t>, 2024</w:t>
-      </w:r>
-      <w:r>
-        <w:rPr>
-          <w:rFonts w:ascii="Times New Roman" w:hAnsi="Times New Roman" w:cs="Times New Roman"/>
-          <w:lang w:val="es-PE"/>
-        </w:rPr>
-        <w:t xml:space="preserve">. </w:t>
-      </w:r>
-      <w:hyperlink r:id="rId12" w:history="1">
-        <w:r>
-          <w:rPr>
-            <w:rStyle w:val="Hyperlink"/>
-            <w:rFonts w:ascii="Times New Roman" w:hAnsi="Times New Roman" w:cs="Times New Roman"/>
-            <w:lang w:val="es-PE"/>
-          </w:rPr>
-          <w:t>https://hdl.handle.net/20.500.14439/4858</w:t>
-        </w:r>
-      </w:hyperlink>
-      <w:r>
-        <w:rPr>
-          <w:rFonts w:ascii="Times New Roman" w:hAnsi="Times New Roman" w:cs="Times New Roman"/>
-          <w:lang w:val="es-PE"/>
-        </w:rPr>
-        <w:t xml:space="preserve"> </w:t>
-      </w:r>
-    </w:p>
-    <w:p>
-      <w:pPr>
-        <w:ind w:left="720" w:right="14" w:hanging="720"/>
+      </w:pPr>
+      <w:r>
         <w:rPr>
           <w:rFonts w:ascii="Times New Roman" w:hAnsi="Times New Roman" w:cs="Times New Roman"/>
           <w:lang w:val="en-US"/>
         </w:rPr>
-      </w:pPr>
-      <w:proofErr w:type="spellStart"/>
-      <w:r>
-        <w:rPr>
-          <w:rFonts w:ascii="Times New Roman" w:hAnsi="Times New Roman" w:cs="Times New Roman"/>
-          <w:lang w:val="en-US"/>
-        </w:rPr>
-        <w:t>Cormen</w:t>
-      </w:r>
-      <w:proofErr w:type="spellEnd"/>
-      <w:r>
-        <w:rPr>
-          <w:rFonts w:ascii="Times New Roman" w:hAnsi="Times New Roman" w:cs="Times New Roman"/>
-          <w:lang w:val="en-US"/>
-        </w:rPr>
-        <w:t xml:space="preserve">, T. H., </w:t>
-      </w:r>
-      <w:proofErr w:type="spellStart"/>
-      <w:r>
-        <w:rPr>
-          <w:rFonts w:ascii="Times New Roman" w:hAnsi="Times New Roman" w:cs="Times New Roman"/>
-          <w:lang w:val="en-US"/>
-        </w:rPr>
-        <w:t>Leiserson</w:t>
-      </w:r>
-      <w:proofErr w:type="spellEnd"/>
-      <w:r>
-        <w:rPr>
-          <w:rFonts w:ascii="Times New Roman" w:hAnsi="Times New Roman" w:cs="Times New Roman"/>
-          <w:lang w:val="en-US"/>
-        </w:rPr>
-        <w:t xml:space="preserve">, C. E., Rivest, R. L., &amp; Stein, C. (2009). </w:t>
+        <w:t xml:space="preserve">Yato, T., &amp; Seta, T. (2003). Complexity and completeness of finding another solution and its application to puzzles. </w:t>
       </w:r>
       <w:r>
         <w:rPr>
@@ -3460,162 +2953,35 @@
           <w:i/>
           <w:lang w:val="en-US"/>
         </w:rPr>
-        <w:t>Introduction to algorithms</w:t>
-      </w:r>
-      <w:r>
-        <w:rPr>
-          <w:rFonts w:ascii="Times New Roman" w:hAnsi="Times New Roman" w:cs="Times New Roman"/>
-          <w:lang w:val="en-US"/>
-        </w:rPr>
-        <w:t xml:space="preserve"> (3rd ed.). MIT Press.</w:t>
-      </w:r>
-    </w:p>
-    <w:p>
-      <w:pPr>
-        <w:ind w:left="720" w:right="14" w:hanging="720"/>
-        <w:rPr>
-          <w:rFonts w:ascii="Times New Roman" w:hAnsi="Times New Roman" w:cs="Times New Roman"/>
-          <w:lang w:val="en-US"/>
-        </w:rPr>
-      </w:pPr>
-      <w:proofErr w:type="spellStart"/>
-      <w:r>
-        <w:rPr>
-          <w:rFonts w:ascii="Times New Roman" w:hAnsi="Times New Roman" w:cs="Times New Roman"/>
-          <w:lang w:val="en-US"/>
-        </w:rPr>
-        <w:t>Hrushka</w:t>
-      </w:r>
-      <w:proofErr w:type="spellEnd"/>
-      <w:r>
-        <w:rPr>
-          <w:rFonts w:ascii="Times New Roman" w:hAnsi="Times New Roman" w:cs="Times New Roman"/>
-          <w:lang w:val="en-US"/>
-        </w:rPr>
-        <w:t xml:space="preserve">, V. V., Horozhankina, N. A., Boyko, Z. V., Korneyev, M. V., &amp; </w:t>
-      </w:r>
-      <w:proofErr w:type="spellStart"/>
-      <w:r>
-        <w:rPr>
-          <w:rFonts w:ascii="Times New Roman" w:hAnsi="Times New Roman" w:cs="Times New Roman"/>
-          <w:lang w:val="en-US"/>
-        </w:rPr>
-        <w:t>Nebaba</w:t>
-      </w:r>
-      <w:proofErr w:type="spellEnd"/>
-      <w:r>
-        <w:rPr>
-          <w:rFonts w:ascii="Times New Roman" w:hAnsi="Times New Roman" w:cs="Times New Roman"/>
-          <w:lang w:val="en-US"/>
-        </w:rPr>
-        <w:t xml:space="preserve">, N. A. (2021). Transport infrastructure of Spain as a factor in tourism development. </w:t>
-      </w:r>
+        <w:t>IEICE Transactions on Fundamentals of Electronics, Communications and Computer Sciences, E86-</w:t>
+      </w:r>
+      <w:proofErr w:type="gramStart"/>
       <w:r>
         <w:rPr>
           <w:rFonts w:ascii="Times New Roman" w:eastAsia="Segoe UI" w:hAnsi="Times New Roman" w:cs="Times New Roman"/>
           <w:i/>
           <w:lang w:val="en-US"/>
         </w:rPr>
-        <w:t>Journal of Geology, Geography and Geoecology</w:t>
+        <w:t>A</w:t>
       </w:r>
       <w:r>
         <w:rPr>
           <w:rFonts w:ascii="Times New Roman" w:hAnsi="Times New Roman" w:cs="Times New Roman"/>
           <w:lang w:val="en-US"/>
         </w:rPr>
-        <w:t xml:space="preserve">, </w:t>
-      </w:r>
-      <w:r>
-        <w:rPr>
-          <w:rFonts w:ascii="Times New Roman" w:eastAsia="Segoe UI" w:hAnsi="Times New Roman" w:cs="Times New Roman"/>
-          <w:i/>
+        <w:t>(</w:t>
+      </w:r>
+      <w:proofErr w:type="gramEnd"/>
+      <w:r>
+        <w:rPr>
+          <w:rFonts w:ascii="Times New Roman" w:hAnsi="Times New Roman" w:cs="Times New Roman"/>
           <w:lang w:val="en-US"/>
         </w:rPr>
-        <w:t>30</w:t>
-      </w:r>
-      <w:r>
-        <w:rPr>
-          <w:rFonts w:ascii="Times New Roman" w:hAnsi="Times New Roman" w:cs="Times New Roman"/>
-          <w:lang w:val="en-US"/>
-        </w:rPr>
-        <w:t xml:space="preserve">(3), 429–440. </w:t>
-      </w:r>
-      <w:hyperlink r:id="rId13" w:history="1">
-        <w:r>
-          <w:rPr>
-            <w:rStyle w:val="Hyperlink"/>
-            <w:rFonts w:ascii="Times New Roman" w:hAnsi="Times New Roman" w:cs="Times New Roman"/>
-            <w:lang w:val="en-US"/>
-          </w:rPr>
-          <w:t>https://doi.org/10.15421/112139</w:t>
-        </w:r>
-      </w:hyperlink>
-      <w:r>
-        <w:rPr>
-          <w:rFonts w:ascii="Times New Roman" w:hAnsi="Times New Roman" w:cs="Times New Roman"/>
-          <w:lang w:val="en-US"/>
-        </w:rPr>
-        <w:t xml:space="preserve"> </w:t>
-      </w:r>
-    </w:p>
-    <w:p>
-      <w:pPr>
-        <w:ind w:left="720" w:right="14" w:hanging="720"/>
-        <w:rPr>
-          <w:rFonts w:ascii="Times New Roman" w:hAnsi="Times New Roman" w:cs="Times New Roman"/>
-          <w:lang w:val="en-US"/>
-        </w:rPr>
-      </w:pPr>
-      <w:r>
-        <w:rPr>
-          <w:rFonts w:ascii="Times New Roman" w:hAnsi="Times New Roman" w:cs="Times New Roman"/>
-          <w:lang w:val="en-US"/>
-        </w:rPr>
-        <w:t xml:space="preserve">TomTom. (2025). </w:t>
-      </w:r>
-      <w:r>
-        <w:rPr>
-          <w:rFonts w:ascii="Times New Roman" w:eastAsia="Segoe UI" w:hAnsi="Times New Roman" w:cs="Times New Roman"/>
-          <w:i/>
-          <w:lang w:val="en-US"/>
-        </w:rPr>
-        <w:t>Barcelona traffic report</w:t>
-      </w:r>
-      <w:r>
-        <w:rPr>
-          <w:rFonts w:ascii="Times New Roman" w:hAnsi="Times New Roman" w:cs="Times New Roman"/>
-          <w:lang w:val="en-US"/>
-        </w:rPr>
-        <w:t xml:space="preserve">. TomTom Traffic Index. </w:t>
-      </w:r>
-      <w:hyperlink r:id="rId14" w:history="1">
-        <w:r>
-          <w:rPr>
-            <w:rStyle w:val="Hyperlink"/>
-            <w:rFonts w:ascii="Times New Roman" w:hAnsi="Times New Roman" w:cs="Times New Roman"/>
-            <w:lang w:val="en-US"/>
-          </w:rPr>
-          <w:t>https://www.tomtom.com/trafficindex/city/barcelona/</w:t>
-        </w:r>
-      </w:hyperlink>
-      <w:r>
-        <w:rPr>
-          <w:rFonts w:ascii="Times New Roman" w:hAnsi="Times New Roman" w:cs="Times New Roman"/>
-          <w:lang w:val="en-US"/>
-        </w:rPr>
-        <w:t xml:space="preserve"> </w:t>
-      </w:r>
-    </w:p>
-    <w:p>
-      <w:pPr>
-        <w:rPr>
-          <w:rFonts w:ascii="Times New Roman" w:hAnsi="Times New Roman" w:cs="Times New Roman"/>
-          <w:lang w:val="en-US"/>
-        </w:rPr>
-      </w:pPr>
+        <w:t>5), 1052–1060.</w:t>
+      </w:r>
     </w:p>
     <w:sectPr>
-      <w:headerReference w:type="default" r:id="rId15"/>
+      <w:headerReference w:type="default" r:id="rId12"/>
       <w:pgSz w:w="11909" w:h="16834" w:code="9"/>
       <w:pgMar w:top="1440" w:right="1440" w:bottom="1440" w:left="1440" w:header="720" w:footer="720" w:gutter="0"/>
       <w:pgNumType w:start="1"/>
@@ -4142,6 +3508,218 @@
     </w:lvl>
   </w:abstractNum>
   <w:abstractNum w:abstractNumId="4" w15:restartNumberingAfterBreak="0">
+    <w:nsid w:val="28476240"/>
+    <w:multiLevelType w:val="hybridMultilevel"/>
+    <w:tmpl w:val="DDEE90C0"/>
+    <w:lvl w:ilvl="0" w:tplc="89EC9D90">
+      <w:start w:val="1"/>
+      <w:numFmt w:val="decimal"/>
+      <w:lvlText w:val="%1."/>
+      <w:lvlJc w:val="left"/>
+      <w:pPr>
+        <w:ind w:left="600"/>
+      </w:pPr>
+      <w:rPr>
+        <w:rFonts w:ascii="Segoe UI" w:eastAsia="Segoe UI" w:hAnsi="Segoe UI" w:cs="Segoe UI"/>
+        <w:b w:val="0"/>
+        <w:i w:val="0"/>
+        <w:strike w:val="0"/>
+        <w:dstrike w:val="0"/>
+        <w:color w:val="000000"/>
+        <w:sz w:val="21"/>
+        <w:szCs w:val="21"/>
+        <w:u w:val="none" w:color="000000"/>
+        <w:bdr w:val="none" w:sz="0" w:space="0" w:color="auto"/>
+        <w:shd w:val="clear" w:color="auto" w:fill="auto"/>
+        <w:vertAlign w:val="baseline"/>
+      </w:rPr>
+    </w:lvl>
+    <w:lvl w:ilvl="1" w:tplc="49187AEC">
+      <w:start w:val="1"/>
+      <w:numFmt w:val="lowerLetter"/>
+      <w:lvlText w:val="%2"/>
+      <w:lvlJc w:val="left"/>
+      <w:pPr>
+        <w:ind w:left="1464"/>
+      </w:pPr>
+      <w:rPr>
+        <w:rFonts w:ascii="Segoe UI" w:eastAsia="Segoe UI" w:hAnsi="Segoe UI" w:cs="Segoe UI"/>
+        <w:b w:val="0"/>
+        <w:i w:val="0"/>
+        <w:strike w:val="0"/>
+        <w:dstrike w:val="0"/>
+        <w:color w:val="000000"/>
+        <w:sz w:val="21"/>
+        <w:szCs w:val="21"/>
+        <w:u w:val="none" w:color="000000"/>
+        <w:bdr w:val="none" w:sz="0" w:space="0" w:color="auto"/>
+        <w:shd w:val="clear" w:color="auto" w:fill="auto"/>
+        <w:vertAlign w:val="baseline"/>
+      </w:rPr>
+    </w:lvl>
+    <w:lvl w:ilvl="2" w:tplc="4AC6F2DE">
+      <w:start w:val="1"/>
+      <w:numFmt w:val="lowerRoman"/>
+      <w:lvlText w:val="%3"/>
+      <w:lvlJc w:val="left"/>
+      <w:pPr>
+        <w:ind w:left="2184"/>
+      </w:pPr>
+      <w:rPr>
+        <w:rFonts w:ascii="Segoe UI" w:eastAsia="Segoe UI" w:hAnsi="Segoe UI" w:cs="Segoe UI"/>
+        <w:b w:val="0"/>
+        <w:i w:val="0"/>
+        <w:strike w:val="0"/>
+        <w:dstrike w:val="0"/>
+        <w:color w:val="000000"/>
+        <w:sz w:val="21"/>
+        <w:szCs w:val="21"/>
+        <w:u w:val="none" w:color="000000"/>
+        <w:bdr w:val="none" w:sz="0" w:space="0" w:color="auto"/>
+        <w:shd w:val="clear" w:color="auto" w:fill="auto"/>
+        <w:vertAlign w:val="baseline"/>
+      </w:rPr>
+    </w:lvl>
+    <w:lvl w:ilvl="3" w:tplc="E724D008">
+      <w:start w:val="1"/>
+      <w:numFmt w:val="decimal"/>
+      <w:lvlText w:val="%4"/>
+      <w:lvlJc w:val="left"/>
+      <w:pPr>
+        <w:ind w:left="2904"/>
+      </w:pPr>
+      <w:rPr>
+        <w:rFonts w:ascii="Segoe UI" w:eastAsia="Segoe UI" w:hAnsi="Segoe UI" w:cs="Segoe UI"/>
+        <w:b w:val="0"/>
+        <w:i w:val="0"/>
+        <w:strike w:val="0"/>
+        <w:dstrike w:val="0"/>
+        <w:color w:val="000000"/>
+        <w:sz w:val="21"/>
+        <w:szCs w:val="21"/>
+        <w:u w:val="none" w:color="000000"/>
+        <w:bdr w:val="none" w:sz="0" w:space="0" w:color="auto"/>
+        <w:shd w:val="clear" w:color="auto" w:fill="auto"/>
+        <w:vertAlign w:val="baseline"/>
+      </w:rPr>
+    </w:lvl>
+    <w:lvl w:ilvl="4" w:tplc="39722D00">
+      <w:start w:val="1"/>
+      <w:numFmt w:val="lowerLetter"/>
+      <w:lvlText w:val="%5"/>
+      <w:lvlJc w:val="left"/>
+      <w:pPr>
+        <w:ind w:left="3624"/>
+      </w:pPr>
+      <w:rPr>
+        <w:rFonts w:ascii="Segoe UI" w:eastAsia="Segoe UI" w:hAnsi="Segoe UI" w:cs="Segoe UI"/>
+        <w:b w:val="0"/>
+        <w:i w:val="0"/>
+        <w:strike w:val="0"/>
+        <w:dstrike w:val="0"/>
+        <w:color w:val="000000"/>
+        <w:sz w:val="21"/>
+        <w:szCs w:val="21"/>
+        <w:u w:val="none" w:color="000000"/>
+        <w:bdr w:val="none" w:sz="0" w:space="0" w:color="auto"/>
+        <w:shd w:val="clear" w:color="auto" w:fill="auto"/>
+        <w:vertAlign w:val="baseline"/>
+      </w:rPr>
+    </w:lvl>
+    <w:lvl w:ilvl="5" w:tplc="AA286E72">
+      <w:start w:val="1"/>
+      <w:numFmt w:val="lowerRoman"/>
+      <w:lvlText w:val="%6"/>
+      <w:lvlJc w:val="left"/>
+      <w:pPr>
+        <w:ind w:left="4344"/>
+      </w:pPr>
+      <w:rPr>
+        <w:rFonts w:ascii="Segoe UI" w:eastAsia="Segoe UI" w:hAnsi="Segoe UI" w:cs="Segoe UI"/>
+        <w:b w:val="0"/>
+        <w:i w:val="0"/>
+        <w:strike w:val="0"/>
+        <w:dstrike w:val="0"/>
+        <w:color w:val="000000"/>
+        <w:sz w:val="21"/>
+        <w:szCs w:val="21"/>
+        <w:u w:val="none" w:color="000000"/>
+        <w:bdr w:val="none" w:sz="0" w:space="0" w:color="auto"/>
+        <w:shd w:val="clear" w:color="auto" w:fill="auto"/>
+        <w:vertAlign w:val="baseline"/>
+      </w:rPr>
+    </w:lvl>
+    <w:lvl w:ilvl="6" w:tplc="A4EA58BC">
+      <w:start w:val="1"/>
+      <w:numFmt w:val="decimal"/>
+      <w:lvlText w:val="%7"/>
+      <w:lvlJc w:val="left"/>
+      <w:pPr>
+        <w:ind w:left="5064"/>
+      </w:pPr>
+      <w:rPr>
+        <w:rFonts w:ascii="Segoe UI" w:eastAsia="Segoe UI" w:hAnsi="Segoe UI" w:cs="Segoe UI"/>
+        <w:b w:val="0"/>
+        <w:i w:val="0"/>
+        <w:strike w:val="0"/>
+        <w:dstrike w:val="0"/>
+        <w:color w:val="000000"/>
+        <w:sz w:val="21"/>
+        <w:szCs w:val="21"/>
+        <w:u w:val="none" w:color="000000"/>
+        <w:bdr w:val="none" w:sz="0" w:space="0" w:color="auto"/>
+        <w:shd w:val="clear" w:color="auto" w:fill="auto"/>
+        <w:vertAlign w:val="baseline"/>
+      </w:rPr>
+    </w:lvl>
+    <w:lvl w:ilvl="7" w:tplc="B654572E">
+      <w:start w:val="1"/>
+      <w:numFmt w:val="lowerLetter"/>
+      <w:lvlText w:val="%8"/>
+      <w:lvlJc w:val="left"/>
+      <w:pPr>
+        <w:ind w:left="5784"/>
+      </w:pPr>
+      <w:rPr>
+        <w:rFonts w:ascii="Segoe UI" w:eastAsia="Segoe UI" w:hAnsi="Segoe UI" w:cs="Segoe UI"/>
+        <w:b w:val="0"/>
+        <w:i w:val="0"/>
+        <w:strike w:val="0"/>
+        <w:dstrike w:val="0"/>
+        <w:color w:val="000000"/>
+        <w:sz w:val="21"/>
+        <w:szCs w:val="21"/>
+        <w:u w:val="none" w:color="000000"/>
+        <w:bdr w:val="none" w:sz="0" w:space="0" w:color="auto"/>
+        <w:shd w:val="clear" w:color="auto" w:fill="auto"/>
+        <w:vertAlign w:val="baseline"/>
+      </w:rPr>
+    </w:lvl>
+    <w:lvl w:ilvl="8" w:tplc="D340CC2A">
+      <w:start w:val="1"/>
+      <w:numFmt w:val="lowerRoman"/>
+      <w:lvlText w:val="%9"/>
+      <w:lvlJc w:val="left"/>
+      <w:pPr>
+        <w:ind w:left="6504"/>
+      </w:pPr>
+      <w:rPr>
+        <w:rFonts w:ascii="Segoe UI" w:eastAsia="Segoe UI" w:hAnsi="Segoe UI" w:cs="Segoe UI"/>
+        <w:b w:val="0"/>
+        <w:i w:val="0"/>
+        <w:strike w:val="0"/>
+        <w:dstrike w:val="0"/>
+        <w:color w:val="000000"/>
+        <w:sz w:val="21"/>
+        <w:szCs w:val="21"/>
+        <w:u w:val="none" w:color="000000"/>
+        <w:bdr w:val="none" w:sz="0" w:space="0" w:color="auto"/>
+        <w:shd w:val="clear" w:color="auto" w:fill="auto"/>
+        <w:vertAlign w:val="baseline"/>
+      </w:rPr>
+    </w:lvl>
+  </w:abstractNum>
+  <w:abstractNum w:abstractNumId="5" w15:restartNumberingAfterBreak="0">
     <w:nsid w:val="2B325301"/>
     <w:multiLevelType w:val="multilevel"/>
     <w:tmpl w:val="2A9299D2"/>
@@ -4254,7 +3832,7 @@
       </w:rPr>
     </w:lvl>
   </w:abstractNum>
-  <w:abstractNum w:abstractNumId="5" w15:restartNumberingAfterBreak="0">
+  <w:abstractNum w:abstractNumId="6" w15:restartNumberingAfterBreak="0">
     <w:nsid w:val="2B714112"/>
     <w:multiLevelType w:val="multilevel"/>
     <w:tmpl w:val="0B46D42E"/>
@@ -4367,7 +3945,120 @@
       </w:rPr>
     </w:lvl>
   </w:abstractNum>
-  <w:abstractNum w:abstractNumId="6" w15:restartNumberingAfterBreak="0">
+  <w:abstractNum w:abstractNumId="7" w15:restartNumberingAfterBreak="0">
+    <w:nsid w:val="333D56BF"/>
+    <w:multiLevelType w:val="hybridMultilevel"/>
+    <w:tmpl w:val="378C8304"/>
+    <w:lvl w:ilvl="0" w:tplc="04090001">
+      <w:start w:val="1"/>
+      <w:numFmt w:val="bullet"/>
+      <w:lvlText w:val=""/>
+      <w:lvlJc w:val="left"/>
+      <w:pPr>
+        <w:ind w:left="720" w:hanging="360"/>
+      </w:pPr>
+      <w:rPr>
+        <w:rFonts w:ascii="Symbol" w:hAnsi="Symbol" w:hint="default"/>
+      </w:rPr>
+    </w:lvl>
+    <w:lvl w:ilvl="1" w:tplc="04090003" w:tentative="1">
+      <w:start w:val="1"/>
+      <w:numFmt w:val="bullet"/>
+      <w:lvlText w:val="o"/>
+      <w:lvlJc w:val="left"/>
+      <w:pPr>
+        <w:ind w:left="1440" w:hanging="360"/>
+      </w:pPr>
+      <w:rPr>
+        <w:rFonts w:ascii="Courier New" w:hAnsi="Courier New" w:cs="Courier New" w:hint="default"/>
+      </w:rPr>
+    </w:lvl>
+    <w:lvl w:ilvl="2" w:tplc="04090005" w:tentative="1">
+      <w:start w:val="1"/>
+      <w:numFmt w:val="bullet"/>
+      <w:lvlText w:val=""/>
+      <w:lvlJc w:val="left"/>
+      <w:pPr>
+        <w:ind w:left="2160" w:hanging="360"/>
+      </w:pPr>
+      <w:rPr>
+        <w:rFonts w:ascii="Wingdings" w:hAnsi="Wingdings" w:hint="default"/>
+      </w:rPr>
+    </w:lvl>
+    <w:lvl w:ilvl="3" w:tplc="04090001" w:tentative="1">
+      <w:start w:val="1"/>
+      <w:numFmt w:val="bullet"/>
+      <w:lvlText w:val=""/>
+      <w:lvlJc w:val="left"/>
+      <w:pPr>
+        <w:ind w:left="2880" w:hanging="360"/>
+      </w:pPr>
+      <w:rPr>
+        <w:rFonts w:ascii="Symbol" w:hAnsi="Symbol" w:hint="default"/>
+      </w:rPr>
+    </w:lvl>
+    <w:lvl w:ilvl="4" w:tplc="04090003" w:tentative="1">
+      <w:start w:val="1"/>
+      <w:numFmt w:val="bullet"/>
+      <w:lvlText w:val="o"/>
+      <w:lvlJc w:val="left"/>
+      <w:pPr>
+        <w:ind w:left="3600" w:hanging="360"/>
+      </w:pPr>
+      <w:rPr>
+        <w:rFonts w:ascii="Courier New" w:hAnsi="Courier New" w:cs="Courier New" w:hint="default"/>
+      </w:rPr>
+    </w:lvl>
+    <w:lvl w:ilvl="5" w:tplc="04090005" w:tentative="1">
+      <w:start w:val="1"/>
+      <w:numFmt w:val="bullet"/>
+      <w:lvlText w:val=""/>
+      <w:lvlJc w:val="left"/>
+      <w:pPr>
+        <w:ind w:left="4320" w:hanging="360"/>
+      </w:pPr>
+      <w:rPr>
+        <w:rFonts w:ascii="Wingdings" w:hAnsi="Wingdings" w:hint="default"/>
+      </w:rPr>
+    </w:lvl>
+    <w:lvl w:ilvl="6" w:tplc="04090001" w:tentative="1">
+      <w:start w:val="1"/>
+      <w:numFmt w:val="bullet"/>
+      <w:lvlText w:val=""/>
+      <w:lvlJc w:val="left"/>
+      <w:pPr>
+        <w:ind w:left="5040" w:hanging="360"/>
+      </w:pPr>
+      <w:rPr>
+        <w:rFonts w:ascii="Symbol" w:hAnsi="Symbol" w:hint="default"/>
+      </w:rPr>
+    </w:lvl>
+    <w:lvl w:ilvl="7" w:tplc="04090003" w:tentative="1">
+      <w:start w:val="1"/>
+      <w:numFmt w:val="bullet"/>
+      <w:lvlText w:val="o"/>
+      <w:lvlJc w:val="left"/>
+      <w:pPr>
+        <w:ind w:left="5760" w:hanging="360"/>
+      </w:pPr>
+      <w:rPr>
+        <w:rFonts w:ascii="Courier New" w:hAnsi="Courier New" w:cs="Courier New" w:hint="default"/>
+      </w:rPr>
+    </w:lvl>
+    <w:lvl w:ilvl="8" w:tplc="04090005" w:tentative="1">
+      <w:start w:val="1"/>
+      <w:numFmt w:val="bullet"/>
+      <w:lvlText w:val=""/>
+      <w:lvlJc w:val="left"/>
+      <w:pPr>
+        <w:ind w:left="6480" w:hanging="360"/>
+      </w:pPr>
+      <w:rPr>
+        <w:rFonts w:ascii="Wingdings" w:hAnsi="Wingdings" w:hint="default"/>
+      </w:rPr>
+    </w:lvl>
+  </w:abstractNum>
+  <w:abstractNum w:abstractNumId="8" w15:restartNumberingAfterBreak="0">
     <w:nsid w:val="338119F1"/>
     <w:multiLevelType w:val="multilevel"/>
     <w:tmpl w:val="C0E23EDA"/>
@@ -4480,7 +4171,7 @@
       </w:rPr>
     </w:lvl>
   </w:abstractNum>
-  <w:abstractNum w:abstractNumId="7" w15:restartNumberingAfterBreak="0">
+  <w:abstractNum w:abstractNumId="9" w15:restartNumberingAfterBreak="0">
     <w:nsid w:val="36853F3A"/>
     <w:multiLevelType w:val="multilevel"/>
     <w:tmpl w:val="BC86F5B6"/>
@@ -4593,7 +4284,7 @@
       </w:rPr>
     </w:lvl>
   </w:abstractNum>
-  <w:abstractNum w:abstractNumId="8" w15:restartNumberingAfterBreak="0">
+  <w:abstractNum w:abstractNumId="10" w15:restartNumberingAfterBreak="0">
     <w:nsid w:val="39025084"/>
     <w:multiLevelType w:val="multilevel"/>
     <w:tmpl w:val="329AC708"/>
@@ -4710,7 +4401,7 @@
       </w:rPr>
     </w:lvl>
   </w:abstractNum>
-  <w:abstractNum w:abstractNumId="9" w15:restartNumberingAfterBreak="0">
+  <w:abstractNum w:abstractNumId="11" w15:restartNumberingAfterBreak="0">
     <w:nsid w:val="3AD11937"/>
     <w:multiLevelType w:val="multilevel"/>
     <w:tmpl w:val="FA88B96E"/>
@@ -4823,7 +4514,7 @@
       </w:rPr>
     </w:lvl>
   </w:abstractNum>
-  <w:abstractNum w:abstractNumId="10" w15:restartNumberingAfterBreak="0">
+  <w:abstractNum w:abstractNumId="12" w15:restartNumberingAfterBreak="0">
     <w:nsid w:val="3C8E51C9"/>
     <w:multiLevelType w:val="multilevel"/>
     <w:tmpl w:val="CBDC4D6A"/>
@@ -4944,7 +4635,7 @@
       </w:rPr>
     </w:lvl>
   </w:abstractNum>
-  <w:abstractNum w:abstractNumId="11" w15:restartNumberingAfterBreak="0">
+  <w:abstractNum w:abstractNumId="13" w15:restartNumberingAfterBreak="0">
     <w:nsid w:val="4E820969"/>
     <w:multiLevelType w:val="multilevel"/>
     <w:tmpl w:val="423A1E0C"/>
@@ -5057,7 +4748,7 @@
       </w:rPr>
     </w:lvl>
   </w:abstractNum>
-  <w:abstractNum w:abstractNumId="12" w15:restartNumberingAfterBreak="0">
+  <w:abstractNum w:abstractNumId="14" w15:restartNumberingAfterBreak="0">
     <w:nsid w:val="53C751E3"/>
     <w:multiLevelType w:val="multilevel"/>
     <w:tmpl w:val="8B04C10C"/>
@@ -5170,7 +4861,332 @@
       </w:rPr>
     </w:lvl>
   </w:abstractNum>
-  <w:abstractNum w:abstractNumId="13" w15:restartNumberingAfterBreak="0">
+  <w:abstractNum w:abstractNumId="15" w15:restartNumberingAfterBreak="0">
+    <w:nsid w:val="5716413B"/>
+    <w:multiLevelType w:val="hybridMultilevel"/>
+    <w:tmpl w:val="49084B52"/>
+    <w:lvl w:ilvl="0" w:tplc="04090001">
+      <w:start w:val="1"/>
+      <w:numFmt w:val="bullet"/>
+      <w:lvlText w:val=""/>
+      <w:lvlJc w:val="left"/>
+      <w:pPr>
+        <w:ind w:left="720" w:hanging="360"/>
+      </w:pPr>
+      <w:rPr>
+        <w:rFonts w:ascii="Symbol" w:hAnsi="Symbol" w:hint="default"/>
+      </w:rPr>
+    </w:lvl>
+    <w:lvl w:ilvl="1" w:tplc="04090003" w:tentative="1">
+      <w:start w:val="1"/>
+      <w:numFmt w:val="bullet"/>
+      <w:lvlText w:val="o"/>
+      <w:lvlJc w:val="left"/>
+      <w:pPr>
+        <w:ind w:left="1440" w:hanging="360"/>
+      </w:pPr>
+      <w:rPr>
+        <w:rFonts w:ascii="Courier New" w:hAnsi="Courier New" w:cs="Courier New" w:hint="default"/>
+      </w:rPr>
+    </w:lvl>
+    <w:lvl w:ilvl="2" w:tplc="04090005" w:tentative="1">
+      <w:start w:val="1"/>
+      <w:numFmt w:val="bullet"/>
+      <w:lvlText w:val=""/>
+      <w:lvlJc w:val="left"/>
+      <w:pPr>
+        <w:ind w:left="2160" w:hanging="360"/>
+      </w:pPr>
+      <w:rPr>
+        <w:rFonts w:ascii="Wingdings" w:hAnsi="Wingdings" w:hint="default"/>
+      </w:rPr>
+    </w:lvl>
+    <w:lvl w:ilvl="3" w:tplc="04090001" w:tentative="1">
+      <w:start w:val="1"/>
+      <w:numFmt w:val="bullet"/>
+      <w:lvlText w:val=""/>
+      <w:lvlJc w:val="left"/>
+      <w:pPr>
+        <w:ind w:left="2880" w:hanging="360"/>
+      </w:pPr>
+      <w:rPr>
+        <w:rFonts w:ascii="Symbol" w:hAnsi="Symbol" w:hint="default"/>
+      </w:rPr>
+    </w:lvl>
+    <w:lvl w:ilvl="4" w:tplc="04090003" w:tentative="1">
+      <w:start w:val="1"/>
+      <w:numFmt w:val="bullet"/>
+      <w:lvlText w:val="o"/>
+      <w:lvlJc w:val="left"/>
+      <w:pPr>
+        <w:ind w:left="3600" w:hanging="360"/>
+      </w:pPr>
+      <w:rPr>
+        <w:rFonts w:ascii="Courier New" w:hAnsi="Courier New" w:cs="Courier New" w:hint="default"/>
+      </w:rPr>
+    </w:lvl>
+    <w:lvl w:ilvl="5" w:tplc="04090005" w:tentative="1">
+      <w:start w:val="1"/>
+      <w:numFmt w:val="bullet"/>
+      <w:lvlText w:val=""/>
+      <w:lvlJc w:val="left"/>
+      <w:pPr>
+        <w:ind w:left="4320" w:hanging="360"/>
+      </w:pPr>
+      <w:rPr>
+        <w:rFonts w:ascii="Wingdings" w:hAnsi="Wingdings" w:hint="default"/>
+      </w:rPr>
+    </w:lvl>
+    <w:lvl w:ilvl="6" w:tplc="04090001" w:tentative="1">
+      <w:start w:val="1"/>
+      <w:numFmt w:val="bullet"/>
+      <w:lvlText w:val=""/>
+      <w:lvlJc w:val="left"/>
+      <w:pPr>
+        <w:ind w:left="5040" w:hanging="360"/>
+      </w:pPr>
+      <w:rPr>
+        <w:rFonts w:ascii="Symbol" w:hAnsi="Symbol" w:hint="default"/>
+      </w:rPr>
+    </w:lvl>
+    <w:lvl w:ilvl="7" w:tplc="04090003" w:tentative="1">
+      <w:start w:val="1"/>
+      <w:numFmt w:val="bullet"/>
+      <w:lvlText w:val="o"/>
+      <w:lvlJc w:val="left"/>
+      <w:pPr>
+        <w:ind w:left="5760" w:hanging="360"/>
+      </w:pPr>
+      <w:rPr>
+        <w:rFonts w:ascii="Courier New" w:hAnsi="Courier New" w:cs="Courier New" w:hint="default"/>
+      </w:rPr>
+    </w:lvl>
+    <w:lvl w:ilvl="8" w:tplc="04090005" w:tentative="1">
+      <w:start w:val="1"/>
+      <w:numFmt w:val="bullet"/>
+      <w:lvlText w:val=""/>
+      <w:lvlJc w:val="left"/>
+      <w:pPr>
+        <w:ind w:left="6480" w:hanging="360"/>
+      </w:pPr>
+      <w:rPr>
+        <w:rFonts w:ascii="Wingdings" w:hAnsi="Wingdings" w:hint="default"/>
+      </w:rPr>
+    </w:lvl>
+  </w:abstractNum>
+  <w:abstractNum w:abstractNumId="16" w15:restartNumberingAfterBreak="0">
+    <w:nsid w:val="581445F9"/>
+    <w:multiLevelType w:val="hybridMultilevel"/>
+    <w:tmpl w:val="6F3CE80A"/>
+    <w:lvl w:ilvl="0" w:tplc="7D92E6A6">
+      <w:start w:val="1"/>
+      <w:numFmt w:val="decimal"/>
+      <w:lvlText w:val="%1."/>
+      <w:lvlJc w:val="left"/>
+      <w:pPr>
+        <w:ind w:left="600"/>
+      </w:pPr>
+      <w:rPr>
+        <w:rFonts w:ascii="Segoe UI" w:eastAsia="Segoe UI" w:hAnsi="Segoe UI" w:cs="Segoe UI"/>
+        <w:b w:val="0"/>
+        <w:i w:val="0"/>
+        <w:strike w:val="0"/>
+        <w:dstrike w:val="0"/>
+        <w:color w:val="000000"/>
+        <w:sz w:val="21"/>
+        <w:szCs w:val="21"/>
+        <w:u w:val="none" w:color="000000"/>
+        <w:bdr w:val="none" w:sz="0" w:space="0" w:color="auto"/>
+        <w:shd w:val="clear" w:color="auto" w:fill="auto"/>
+        <w:vertAlign w:val="baseline"/>
+      </w:rPr>
+    </w:lvl>
+    <w:lvl w:ilvl="1" w:tplc="1ED4F9FE">
+      <w:start w:val="1"/>
+      <w:numFmt w:val="lowerLetter"/>
+      <w:lvlText w:val="%2"/>
+      <w:lvlJc w:val="left"/>
+      <w:pPr>
+        <w:ind w:left="1464"/>
+      </w:pPr>
+      <w:rPr>
+        <w:rFonts w:ascii="Segoe UI" w:eastAsia="Segoe UI" w:hAnsi="Segoe UI" w:cs="Segoe UI"/>
+        <w:b w:val="0"/>
+        <w:i w:val="0"/>
+        <w:strike w:val="0"/>
+        <w:dstrike w:val="0"/>
+        <w:color w:val="000000"/>
+        <w:sz w:val="21"/>
+        <w:szCs w:val="21"/>
+        <w:u w:val="none" w:color="000000"/>
+        <w:bdr w:val="none" w:sz="0" w:space="0" w:color="auto"/>
+        <w:shd w:val="clear" w:color="auto" w:fill="auto"/>
+        <w:vertAlign w:val="baseline"/>
+      </w:rPr>
+    </w:lvl>
+    <w:lvl w:ilvl="2" w:tplc="34B67852">
+      <w:start w:val="1"/>
+      <w:numFmt w:val="lowerRoman"/>
+      <w:lvlText w:val="%3"/>
+      <w:lvlJc w:val="left"/>
+      <w:pPr>
+        <w:ind w:left="2184"/>
+      </w:pPr>
+      <w:rPr>
+        <w:rFonts w:ascii="Segoe UI" w:eastAsia="Segoe UI" w:hAnsi="Segoe UI" w:cs="Segoe UI"/>
+        <w:b w:val="0"/>
+        <w:i w:val="0"/>
+        <w:strike w:val="0"/>
+        <w:dstrike w:val="0"/>
+        <w:color w:val="000000"/>
+        <w:sz w:val="21"/>
+        <w:szCs w:val="21"/>
+        <w:u w:val="none" w:color="000000"/>
+        <w:bdr w:val="none" w:sz="0" w:space="0" w:color="auto"/>
+        <w:shd w:val="clear" w:color="auto" w:fill="auto"/>
+        <w:vertAlign w:val="baseline"/>
+      </w:rPr>
+    </w:lvl>
+    <w:lvl w:ilvl="3" w:tplc="78C6D8FC">
+      <w:start w:val="1"/>
+      <w:numFmt w:val="decimal"/>
+      <w:lvlText w:val="%4"/>
+      <w:lvlJc w:val="left"/>
+      <w:pPr>
+        <w:ind w:left="2904"/>
+      </w:pPr>
+      <w:rPr>
+        <w:rFonts w:ascii="Segoe UI" w:eastAsia="Segoe UI" w:hAnsi="Segoe UI" w:cs="Segoe UI"/>
+        <w:b w:val="0"/>
+        <w:i w:val="0"/>
+        <w:strike w:val="0"/>
+        <w:dstrike w:val="0"/>
+        <w:color w:val="000000"/>
+        <w:sz w:val="21"/>
+        <w:szCs w:val="21"/>
+        <w:u w:val="none" w:color="000000"/>
+        <w:bdr w:val="none" w:sz="0" w:space="0" w:color="auto"/>
+        <w:shd w:val="clear" w:color="auto" w:fill="auto"/>
+        <w:vertAlign w:val="baseline"/>
+      </w:rPr>
+    </w:lvl>
+    <w:lvl w:ilvl="4" w:tplc="E7508ED8">
+      <w:start w:val="1"/>
+      <w:numFmt w:val="lowerLetter"/>
+      <w:lvlText w:val="%5"/>
+      <w:lvlJc w:val="left"/>
+      <w:pPr>
+        <w:ind w:left="3624"/>
+      </w:pPr>
+      <w:rPr>
+        <w:rFonts w:ascii="Segoe UI" w:eastAsia="Segoe UI" w:hAnsi="Segoe UI" w:cs="Segoe UI"/>
+        <w:b w:val="0"/>
+        <w:i w:val="0"/>
+        <w:strike w:val="0"/>
+        <w:dstrike w:val="0"/>
+        <w:color w:val="000000"/>
+        <w:sz w:val="21"/>
+        <w:szCs w:val="21"/>
+        <w:u w:val="none" w:color="000000"/>
+        <w:bdr w:val="none" w:sz="0" w:space="0" w:color="auto"/>
+        <w:shd w:val="clear" w:color="auto" w:fill="auto"/>
+        <w:vertAlign w:val="baseline"/>
+      </w:rPr>
+    </w:lvl>
+    <w:lvl w:ilvl="5" w:tplc="63264364">
+      <w:start w:val="1"/>
+      <w:numFmt w:val="lowerRoman"/>
+      <w:lvlText w:val="%6"/>
+      <w:lvlJc w:val="left"/>
+      <w:pPr>
+        <w:ind w:left="4344"/>
+      </w:pPr>
+      <w:rPr>
+        <w:rFonts w:ascii="Segoe UI" w:eastAsia="Segoe UI" w:hAnsi="Segoe UI" w:cs="Segoe UI"/>
+        <w:b w:val="0"/>
+        <w:i w:val="0"/>
+        <w:strike w:val="0"/>
+        <w:dstrike w:val="0"/>
+        <w:color w:val="000000"/>
+        <w:sz w:val="21"/>
+        <w:szCs w:val="21"/>
+        <w:u w:val="none" w:color="000000"/>
+        <w:bdr w:val="none" w:sz="0" w:space="0" w:color="auto"/>
+        <w:shd w:val="clear" w:color="auto" w:fill="auto"/>
+        <w:vertAlign w:val="baseline"/>
+      </w:rPr>
+    </w:lvl>
+    <w:lvl w:ilvl="6" w:tplc="E50C7A6E">
+      <w:start w:val="1"/>
+      <w:numFmt w:val="decimal"/>
+      <w:lvlText w:val="%7"/>
+      <w:lvlJc w:val="left"/>
+      <w:pPr>
+        <w:ind w:left="5064"/>
+      </w:pPr>
+      <w:rPr>
+        <w:rFonts w:ascii="Segoe UI" w:eastAsia="Segoe UI" w:hAnsi="Segoe UI" w:cs="Segoe UI"/>
+        <w:b w:val="0"/>
+        <w:i w:val="0"/>
+        <w:strike w:val="0"/>
+        <w:dstrike w:val="0"/>
+        <w:color w:val="000000"/>
+        <w:sz w:val="21"/>
+        <w:szCs w:val="21"/>
+        <w:u w:val="none" w:color="000000"/>
+        <w:bdr w:val="none" w:sz="0" w:space="0" w:color="auto"/>
+        <w:shd w:val="clear" w:color="auto" w:fill="auto"/>
+        <w:vertAlign w:val="baseline"/>
+      </w:rPr>
+    </w:lvl>
+    <w:lvl w:ilvl="7" w:tplc="2BE67E8A">
+      <w:start w:val="1"/>
+      <w:numFmt w:val="lowerLetter"/>
+      <w:lvlText w:val="%8"/>
+      <w:lvlJc w:val="left"/>
+      <w:pPr>
+        <w:ind w:left="5784"/>
+      </w:pPr>
+      <w:rPr>
+        <w:rFonts w:ascii="Segoe UI" w:eastAsia="Segoe UI" w:hAnsi="Segoe UI" w:cs="Segoe UI"/>
+        <w:b w:val="0"/>
+        <w:i w:val="0"/>
+        <w:strike w:val="0"/>
+        <w:dstrike w:val="0"/>
+        <w:color w:val="000000"/>
+        <w:sz w:val="21"/>
+        <w:szCs w:val="21"/>
+        <w:u w:val="none" w:color="000000"/>
+        <w:bdr w:val="none" w:sz="0" w:space="0" w:color="auto"/>
+        <w:shd w:val="clear" w:color="auto" w:fill="auto"/>
+        <w:vertAlign w:val="baseline"/>
+      </w:rPr>
+    </w:lvl>
+    <w:lvl w:ilvl="8" w:tplc="DB5E5A04">
+      <w:start w:val="1"/>
+      <w:numFmt w:val="lowerRoman"/>
+      <w:lvlText w:val="%9"/>
+      <w:lvlJc w:val="left"/>
+      <w:pPr>
+        <w:ind w:left="6504"/>
+      </w:pPr>
+      <w:rPr>
+        <w:rFonts w:ascii="Segoe UI" w:eastAsia="Segoe UI" w:hAnsi="Segoe UI" w:cs="Segoe UI"/>
+        <w:b w:val="0"/>
+        <w:i w:val="0"/>
+        <w:strike w:val="0"/>
+        <w:dstrike w:val="0"/>
+        <w:color w:val="000000"/>
+        <w:sz w:val="21"/>
+        <w:szCs w:val="21"/>
+        <w:u w:val="none" w:color="000000"/>
+        <w:bdr w:val="none" w:sz="0" w:space="0" w:color="auto"/>
+        <w:shd w:val="clear" w:color="auto" w:fill="auto"/>
+        <w:vertAlign w:val="baseline"/>
+      </w:rPr>
+    </w:lvl>
+  </w:abstractNum>
+  <w:abstractNum w:abstractNumId="17" w15:restartNumberingAfterBreak="0">
     <w:nsid w:val="5A7A4124"/>
     <w:multiLevelType w:val="hybridMultilevel"/>
     <w:tmpl w:val="7D2473DA"/>
@@ -5283,7 +5299,7 @@
       </w:rPr>
     </w:lvl>
   </w:abstractNum>
-  <w:abstractNum w:abstractNumId="14" w15:restartNumberingAfterBreak="0">
+  <w:abstractNum w:abstractNumId="18" w15:restartNumberingAfterBreak="0">
     <w:nsid w:val="630201A8"/>
     <w:multiLevelType w:val="multilevel"/>
     <w:tmpl w:val="84EE2190"/>
@@ -5396,7 +5412,96 @@
       </w:rPr>
     </w:lvl>
   </w:abstractNum>
-  <w:abstractNum w:abstractNumId="15" w15:restartNumberingAfterBreak="0">
+  <w:abstractNum w:abstractNumId="19" w15:restartNumberingAfterBreak="0">
+    <w:nsid w:val="68A30390"/>
+    <w:multiLevelType w:val="hybridMultilevel"/>
+    <w:tmpl w:val="5106AE9A"/>
+    <w:lvl w:ilvl="0" w:tplc="0409000F">
+      <w:start w:val="1"/>
+      <w:numFmt w:val="decimal"/>
+      <w:lvlText w:val="%1."/>
+      <w:lvlJc w:val="left"/>
+      <w:pPr>
+        <w:ind w:left="720" w:hanging="360"/>
+      </w:pPr>
+      <w:rPr>
+        <w:rFonts w:hint="default"/>
+      </w:rPr>
+    </w:lvl>
+    <w:lvl w:ilvl="1" w:tplc="04090019" w:tentative="1">
+      <w:start w:val="1"/>
+      <w:numFmt w:val="lowerLetter"/>
+      <w:lvlText w:val="%2."/>
+      <w:lvlJc w:val="left"/>
+      <w:pPr>
+        <w:ind w:left="1440" w:hanging="360"/>
+      </w:pPr>
+    </w:lvl>
+    <w:lvl w:ilvl="2" w:tplc="0409001B" w:tentative="1">
+      <w:start w:val="1"/>
+      <w:numFmt w:val="lowerRoman"/>
+      <w:lvlText w:val="%3."/>
+      <w:lvlJc w:val="right"/>
+      <w:pPr>
+        <w:ind w:left="2160" w:hanging="180"/>
+      </w:pPr>
+    </w:lvl>
+    <w:lvl w:ilvl="3" w:tplc="0409000F" w:tentative="1">
+      <w:start w:val="1"/>
+      <w:numFmt w:val="decimal"/>
+      <w:lvlText w:val="%4."/>
+      <w:lvlJc w:val="left"/>
+      <w:pPr>
+        <w:ind w:left="2880" w:hanging="360"/>
+      </w:pPr>
+    </w:lvl>
+    <w:lvl w:ilvl="4" w:tplc="04090019" w:tentative="1">
+      <w:start w:val="1"/>
+      <w:numFmt w:val="lowerLetter"/>
+      <w:lvlText w:val="%5."/>
+      <w:lvlJc w:val="left"/>
+      <w:pPr>
+        <w:ind w:left="3600" w:hanging="360"/>
+      </w:pPr>
+    </w:lvl>
+    <w:lvl w:ilvl="5" w:tplc="0409001B" w:tentative="1">
+      <w:start w:val="1"/>
+      <w:numFmt w:val="lowerRoman"/>
+      <w:lvlText w:val="%6."/>
+      <w:lvlJc w:val="right"/>
+      <w:pPr>
+        <w:ind w:left="4320" w:hanging="180"/>
+      </w:pPr>
+    </w:lvl>
+    <w:lvl w:ilvl="6" w:tplc="0409000F" w:tentative="1">
+      <w:start w:val="1"/>
+      <w:numFmt w:val="decimal"/>
+      <w:lvlText w:val="%7."/>
+      <w:lvlJc w:val="left"/>
+      <w:pPr>
+        <w:ind w:left="5040" w:hanging="360"/>
+      </w:pPr>
+    </w:lvl>
+    <w:lvl w:ilvl="7" w:tplc="04090019" w:tentative="1">
+      <w:start w:val="1"/>
+      <w:numFmt w:val="lowerLetter"/>
+      <w:lvlText w:val="%8."/>
+      <w:lvlJc w:val="left"/>
+      <w:pPr>
+        <w:ind w:left="5760" w:hanging="360"/>
+      </w:pPr>
+    </w:lvl>
+    <w:lvl w:ilvl="8" w:tplc="0409001B" w:tentative="1">
+      <w:start w:val="1"/>
+      <w:numFmt w:val="lowerRoman"/>
+      <w:lvlText w:val="%9."/>
+      <w:lvlJc w:val="right"/>
+      <w:pPr>
+        <w:ind w:left="6480" w:hanging="180"/>
+      </w:pPr>
+    </w:lvl>
+  </w:abstractNum>
+  <w:abstractNum w:abstractNumId="20" w15:restartNumberingAfterBreak="0">
     <w:nsid w:val="6EC972BA"/>
     <w:multiLevelType w:val="multilevel"/>
     <w:tmpl w:val="43242AB6"/>
@@ -5509,7 +5614,7 @@
       </w:rPr>
     </w:lvl>
   </w:abstractNum>
-  <w:abstractNum w:abstractNumId="16" w15:restartNumberingAfterBreak="0">
+  <w:abstractNum w:abstractNumId="21" w15:restartNumberingAfterBreak="0">
     <w:nsid w:val="70EF4BC9"/>
     <w:multiLevelType w:val="hybridMultilevel"/>
     <w:tmpl w:val="68A620BE"/>
@@ -5623,37 +5728,37 @@
     </w:lvl>
   </w:abstractNum>
   <w:num w:numId="1" w16cid:durableId="1798599199">
-    <w:abstractNumId w:val="6"/>
+    <w:abstractNumId w:val="8"/>
   </w:num>
   <w:num w:numId="2" w16cid:durableId="222301535">
-    <w:abstractNumId w:val="11"/>
+    <w:abstractNumId w:val="13"/>
   </w:num>
   <w:num w:numId="3" w16cid:durableId="1746368024">
-    <w:abstractNumId w:val="7"/>
+    <w:abstractNumId w:val="9"/>
   </w:num>
   <w:num w:numId="4" w16cid:durableId="53234700">
-    <w:abstractNumId w:val="9"/>
+    <w:abstractNumId w:val="11"/>
   </w:num>
   <w:num w:numId="5" w16cid:durableId="1110395120">
     <w:abstractNumId w:val="1"/>
   </w:num>
   <w:num w:numId="6" w16cid:durableId="2086339162">
-    <w:abstractNumId w:val="12"/>
+    <w:abstractNumId w:val="14"/>
   </w:num>
   <w:num w:numId="7" w16cid:durableId="1847086496">
-    <w:abstractNumId w:val="5"/>
+    <w:abstractNumId w:val="6"/>
   </w:num>
   <w:num w:numId="8" w16cid:durableId="20325769">
-    <w:abstractNumId w:val="8"/>
+    <w:abstractNumId w:val="10"/>
   </w:num>
   <w:num w:numId="9" w16cid:durableId="473375184">
-    <w:abstractNumId w:val="15"/>
+    <w:abstractNumId w:val="20"/>
   </w:num>
   <w:num w:numId="10" w16cid:durableId="1610699387">
-    <w:abstractNumId w:val="14"/>
+    <w:abstractNumId w:val="18"/>
   </w:num>
   <w:num w:numId="11" w16cid:durableId="1949578253">
-    <w:abstractNumId w:val="4"/>
+    <w:abstractNumId w:val="5"/>
   </w:num>
   <w:num w:numId="12" w16cid:durableId="829175418">
     <w:abstractNumId w:val="0"/>
@@ -5662,16 +5767,31 @@
     <w:abstractNumId w:val="2"/>
   </w:num>
   <w:num w:numId="14" w16cid:durableId="635915411">
-    <w:abstractNumId w:val="16"/>
+    <w:abstractNumId w:val="21"/>
   </w:num>
   <w:num w:numId="15" w16cid:durableId="697119817">
     <w:abstractNumId w:val="3"/>
   </w:num>
   <w:num w:numId="16" w16cid:durableId="1633092264">
-    <w:abstractNumId w:val="10"/>
+    <w:abstractNumId w:val="12"/>
   </w:num>
   <w:num w:numId="17" w16cid:durableId="572930163">
-    <w:abstractNumId w:val="13"/>
+    <w:abstractNumId w:val="17"/>
+  </w:num>
+  <w:num w:numId="18" w16cid:durableId="115762571">
+    <w:abstractNumId w:val="15"/>
+  </w:num>
+  <w:num w:numId="19" w16cid:durableId="872883829">
+    <w:abstractNumId w:val="16"/>
+  </w:num>
+  <w:num w:numId="20" w16cid:durableId="1232499413">
+    <w:abstractNumId w:val="7"/>
+  </w:num>
+  <w:num w:numId="21" w16cid:durableId="1551651441">
+    <w:abstractNumId w:val="4"/>
+  </w:num>
+  <w:num w:numId="22" w16cid:durableId="495460898">
+    <w:abstractNumId w:val="19"/>
   </w:num>
 </w:numbering>
 </file>

--- a/report/TB1_1ACC0184_2026-20_u202412921_Kobashigawa_u202411627_Pareja_u20241c998_Riveros.docx
+++ b/report/TB1_1ACC0184_2026-20_u202412921_Kobashigawa_u202411627_Pareja_u20241c998_Riveros.docx
@@ -1725,9 +1725,6 @@
     <w:p>
       <w:pPr>
         <w:jc w:val="both"/>
-        <w:rPr>
-          <w:rFonts w:ascii="Times New Roman" w:eastAsia="Times New Roman" w:hAnsi="Times New Roman" w:cs="Times New Roman"/>
-        </w:rPr>
       </w:pPr>
       <w:r>
         <w:rPr>
@@ -1758,6 +1755,86 @@
     </w:p>
     <w:p>
       <w:pPr>
+        <w:jc w:val="both"/>
+        <w:rPr>
+          <w:rFonts w:ascii="Times New Roman" w:eastAsia="Times New Roman" w:hAnsi="Times New Roman" w:cs="Times New Roman"/>
+        </w:rPr>
+      </w:pPr>
+      <w:r>
+        <w:rPr>
+          <w:rFonts w:ascii="Times New Roman" w:eastAsia="Times New Roman" w:hAnsi="Times New Roman" w:cs="Times New Roman"/>
+        </w:rPr>
+        <w:t>En respuesta a esta problemática, el objetivo principal de este proyecto es diseñar e implementar un motor computacional basado en Teoría de Grafos capaz de validar y resolver tableros de Sudoku mitigando su extrema complejidad temporal. Para alcanzar esto, se plantean los siguientes objetivos específicos:</w:t>
+      </w:r>
+    </w:p>
+    <w:p>
+      <w:pPr>
+        <w:pStyle w:val="ListParagraph"/>
+        <w:numPr>
+          <w:ilvl w:val="0"/>
+          <w:numId w:val="23"/>
+        </w:numPr>
+        <w:jc w:val="both"/>
+        <w:rPr>
+          <w:rFonts w:ascii="Times New Roman" w:eastAsia="Times New Roman" w:hAnsi="Times New Roman" w:cs="Times New Roman"/>
+        </w:rPr>
+      </w:pPr>
+      <w:r>
+        <w:rPr>
+          <w:rFonts w:ascii="Times New Roman" w:eastAsia="Times New Roman" w:hAnsi="Times New Roman" w:cs="Times New Roman"/>
+        </w:rPr>
+        <w:t xml:space="preserve">Modelar matemáticamente las reglas del juego mediante un </w:t>
+      </w:r>
+      <w:proofErr w:type="spellStart"/>
+      <w:r>
+        <w:rPr>
+          <w:rFonts w:ascii="Times New Roman" w:eastAsia="Times New Roman" w:hAnsi="Times New Roman" w:cs="Times New Roman"/>
+        </w:rPr>
+        <w:t>dataset</w:t>
+      </w:r>
+      <w:proofErr w:type="spellEnd"/>
+      <w:r>
+        <w:rPr>
+          <w:rFonts w:ascii="Times New Roman" w:eastAsia="Times New Roman" w:hAnsi="Times New Roman" w:cs="Times New Roman"/>
+        </w:rPr>
+        <w:t xml:space="preserve"> geométrico que supere los 1500 nodos (simulando una arquitectura de múltiples partidas concurrentes).</w:t>
+      </w:r>
+    </w:p>
+    <w:p>
+      <w:pPr>
+        <w:pStyle w:val="ListParagraph"/>
+        <w:numPr>
+          <w:ilvl w:val="0"/>
+          <w:numId w:val="23"/>
+        </w:numPr>
+        <w:jc w:val="both"/>
+        <w:rPr>
+          <w:rFonts w:ascii="Times New Roman" w:eastAsia="Times New Roman" w:hAnsi="Times New Roman" w:cs="Times New Roman"/>
+        </w:rPr>
+      </w:pPr>
+      <w:r>
+        <w:rPr>
+          <w:rFonts w:ascii="Times New Roman" w:eastAsia="Times New Roman" w:hAnsi="Times New Roman" w:cs="Times New Roman"/>
+        </w:rPr>
+        <w:t>Establecer la base estructural para aplicar algoritmos de búsqueda con retroceso (</w:t>
+      </w:r>
+      <w:proofErr w:type="spellStart"/>
+      <w:r>
+        <w:rPr>
+          <w:rFonts w:ascii="Times New Roman" w:eastAsia="Times New Roman" w:hAnsi="Times New Roman" w:cs="Times New Roman"/>
+        </w:rPr>
+        <w:t>Backtracking</w:t>
+      </w:r>
+      <w:proofErr w:type="spellEnd"/>
+      <w:r>
+        <w:rPr>
+          <w:rFonts w:ascii="Times New Roman" w:eastAsia="Times New Roman" w:hAnsi="Times New Roman" w:cs="Times New Roman"/>
+        </w:rPr>
+        <w:t>) que garanticen una solución óptima en fracciones de segundo.</w:t>
+      </w:r>
+    </w:p>
+    <w:p>
+      <w:pPr>
         <w:pStyle w:val="Heading3"/>
         <w:numPr>
           <w:ilvl w:val="0"/>
@@ -1889,7 +1966,15 @@
           <w:rFonts w:ascii="Times New Roman" w:hAnsi="Times New Roman" w:cs="Times New Roman"/>
           <w:lang w:val="es-PE"/>
         </w:rPr>
-        <w:t xml:space="preserve"> de 3x3) y traducirlas a un modelo de relaciones topológicas puramente matemáticas. Al deshacernos del concepto visual del tablero y convertirlo en un mapa de restricciones algorítmicas, podemos aplicar búsquedas profundas que evitan calcular movimientos ilegales.</w:t>
+        <w:t xml:space="preserve"> de 3x3) y traducirlas a un modelo de relaciones topológicas puramente matemáticas. Al deshacernos del concepto visual del </w:t>
+      </w:r>
+      <w:r>
+        <w:rPr>
+          <w:rFonts w:ascii="Times New Roman" w:hAnsi="Times New Roman" w:cs="Times New Roman"/>
+          <w:lang w:val="es-PE"/>
+        </w:rPr>
+        <w:lastRenderedPageBreak/>
+        <w:t>tablero y convertirlo en un mapa de restricciones algorítmicas, podemos aplicar búsquedas profundas que evitan calcular movimientos ilegales.</w:t>
       </w:r>
     </w:p>
     <w:p>
@@ -1999,15 +2084,7 @@
           <w:rFonts w:ascii="Times New Roman" w:hAnsi="Times New Roman" w:cs="Times New Roman"/>
           <w:lang w:val="es-PE"/>
         </w:rPr>
-        <w:t xml:space="preserve"> correspondientes a las celdas de las 20 instancias simultáneas (81 nodos por partida). Esto cumple de manera </w:t>
-      </w:r>
-      <w:r>
-        <w:rPr>
-          <w:rFonts w:ascii="Times New Roman" w:hAnsi="Times New Roman" w:cs="Times New Roman"/>
-          <w:lang w:val="es-PE"/>
-        </w:rPr>
-        <w:lastRenderedPageBreak/>
-        <w:t>irrefutable con el requisito del curso de superar los 1500 nodos. Cada registro almacena su identificación única y su coordenada matricial.</w:t>
+        <w:t xml:space="preserve"> correspondientes a las celdas de las 20 instancias simultáneas (81 nodos por partida). Esto cumple de manera irrefutable con el requisito del curso de superar los 1500 nodos. Cada registro almacena su identificación única y su coordenada matricial.</w:t>
       </w:r>
     </w:p>
     <w:p>
@@ -2196,6 +2273,7 @@
       <w:r>
         <w:rPr>
           <w:rFonts w:ascii="Times New Roman" w:hAnsi="Times New Roman" w:cs="Times New Roman"/>
+          <w:noProof/>
           <w:lang w:val="es-PE"/>
         </w:rPr>
         <w:lastRenderedPageBreak/>
@@ -2371,23 +2449,7 @@
           <w:b/>
           <w:lang w:val="es-PE"/>
         </w:rPr>
-        <w:t xml:space="preserve"> (Vuelta</w:t>
-      </w:r>
-      <w:r>
-        <w:rPr>
-          <w:rFonts w:ascii="Times New Roman" w:eastAsia="Segoe UI" w:hAnsi="Times New Roman" w:cs="Times New Roman"/>
-          <w:b/>
-          <w:lang w:val="es-PE"/>
-        </w:rPr>
-        <w:t xml:space="preserve"> </w:t>
-      </w:r>
-      <w:r>
-        <w:rPr>
-          <w:rFonts w:ascii="Times New Roman" w:eastAsia="Segoe UI" w:hAnsi="Times New Roman" w:cs="Times New Roman"/>
-          <w:b/>
-          <w:lang w:val="es-PE"/>
-        </w:rPr>
-        <w:t>Atrás)</w:t>
+        <w:t xml:space="preserve"> (Vuelta Atrás)</w:t>
       </w:r>
       <w:r>
         <w:rPr>
@@ -3051,6 +3113,119 @@
 <file path=word/numbering.xml><?xml version="1.0" encoding="utf-8"?>
 <w:numbering xmlns:wpc="http://schemas.microsoft.com/office/word/2010/wordprocessingCanvas" xmlns:cx="http://schemas.microsoft.com/office/drawing/2014/chartex" xmlns:cx1="http://schemas.microsoft.com/office/drawing/2015/9/8/chartex" xmlns:cx2="http://schemas.microsoft.com/office/drawing/2015/10/21/chartex" xmlns:cx3="http://schemas.microsoft.com/office/drawing/2016/5/9/chartex" xmlns:cx4="http://schemas.microsoft.com/office/drawing/2016/5/10/chartex" xmlns:cx5="http://schemas.microsoft.com/office/drawing/2016/5/11/chartex" xmlns:cx6="http://schemas.microsoft.com/office/drawing/2016/5/12/chartex" xmlns:cx7="http://schemas.microsoft.com/office/drawing/2016/5/13/chartex" xmlns:cx8="http://schemas.microsoft.com/office/drawing/2016/5/14/chartex" xmlns:mc="http://schemas.openxmlformats.org/markup-compatibility/2006" xmlns:aink="http://schemas.microsoft.com/office/drawing/2016/ink" xmlns:am3d="http://schemas.microsoft.com/office/drawing/2017/model3d" xmlns:o="urn:schemas-microsoft-com:office:office" xmlns:oel="http://schemas.microsoft.com/office/2019/extlst" xmlns:r="http://schemas.openxmlformats.org/officeDocument/2006/relationships" xmlns:m="http://schemas.openxmlformats.org/officeDocument/2006/math" xmlns:v="urn:schemas-microsoft-com:vml" xmlns:wp14="http://schemas.microsoft.com/office/word/2010/wordprocessingDrawing" xmlns:wp="http://schemas.openxmlformats.org/drawingml/2006/wordprocessingDrawing" xmlns:w10="urn:schemas-microsoft-com:office:word" xmlns:w="http://schemas.openxmlformats.org/wordprocessingml/2006/main" xmlns:w14="http://schemas.microsoft.com/office/word/2010/wordml" xmlns:w15="http://schemas.microsoft.com/office/word/2012/wordml" xmlns:w16cex="http://schemas.microsoft.com/office/word/2018/wordml/cex" xmlns:w16cid="http://schemas.microsoft.com/office/word/2016/wordml/cid" xmlns:w16="http://schemas.microsoft.com/office/word/2018/wordml" xmlns:w16du="http://schemas.microsoft.com/office/word/2023/wordml/word16du" xmlns:w16sdtdh="http://schemas.microsoft.com/office/word/2020/wordml/sdtdatahash" xmlns:w16sdtfl="http://schemas.microsoft.com/office/word/2024/wordml/sdtformatlock" xmlns:w16se="http://schemas.microsoft.com/office/word/2015/wordml/symex" xmlns:wpg="http://schemas.microsoft.com/office/word/2010/wordprocessingGroup" xmlns:wpi="http://schemas.microsoft.com/office/word/2010/wordprocessingInk" xmlns:wne="http://schemas.microsoft.com/office/word/2006/wordml" xmlns:wps="http://schemas.microsoft.com/office/word/2010/wordprocessingShape" mc:Ignorable="w14 w15 w16se w16cid w16 w16cex w16sdtdh w16sdtfl w16du wp14">
   <w:abstractNum w:abstractNumId="0" w15:restartNumberingAfterBreak="0">
+    <w:nsid w:val="02C8730D"/>
+    <w:multiLevelType w:val="hybridMultilevel"/>
+    <w:tmpl w:val="F5E60EF0"/>
+    <w:lvl w:ilvl="0" w:tplc="04090001">
+      <w:start w:val="1"/>
+      <w:numFmt w:val="bullet"/>
+      <w:lvlText w:val=""/>
+      <w:lvlJc w:val="left"/>
+      <w:pPr>
+        <w:ind w:left="720" w:hanging="360"/>
+      </w:pPr>
+      <w:rPr>
+        <w:rFonts w:ascii="Symbol" w:hAnsi="Symbol" w:hint="default"/>
+      </w:rPr>
+    </w:lvl>
+    <w:lvl w:ilvl="1" w:tplc="04090003" w:tentative="1">
+      <w:start w:val="1"/>
+      <w:numFmt w:val="bullet"/>
+      <w:lvlText w:val="o"/>
+      <w:lvlJc w:val="left"/>
+      <w:pPr>
+        <w:ind w:left="1440" w:hanging="360"/>
+      </w:pPr>
+      <w:rPr>
+        <w:rFonts w:ascii="Courier New" w:hAnsi="Courier New" w:cs="Courier New" w:hint="default"/>
+      </w:rPr>
+    </w:lvl>
+    <w:lvl w:ilvl="2" w:tplc="04090005" w:tentative="1">
+      <w:start w:val="1"/>
+      <w:numFmt w:val="bullet"/>
+      <w:lvlText w:val=""/>
+      <w:lvlJc w:val="left"/>
+      <w:pPr>
+        <w:ind w:left="2160" w:hanging="360"/>
+      </w:pPr>
+      <w:rPr>
+        <w:rFonts w:ascii="Wingdings" w:hAnsi="Wingdings" w:hint="default"/>
+      </w:rPr>
+    </w:lvl>
+    <w:lvl w:ilvl="3" w:tplc="04090001" w:tentative="1">
+      <w:start w:val="1"/>
+      <w:numFmt w:val="bullet"/>
+      <w:lvlText w:val=""/>
+      <w:lvlJc w:val="left"/>
+      <w:pPr>
+        <w:ind w:left="2880" w:hanging="360"/>
+      </w:pPr>
+      <w:rPr>
+        <w:rFonts w:ascii="Symbol" w:hAnsi="Symbol" w:hint="default"/>
+      </w:rPr>
+    </w:lvl>
+    <w:lvl w:ilvl="4" w:tplc="04090003" w:tentative="1">
+      <w:start w:val="1"/>
+      <w:numFmt w:val="bullet"/>
+      <w:lvlText w:val="o"/>
+      <w:lvlJc w:val="left"/>
+      <w:pPr>
+        <w:ind w:left="3600" w:hanging="360"/>
+      </w:pPr>
+      <w:rPr>
+        <w:rFonts w:ascii="Courier New" w:hAnsi="Courier New" w:cs="Courier New" w:hint="default"/>
+      </w:rPr>
+    </w:lvl>
+    <w:lvl w:ilvl="5" w:tplc="04090005" w:tentative="1">
+      <w:start w:val="1"/>
+      <w:numFmt w:val="bullet"/>
+      <w:lvlText w:val=""/>
+      <w:lvlJc w:val="left"/>
+      <w:pPr>
+        <w:ind w:left="4320" w:hanging="360"/>
+      </w:pPr>
+      <w:rPr>
+        <w:rFonts w:ascii="Wingdings" w:hAnsi="Wingdings" w:hint="default"/>
+      </w:rPr>
+    </w:lvl>
+    <w:lvl w:ilvl="6" w:tplc="04090001" w:tentative="1">
+      <w:start w:val="1"/>
+      <w:numFmt w:val="bullet"/>
+      <w:lvlText w:val=""/>
+      <w:lvlJc w:val="left"/>
+      <w:pPr>
+        <w:ind w:left="5040" w:hanging="360"/>
+      </w:pPr>
+      <w:rPr>
+        <w:rFonts w:ascii="Symbol" w:hAnsi="Symbol" w:hint="default"/>
+      </w:rPr>
+    </w:lvl>
+    <w:lvl w:ilvl="7" w:tplc="04090003" w:tentative="1">
+      <w:start w:val="1"/>
+      <w:numFmt w:val="bullet"/>
+      <w:lvlText w:val="o"/>
+      <w:lvlJc w:val="left"/>
+      <w:pPr>
+        <w:ind w:left="5760" w:hanging="360"/>
+      </w:pPr>
+      <w:rPr>
+        <w:rFonts w:ascii="Courier New" w:hAnsi="Courier New" w:cs="Courier New" w:hint="default"/>
+      </w:rPr>
+    </w:lvl>
+    <w:lvl w:ilvl="8" w:tplc="04090005" w:tentative="1">
+      <w:start w:val="1"/>
+      <w:numFmt w:val="bullet"/>
+      <w:lvlText w:val=""/>
+      <w:lvlJc w:val="left"/>
+      <w:pPr>
+        <w:ind w:left="6480" w:hanging="360"/>
+      </w:pPr>
+      <w:rPr>
+        <w:rFonts w:ascii="Wingdings" w:hAnsi="Wingdings" w:hint="default"/>
+      </w:rPr>
+    </w:lvl>
+  </w:abstractNum>
+  <w:abstractNum w:abstractNumId="1" w15:restartNumberingAfterBreak="0">
     <w:nsid w:val="0737005F"/>
     <w:multiLevelType w:val="multilevel"/>
     <w:tmpl w:val="B1E886FE"/>
@@ -3163,7 +3338,7 @@
       </w:rPr>
     </w:lvl>
   </w:abstractNum>
-  <w:abstractNum w:abstractNumId="1" w15:restartNumberingAfterBreak="0">
+  <w:abstractNum w:abstractNumId="2" w15:restartNumberingAfterBreak="0">
     <w:nsid w:val="0C140700"/>
     <w:multiLevelType w:val="multilevel"/>
     <w:tmpl w:val="8878FBCC"/>
@@ -3276,7 +3451,7 @@
       </w:rPr>
     </w:lvl>
   </w:abstractNum>
-  <w:abstractNum w:abstractNumId="2" w15:restartNumberingAfterBreak="0">
+  <w:abstractNum w:abstractNumId="3" w15:restartNumberingAfterBreak="0">
     <w:nsid w:val="17541F9A"/>
     <w:multiLevelType w:val="multilevel"/>
     <w:tmpl w:val="0EF2BCDA"/>
@@ -3394,7 +3569,7 @@
       </w:rPr>
     </w:lvl>
   </w:abstractNum>
-  <w:abstractNum w:abstractNumId="3" w15:restartNumberingAfterBreak="0">
+  <w:abstractNum w:abstractNumId="4" w15:restartNumberingAfterBreak="0">
     <w:nsid w:val="18702E26"/>
     <w:multiLevelType w:val="hybridMultilevel"/>
     <w:tmpl w:val="393AD2DE"/>
@@ -3507,7 +3682,7 @@
       </w:rPr>
     </w:lvl>
   </w:abstractNum>
-  <w:abstractNum w:abstractNumId="4" w15:restartNumberingAfterBreak="0">
+  <w:abstractNum w:abstractNumId="5" w15:restartNumberingAfterBreak="0">
     <w:nsid w:val="28476240"/>
     <w:multiLevelType w:val="hybridMultilevel"/>
     <w:tmpl w:val="DDEE90C0"/>
@@ -3719,7 +3894,7 @@
       </w:rPr>
     </w:lvl>
   </w:abstractNum>
-  <w:abstractNum w:abstractNumId="5" w15:restartNumberingAfterBreak="0">
+  <w:abstractNum w:abstractNumId="6" w15:restartNumberingAfterBreak="0">
     <w:nsid w:val="2B325301"/>
     <w:multiLevelType w:val="multilevel"/>
     <w:tmpl w:val="2A9299D2"/>
@@ -3832,7 +4007,7 @@
       </w:rPr>
     </w:lvl>
   </w:abstractNum>
-  <w:abstractNum w:abstractNumId="6" w15:restartNumberingAfterBreak="0">
+  <w:abstractNum w:abstractNumId="7" w15:restartNumberingAfterBreak="0">
     <w:nsid w:val="2B714112"/>
     <w:multiLevelType w:val="multilevel"/>
     <w:tmpl w:val="0B46D42E"/>
@@ -3945,7 +4120,7 @@
       </w:rPr>
     </w:lvl>
   </w:abstractNum>
-  <w:abstractNum w:abstractNumId="7" w15:restartNumberingAfterBreak="0">
+  <w:abstractNum w:abstractNumId="8" w15:restartNumberingAfterBreak="0">
     <w:nsid w:val="333D56BF"/>
     <w:multiLevelType w:val="hybridMultilevel"/>
     <w:tmpl w:val="378C8304"/>
@@ -4058,7 +4233,7 @@
       </w:rPr>
     </w:lvl>
   </w:abstractNum>
-  <w:abstractNum w:abstractNumId="8" w15:restartNumberingAfterBreak="0">
+  <w:abstractNum w:abstractNumId="9" w15:restartNumberingAfterBreak="0">
     <w:nsid w:val="338119F1"/>
     <w:multiLevelType w:val="multilevel"/>
     <w:tmpl w:val="C0E23EDA"/>
@@ -4171,7 +4346,7 @@
       </w:rPr>
     </w:lvl>
   </w:abstractNum>
-  <w:abstractNum w:abstractNumId="9" w15:restartNumberingAfterBreak="0">
+  <w:abstractNum w:abstractNumId="10" w15:restartNumberingAfterBreak="0">
     <w:nsid w:val="36853F3A"/>
     <w:multiLevelType w:val="multilevel"/>
     <w:tmpl w:val="BC86F5B6"/>
@@ -4284,7 +4459,7 @@
       </w:rPr>
     </w:lvl>
   </w:abstractNum>
-  <w:abstractNum w:abstractNumId="10" w15:restartNumberingAfterBreak="0">
+  <w:abstractNum w:abstractNumId="11" w15:restartNumberingAfterBreak="0">
     <w:nsid w:val="39025084"/>
     <w:multiLevelType w:val="multilevel"/>
     <w:tmpl w:val="329AC708"/>
@@ -4401,7 +4576,7 @@
       </w:rPr>
     </w:lvl>
   </w:abstractNum>
-  <w:abstractNum w:abstractNumId="11" w15:restartNumberingAfterBreak="0">
+  <w:abstractNum w:abstractNumId="12" w15:restartNumberingAfterBreak="0">
     <w:nsid w:val="3AD11937"/>
     <w:multiLevelType w:val="multilevel"/>
     <w:tmpl w:val="FA88B96E"/>
@@ -4514,7 +4689,7 @@
       </w:rPr>
     </w:lvl>
   </w:abstractNum>
-  <w:abstractNum w:abstractNumId="12" w15:restartNumberingAfterBreak="0">
+  <w:abstractNum w:abstractNumId="13" w15:restartNumberingAfterBreak="0">
     <w:nsid w:val="3C8E51C9"/>
     <w:multiLevelType w:val="multilevel"/>
     <w:tmpl w:val="CBDC4D6A"/>
@@ -4635,7 +4810,7 @@
       </w:rPr>
     </w:lvl>
   </w:abstractNum>
-  <w:abstractNum w:abstractNumId="13" w15:restartNumberingAfterBreak="0">
+  <w:abstractNum w:abstractNumId="14" w15:restartNumberingAfterBreak="0">
     <w:nsid w:val="4E820969"/>
     <w:multiLevelType w:val="multilevel"/>
     <w:tmpl w:val="423A1E0C"/>
@@ -4748,7 +4923,7 @@
       </w:rPr>
     </w:lvl>
   </w:abstractNum>
-  <w:abstractNum w:abstractNumId="14" w15:restartNumberingAfterBreak="0">
+  <w:abstractNum w:abstractNumId="15" w15:restartNumberingAfterBreak="0">
     <w:nsid w:val="53C751E3"/>
     <w:multiLevelType w:val="multilevel"/>
     <w:tmpl w:val="8B04C10C"/>
@@ -4861,7 +5036,7 @@
       </w:rPr>
     </w:lvl>
   </w:abstractNum>
-  <w:abstractNum w:abstractNumId="15" w15:restartNumberingAfterBreak="0">
+  <w:abstractNum w:abstractNumId="16" w15:restartNumberingAfterBreak="0">
     <w:nsid w:val="5716413B"/>
     <w:multiLevelType w:val="hybridMultilevel"/>
     <w:tmpl w:val="49084B52"/>
@@ -4974,7 +5149,7 @@
       </w:rPr>
     </w:lvl>
   </w:abstractNum>
-  <w:abstractNum w:abstractNumId="16" w15:restartNumberingAfterBreak="0">
+  <w:abstractNum w:abstractNumId="17" w15:restartNumberingAfterBreak="0">
     <w:nsid w:val="581445F9"/>
     <w:multiLevelType w:val="hybridMultilevel"/>
     <w:tmpl w:val="6F3CE80A"/>
@@ -5186,7 +5361,7 @@
       </w:rPr>
     </w:lvl>
   </w:abstractNum>
-  <w:abstractNum w:abstractNumId="17" w15:restartNumberingAfterBreak="0">
+  <w:abstractNum w:abstractNumId="18" w15:restartNumberingAfterBreak="0">
     <w:nsid w:val="5A7A4124"/>
     <w:multiLevelType w:val="hybridMultilevel"/>
     <w:tmpl w:val="7D2473DA"/>
@@ -5299,7 +5474,7 @@
       </w:rPr>
     </w:lvl>
   </w:abstractNum>
-  <w:abstractNum w:abstractNumId="18" w15:restartNumberingAfterBreak="0">
+  <w:abstractNum w:abstractNumId="19" w15:restartNumberingAfterBreak="0">
     <w:nsid w:val="630201A8"/>
     <w:multiLevelType w:val="multilevel"/>
     <w:tmpl w:val="84EE2190"/>
@@ -5412,7 +5587,7 @@
       </w:rPr>
     </w:lvl>
   </w:abstractNum>
-  <w:abstractNum w:abstractNumId="19" w15:restartNumberingAfterBreak="0">
+  <w:abstractNum w:abstractNumId="20" w15:restartNumberingAfterBreak="0">
     <w:nsid w:val="68A30390"/>
     <w:multiLevelType w:val="hybridMultilevel"/>
     <w:tmpl w:val="5106AE9A"/>
@@ -5501,7 +5676,7 @@
       </w:pPr>
     </w:lvl>
   </w:abstractNum>
-  <w:abstractNum w:abstractNumId="20" w15:restartNumberingAfterBreak="0">
+  <w:abstractNum w:abstractNumId="21" w15:restartNumberingAfterBreak="0">
     <w:nsid w:val="6EC972BA"/>
     <w:multiLevelType w:val="multilevel"/>
     <w:tmpl w:val="43242AB6"/>
@@ -5614,7 +5789,7 @@
       </w:rPr>
     </w:lvl>
   </w:abstractNum>
-  <w:abstractNum w:abstractNumId="21" w15:restartNumberingAfterBreak="0">
+  <w:abstractNum w:abstractNumId="22" w15:restartNumberingAfterBreak="0">
     <w:nsid w:val="70EF4BC9"/>
     <w:multiLevelType w:val="hybridMultilevel"/>
     <w:tmpl w:val="68A620BE"/>
@@ -5728,70 +5903,73 @@
     </w:lvl>
   </w:abstractNum>
   <w:num w:numId="1" w16cid:durableId="1798599199">
+    <w:abstractNumId w:val="9"/>
+  </w:num>
+  <w:num w:numId="2" w16cid:durableId="222301535">
+    <w:abstractNumId w:val="14"/>
+  </w:num>
+  <w:num w:numId="3" w16cid:durableId="1746368024">
+    <w:abstractNumId w:val="10"/>
+  </w:num>
+  <w:num w:numId="4" w16cid:durableId="53234700">
+    <w:abstractNumId w:val="12"/>
+  </w:num>
+  <w:num w:numId="5" w16cid:durableId="1110395120">
+    <w:abstractNumId w:val="2"/>
+  </w:num>
+  <w:num w:numId="6" w16cid:durableId="2086339162">
+    <w:abstractNumId w:val="15"/>
+  </w:num>
+  <w:num w:numId="7" w16cid:durableId="1847086496">
+    <w:abstractNumId w:val="7"/>
+  </w:num>
+  <w:num w:numId="8" w16cid:durableId="20325769">
+    <w:abstractNumId w:val="11"/>
+  </w:num>
+  <w:num w:numId="9" w16cid:durableId="473375184">
+    <w:abstractNumId w:val="21"/>
+  </w:num>
+  <w:num w:numId="10" w16cid:durableId="1610699387">
+    <w:abstractNumId w:val="19"/>
+  </w:num>
+  <w:num w:numId="11" w16cid:durableId="1949578253">
+    <w:abstractNumId w:val="6"/>
+  </w:num>
+  <w:num w:numId="12" w16cid:durableId="829175418">
+    <w:abstractNumId w:val="1"/>
+  </w:num>
+  <w:num w:numId="13" w16cid:durableId="200173888">
+    <w:abstractNumId w:val="3"/>
+  </w:num>
+  <w:num w:numId="14" w16cid:durableId="635915411">
+    <w:abstractNumId w:val="22"/>
+  </w:num>
+  <w:num w:numId="15" w16cid:durableId="697119817">
+    <w:abstractNumId w:val="4"/>
+  </w:num>
+  <w:num w:numId="16" w16cid:durableId="1633092264">
+    <w:abstractNumId w:val="13"/>
+  </w:num>
+  <w:num w:numId="17" w16cid:durableId="572930163">
+    <w:abstractNumId w:val="18"/>
+  </w:num>
+  <w:num w:numId="18" w16cid:durableId="115762571">
+    <w:abstractNumId w:val="16"/>
+  </w:num>
+  <w:num w:numId="19" w16cid:durableId="872883829">
+    <w:abstractNumId w:val="17"/>
+  </w:num>
+  <w:num w:numId="20" w16cid:durableId="1232499413">
     <w:abstractNumId w:val="8"/>
   </w:num>
-  <w:num w:numId="2" w16cid:durableId="222301535">
-    <w:abstractNumId w:val="13"/>
+  <w:num w:numId="21" w16cid:durableId="1551651441">
+    <w:abstractNumId w:val="5"/>
   </w:num>
-  <w:num w:numId="3" w16cid:durableId="1746368024">
-    <w:abstractNumId w:val="9"/>
-  </w:num>
-  <w:num w:numId="4" w16cid:durableId="53234700">
-    <w:abstractNumId w:val="11"/>
-  </w:num>
-  <w:num w:numId="5" w16cid:durableId="1110395120">
-    <w:abstractNumId w:val="1"/>
-  </w:num>
-  <w:num w:numId="6" w16cid:durableId="2086339162">
-    <w:abstractNumId w:val="14"/>
-  </w:num>
-  <w:num w:numId="7" w16cid:durableId="1847086496">
-    <w:abstractNumId w:val="6"/>
-  </w:num>
-  <w:num w:numId="8" w16cid:durableId="20325769">
-    <w:abstractNumId w:val="10"/>
-  </w:num>
-  <w:num w:numId="9" w16cid:durableId="473375184">
+  <w:num w:numId="22" w16cid:durableId="495460898">
     <w:abstractNumId w:val="20"/>
   </w:num>
-  <w:num w:numId="10" w16cid:durableId="1610699387">
-    <w:abstractNumId w:val="18"/>
-  </w:num>
-  <w:num w:numId="11" w16cid:durableId="1949578253">
-    <w:abstractNumId w:val="5"/>
-  </w:num>
-  <w:num w:numId="12" w16cid:durableId="829175418">
+  <w:num w:numId="23" w16cid:durableId="1627276939">
     <w:abstractNumId w:val="0"/>
-  </w:num>
-  <w:num w:numId="13" w16cid:durableId="200173888">
-    <w:abstractNumId w:val="2"/>
-  </w:num>
-  <w:num w:numId="14" w16cid:durableId="635915411">
-    <w:abstractNumId w:val="21"/>
-  </w:num>
-  <w:num w:numId="15" w16cid:durableId="697119817">
-    <w:abstractNumId w:val="3"/>
-  </w:num>
-  <w:num w:numId="16" w16cid:durableId="1633092264">
-    <w:abstractNumId w:val="12"/>
-  </w:num>
-  <w:num w:numId="17" w16cid:durableId="572930163">
-    <w:abstractNumId w:val="17"/>
-  </w:num>
-  <w:num w:numId="18" w16cid:durableId="115762571">
-    <w:abstractNumId w:val="15"/>
-  </w:num>
-  <w:num w:numId="19" w16cid:durableId="872883829">
-    <w:abstractNumId w:val="16"/>
-  </w:num>
-  <w:num w:numId="20" w16cid:durableId="1232499413">
-    <w:abstractNumId w:val="7"/>
-  </w:num>
-  <w:num w:numId="21" w16cid:durableId="1551651441">
-    <w:abstractNumId w:val="4"/>
-  </w:num>
-  <w:num w:numId="22" w16cid:durableId="495460898">
-    <w:abstractNumId w:val="19"/>
   </w:num>
 </w:numbering>
 </file>
